--- a/Fleet Control Design Document.docx
+++ b/Fleet Control Design Document.docx
@@ -572,12 +572,6 @@
         <w:gridCol w:w="2071"/>
       </w:tblGrid>
       <w:tr>
-        <w:tblPrEx>
-          <w:tblCellMar>
-            <w:top w:w="0" w:type="dxa"/>
-            <w:bottom w:w="0" w:type="dxa"/>
-          </w:tblCellMar>
-        </w:tblPrEx>
         <w:trPr>
           <w:cantSplit/>
         </w:trPr>
@@ -622,12 +616,6 @@
         </w:tc>
       </w:tr>
       <w:tr>
-        <w:tblPrEx>
-          <w:tblCellMar>
-            <w:top w:w="0" w:type="dxa"/>
-            <w:bottom w:w="0" w:type="dxa"/>
-          </w:tblCellMar>
-        </w:tblPrEx>
         <w:trPr>
           <w:cantSplit/>
         </w:trPr>
@@ -735,12 +723,6 @@
         </w:tc>
       </w:tr>
       <w:tr>
-        <w:tblPrEx>
-          <w:tblCellMar>
-            <w:top w:w="0" w:type="dxa"/>
-            <w:bottom w:w="0" w:type="dxa"/>
-          </w:tblCellMar>
-        </w:tblPrEx>
         <w:trPr>
           <w:cantSplit/>
           <w:trHeight w:val="360"/>
@@ -836,12 +818,6 @@
         <w:gridCol w:w="2071"/>
       </w:tblGrid>
       <w:tr>
-        <w:tblPrEx>
-          <w:tblCellMar>
-            <w:top w:w="0" w:type="dxa"/>
-            <w:bottom w:w="0" w:type="dxa"/>
-          </w:tblCellMar>
-        </w:tblPrEx>
         <w:trPr>
           <w:cantSplit/>
         </w:trPr>
@@ -886,12 +862,6 @@
         </w:tc>
       </w:tr>
       <w:tr>
-        <w:tblPrEx>
-          <w:tblCellMar>
-            <w:top w:w="0" w:type="dxa"/>
-            <w:bottom w:w="0" w:type="dxa"/>
-          </w:tblCellMar>
-        </w:tblPrEx>
         <w:trPr>
           <w:cantSplit/>
         </w:trPr>
@@ -999,12 +969,6 @@
         </w:tc>
       </w:tr>
       <w:tr>
-        <w:tblPrEx>
-          <w:tblCellMar>
-            <w:top w:w="0" w:type="dxa"/>
-            <w:bottom w:w="0" w:type="dxa"/>
-          </w:tblCellMar>
-        </w:tblPrEx>
         <w:trPr>
           <w:cantSplit/>
           <w:trHeight w:val="360"/>
@@ -1100,12 +1064,6 @@
         <w:gridCol w:w="2071"/>
       </w:tblGrid>
       <w:tr>
-        <w:tblPrEx>
-          <w:tblCellMar>
-            <w:top w:w="0" w:type="dxa"/>
-            <w:bottom w:w="0" w:type="dxa"/>
-          </w:tblCellMar>
-        </w:tblPrEx>
         <w:trPr>
           <w:cantSplit/>
         </w:trPr>
@@ -1150,12 +1108,6 @@
         </w:tc>
       </w:tr>
       <w:tr>
-        <w:tblPrEx>
-          <w:tblCellMar>
-            <w:top w:w="0" w:type="dxa"/>
-            <w:bottom w:w="0" w:type="dxa"/>
-          </w:tblCellMar>
-        </w:tblPrEx>
         <w:trPr>
           <w:cantSplit/>
         </w:trPr>
@@ -1263,12 +1215,6 @@
         </w:tc>
       </w:tr>
       <w:tr>
-        <w:tblPrEx>
-          <w:tblCellMar>
-            <w:top w:w="0" w:type="dxa"/>
-            <w:bottom w:w="0" w:type="dxa"/>
-          </w:tblCellMar>
-        </w:tblPrEx>
         <w:trPr>
           <w:cantSplit/>
           <w:trHeight w:val="360"/>
@@ -1364,12 +1310,6 @@
         <w:gridCol w:w="2071"/>
       </w:tblGrid>
       <w:tr>
-        <w:tblPrEx>
-          <w:tblCellMar>
-            <w:top w:w="0" w:type="dxa"/>
-            <w:bottom w:w="0" w:type="dxa"/>
-          </w:tblCellMar>
-        </w:tblPrEx>
         <w:trPr>
           <w:cantSplit/>
         </w:trPr>
@@ -1415,12 +1355,6 @@
         </w:tc>
       </w:tr>
       <w:tr>
-        <w:tblPrEx>
-          <w:tblCellMar>
-            <w:top w:w="0" w:type="dxa"/>
-            <w:bottom w:w="0" w:type="dxa"/>
-          </w:tblCellMar>
-        </w:tblPrEx>
         <w:trPr>
           <w:cantSplit/>
         </w:trPr>
@@ -1529,12 +1463,6 @@
         </w:tc>
       </w:tr>
       <w:tr>
-        <w:tblPrEx>
-          <w:tblCellMar>
-            <w:top w:w="0" w:type="dxa"/>
-            <w:bottom w:w="0" w:type="dxa"/>
-          </w:tblCellMar>
-        </w:tblPrEx>
         <w:trPr>
           <w:cantSplit/>
           <w:trHeight w:val="360"/>
@@ -1669,7 +1597,7 @@
       <w:r>
         <w:fldChar w:fldCharType="separate"/>
       </w:r>
-      <w:hyperlink r:id="rId15" w:history="1">
+      <w:hyperlink w:anchor="_3l18frh" w:history="1">
         <w:r>
           <w:rPr>
             <w:b/>
@@ -1679,7 +1607,7 @@
           <w:t>1</w:t>
         </w:r>
       </w:hyperlink>
-      <w:hyperlink r:id="rId16" w:history="1">
+      <w:hyperlink w:anchor="_3l18frh" w:history="1">
         <w:r>
           <w:rPr>
             <w:rFonts w:ascii="Times New Roman" w:eastAsia="Times New Roman" w:hAnsi="Times New Roman" w:cs="Times New Roman"/>
@@ -1719,7 +1647,7 @@
         <w:spacing w:after="60"/>
         <w:ind w:left="144"/>
       </w:pPr>
-      <w:hyperlink r:id="rId17" w:history="1">
+      <w:hyperlink w:anchor="_206ipza" w:history="1">
         <w:r>
           <w:rPr>
             <w:smallCaps/>
@@ -1728,7 +1656,7 @@
           <w:t>1.1</w:t>
         </w:r>
       </w:hyperlink>
-      <w:hyperlink r:id="rId18" w:history="1">
+      <w:hyperlink w:anchor="_206ipza" w:history="1">
         <w:r>
           <w:rPr>
             <w:rFonts w:ascii="Times New Roman" w:eastAsia="Times New Roman" w:hAnsi="Times New Roman" w:cs="Times New Roman"/>
@@ -1766,7 +1694,7 @@
         <w:spacing w:after="60"/>
         <w:ind w:left="144"/>
       </w:pPr>
-      <w:hyperlink r:id="rId19" w:history="1">
+      <w:hyperlink w:anchor="_4k668n3" w:history="1">
         <w:r>
           <w:rPr>
             <w:smallCaps/>
@@ -1775,7 +1703,7 @@
           <w:t>1.2</w:t>
         </w:r>
       </w:hyperlink>
-      <w:hyperlink r:id="rId20" w:history="1">
+      <w:hyperlink w:anchor="_4k668n3" w:history="1">
         <w:r>
           <w:rPr>
             <w:rFonts w:ascii="Times New Roman" w:eastAsia="Times New Roman" w:hAnsi="Times New Roman" w:cs="Times New Roman"/>
@@ -1813,7 +1741,7 @@
         <w:spacing w:after="60"/>
         <w:ind w:left="144"/>
       </w:pPr>
-      <w:hyperlink r:id="rId21" w:history="1">
+      <w:hyperlink w:anchor="_2zbgiuw" w:history="1">
         <w:r>
           <w:rPr>
             <w:smallCaps/>
@@ -1822,7 +1750,7 @@
           <w:t>1.3</w:t>
         </w:r>
       </w:hyperlink>
-      <w:hyperlink r:id="rId22" w:history="1">
+      <w:hyperlink w:anchor="_2zbgiuw" w:history="1">
         <w:r>
           <w:rPr>
             <w:rFonts w:ascii="Times New Roman" w:eastAsia="Times New Roman" w:hAnsi="Times New Roman" w:cs="Times New Roman"/>
@@ -1860,7 +1788,7 @@
         <w:spacing w:after="60"/>
         <w:ind w:left="144"/>
       </w:pPr>
-      <w:hyperlink r:id="rId23" w:history="1">
+      <w:hyperlink w:anchor="_1egqt2p" w:history="1">
         <w:r>
           <w:rPr>
             <w:smallCaps/>
@@ -1869,7 +1797,7 @@
           <w:t>1.4</w:t>
         </w:r>
       </w:hyperlink>
-      <w:hyperlink r:id="rId24" w:history="1">
+      <w:hyperlink w:anchor="_1egqt2p" w:history="1">
         <w:r>
           <w:rPr>
             <w:rFonts w:ascii="Times New Roman" w:eastAsia="Times New Roman" w:hAnsi="Times New Roman" w:cs="Times New Roman"/>
@@ -1907,7 +1835,7 @@
         <w:spacing w:after="60"/>
         <w:ind w:left="144"/>
       </w:pPr>
-      <w:hyperlink r:id="rId25" w:history="1">
+      <w:hyperlink w:anchor="_3ygebqi" w:history="1">
         <w:r>
           <w:rPr>
             <w:smallCaps/>
@@ -1916,7 +1844,7 @@
           <w:t>1.5</w:t>
         </w:r>
       </w:hyperlink>
-      <w:hyperlink r:id="rId26" w:history="1">
+      <w:hyperlink w:anchor="_3ygebqi" w:history="1">
         <w:r>
           <w:rPr>
             <w:rFonts w:ascii="Times New Roman" w:eastAsia="Times New Roman" w:hAnsi="Times New Roman" w:cs="Times New Roman"/>
@@ -1954,7 +1882,7 @@
         <w:spacing w:after="60"/>
         <w:ind w:left="144"/>
       </w:pPr>
-      <w:hyperlink r:id="rId27" w:history="1">
+      <w:hyperlink w:anchor="_2dlolyb" w:history="1">
         <w:r>
           <w:rPr>
             <w:smallCaps/>
@@ -1963,7 +1891,7 @@
           <w:t>1.6</w:t>
         </w:r>
       </w:hyperlink>
-      <w:hyperlink r:id="rId28" w:history="1">
+      <w:hyperlink w:anchor="_2dlolyb" w:history="1">
         <w:r>
           <w:rPr>
             <w:rFonts w:ascii="Times New Roman" w:eastAsia="Times New Roman" w:hAnsi="Times New Roman" w:cs="Times New Roman"/>
@@ -1997,7 +1925,7 @@
           <w:tab w:val="right" w:leader="dot" w:pos="9350"/>
         </w:tabs>
       </w:pPr>
-      <w:hyperlink r:id="rId29" w:history="1">
+      <w:hyperlink w:anchor="_sqyw64" w:history="1">
         <w:r>
           <w:rPr>
             <w:b/>
@@ -2007,7 +1935,7 @@
           <w:t>2</w:t>
         </w:r>
       </w:hyperlink>
-      <w:hyperlink r:id="rId30" w:history="1">
+      <w:hyperlink w:anchor="_sqyw64" w:history="1">
         <w:r>
           <w:rPr>
             <w:rFonts w:ascii="Times New Roman" w:eastAsia="Times New Roman" w:hAnsi="Times New Roman" w:cs="Times New Roman"/>
@@ -2047,7 +1975,7 @@
         <w:spacing w:after="60"/>
         <w:ind w:left="144"/>
       </w:pPr>
-      <w:hyperlink r:id="rId31" w:history="1">
+      <w:hyperlink w:anchor="_3cqmetx" w:history="1">
         <w:r>
           <w:rPr>
             <w:smallCaps/>
@@ -2056,7 +1984,7 @@
           <w:t>2.1</w:t>
         </w:r>
       </w:hyperlink>
-      <w:hyperlink r:id="rId32" w:history="1">
+      <w:hyperlink w:anchor="_3cqmetx" w:history="1">
         <w:r>
           <w:rPr>
             <w:rFonts w:ascii="Times New Roman" w:eastAsia="Times New Roman" w:hAnsi="Times New Roman" w:cs="Times New Roman"/>
@@ -2094,7 +2022,7 @@
         <w:spacing w:after="60"/>
         <w:ind w:left="144"/>
       </w:pPr>
-      <w:hyperlink r:id="rId33" w:history="1">
+      <w:hyperlink w:anchor="_1rvwp1q" w:history="1">
         <w:r>
           <w:rPr>
             <w:smallCaps/>
@@ -2103,7 +2031,7 @@
           <w:t>2.2</w:t>
         </w:r>
       </w:hyperlink>
-      <w:hyperlink r:id="rId34" w:history="1">
+      <w:hyperlink w:anchor="_1rvwp1q" w:history="1">
         <w:r>
           <w:rPr>
             <w:rFonts w:ascii="Times New Roman" w:eastAsia="Times New Roman" w:hAnsi="Times New Roman" w:cs="Times New Roman"/>
@@ -2141,7 +2069,7 @@
         <w:spacing w:after="60"/>
         <w:ind w:left="144"/>
       </w:pPr>
-      <w:hyperlink r:id="rId35" w:history="1">
+      <w:hyperlink w:anchor="_4bvk7pj" w:history="1">
         <w:r>
           <w:rPr>
             <w:smallCaps/>
@@ -2150,7 +2078,7 @@
           <w:t>2.3</w:t>
         </w:r>
       </w:hyperlink>
-      <w:hyperlink r:id="rId36" w:history="1">
+      <w:hyperlink w:anchor="_4bvk7pj" w:history="1">
         <w:r>
           <w:rPr>
             <w:rFonts w:ascii="Times New Roman" w:eastAsia="Times New Roman" w:hAnsi="Times New Roman" w:cs="Times New Roman"/>
@@ -2188,7 +2116,7 @@
         <w:spacing w:after="60"/>
         <w:ind w:left="144"/>
       </w:pPr>
-      <w:hyperlink r:id="rId37" w:history="1">
+      <w:hyperlink w:anchor="_2r0uhxc" w:history="1">
         <w:r>
           <w:rPr>
             <w:smallCaps/>
@@ -2197,7 +2125,7 @@
           <w:t>2.4</w:t>
         </w:r>
       </w:hyperlink>
-      <w:hyperlink r:id="rId38" w:history="1">
+      <w:hyperlink w:anchor="_2r0uhxc" w:history="1">
         <w:r>
           <w:rPr>
             <w:rFonts w:ascii="Times New Roman" w:eastAsia="Times New Roman" w:hAnsi="Times New Roman" w:cs="Times New Roman"/>
@@ -2235,7 +2163,7 @@
         <w:spacing w:after="60"/>
         <w:ind w:left="144"/>
       </w:pPr>
-      <w:hyperlink r:id="rId39" w:history="1">
+      <w:hyperlink w:anchor="_1664s55" w:history="1">
         <w:r>
           <w:rPr>
             <w:smallCaps/>
@@ -2244,7 +2172,7 @@
           <w:t>2.5</w:t>
         </w:r>
       </w:hyperlink>
-      <w:hyperlink r:id="rId40" w:history="1">
+      <w:hyperlink w:anchor="_1664s55" w:history="1">
         <w:r>
           <w:rPr>
             <w:rFonts w:ascii="Times New Roman" w:eastAsia="Times New Roman" w:hAnsi="Times New Roman" w:cs="Times New Roman"/>
@@ -2282,7 +2210,7 @@
         <w:spacing w:after="60"/>
         <w:ind w:left="144"/>
       </w:pPr>
-      <w:hyperlink r:id="rId41" w:history="1">
+      <w:hyperlink w:anchor="_3q5sasy" w:history="1">
         <w:r>
           <w:rPr>
             <w:smallCaps/>
@@ -2291,7 +2219,7 @@
           <w:t>2.6</w:t>
         </w:r>
       </w:hyperlink>
-      <w:hyperlink r:id="rId42" w:history="1">
+      <w:hyperlink w:anchor="_3q5sasy" w:history="1">
         <w:r>
           <w:rPr>
             <w:rFonts w:ascii="Times New Roman" w:eastAsia="Times New Roman" w:hAnsi="Times New Roman" w:cs="Times New Roman"/>
@@ -2329,7 +2257,7 @@
         <w:spacing w:after="60"/>
         <w:ind w:left="144"/>
       </w:pPr>
-      <w:hyperlink r:id="rId43" w:history="1">
+      <w:hyperlink w:anchor="_25b2l0r" w:history="1">
         <w:r>
           <w:rPr>
             <w:smallCaps/>
@@ -2338,7 +2266,7 @@
           <w:t>2.7</w:t>
         </w:r>
       </w:hyperlink>
-      <w:hyperlink r:id="rId44" w:history="1">
+      <w:hyperlink w:anchor="_25b2l0r" w:history="1">
         <w:r>
           <w:rPr>
             <w:rFonts w:ascii="Times New Roman" w:eastAsia="Times New Roman" w:hAnsi="Times New Roman" w:cs="Times New Roman"/>
@@ -2376,7 +2304,7 @@
         <w:spacing w:after="60"/>
         <w:ind w:left="144"/>
       </w:pPr>
-      <w:hyperlink r:id="rId45" w:history="1">
+      <w:hyperlink w:anchor="_kgcv8k" w:history="1">
         <w:r>
           <w:rPr>
             <w:smallCaps/>
@@ -2385,7 +2313,7 @@
           <w:t>2.8</w:t>
         </w:r>
       </w:hyperlink>
-      <w:hyperlink r:id="rId46" w:history="1">
+      <w:hyperlink w:anchor="_kgcv8k" w:history="1">
         <w:r>
           <w:rPr>
             <w:rFonts w:ascii="Times New Roman" w:eastAsia="Times New Roman" w:hAnsi="Times New Roman" w:cs="Times New Roman"/>
@@ -2423,7 +2351,7 @@
         <w:spacing w:before="60" w:after="60"/>
         <w:ind w:left="144"/>
       </w:pPr>
-      <w:hyperlink r:id="rId47" w:history="1">
+      <w:hyperlink w:anchor="_34g0dwd" w:history="1">
         <w:r>
           <w:rPr>
             <w:color w:val="000000"/>
@@ -2431,7 +2359,7 @@
           <w:t>2.8.1</w:t>
         </w:r>
       </w:hyperlink>
-      <w:hyperlink r:id="rId48" w:history="1">
+      <w:hyperlink w:anchor="_34g0dwd" w:history="1">
         <w:r>
           <w:rPr>
             <w:rFonts w:ascii="Times New Roman" w:eastAsia="Times New Roman" w:hAnsi="Times New Roman" w:cs="Times New Roman"/>
@@ -2467,7 +2395,7 @@
         <w:spacing w:before="60" w:after="60"/>
         <w:ind w:left="144"/>
       </w:pPr>
-      <w:hyperlink r:id="rId49" w:history="1">
+      <w:hyperlink w:anchor="_1jlao46" w:history="1">
         <w:r>
           <w:rPr>
             <w:color w:val="000000"/>
@@ -2475,7 +2403,7 @@
           <w:t>2.8.2</w:t>
         </w:r>
       </w:hyperlink>
-      <w:hyperlink r:id="rId50" w:history="1">
+      <w:hyperlink w:anchor="_1jlao46" w:history="1">
         <w:r>
           <w:rPr>
             <w:rFonts w:ascii="Times New Roman" w:eastAsia="Times New Roman" w:hAnsi="Times New Roman" w:cs="Times New Roman"/>
@@ -2507,7 +2435,7 @@
           <w:tab w:val="right" w:leader="dot" w:pos="9350"/>
         </w:tabs>
       </w:pPr>
-      <w:hyperlink r:id="rId51" w:history="1">
+      <w:hyperlink w:anchor="_43ky6rz" w:history="1">
         <w:r>
           <w:rPr>
             <w:b/>
@@ -2517,7 +2445,7 @@
           <w:t>3</w:t>
         </w:r>
       </w:hyperlink>
-      <w:hyperlink r:id="rId52" w:history="1">
+      <w:hyperlink w:anchor="_43ky6rz" w:history="1">
         <w:r>
           <w:rPr>
             <w:rFonts w:ascii="Times New Roman" w:eastAsia="Times New Roman" w:hAnsi="Times New Roman" w:cs="Times New Roman"/>
@@ -2557,7 +2485,7 @@
         <w:spacing w:after="60"/>
         <w:ind w:left="144"/>
       </w:pPr>
-      <w:hyperlink r:id="rId53" w:history="1">
+      <w:hyperlink w:anchor="_4i7ojhp" w:history="1">
         <w:r>
           <w:rPr>
             <w:smallCaps/>
@@ -2566,7 +2494,7 @@
           <w:t>3.1</w:t>
         </w:r>
       </w:hyperlink>
-      <w:hyperlink r:id="rId54" w:history="1">
+      <w:hyperlink w:anchor="_4i7ojhp" w:history="1">
         <w:r>
           <w:rPr>
             <w:rFonts w:ascii="Times New Roman" w:eastAsia="Times New Roman" w:hAnsi="Times New Roman" w:cs="Times New Roman"/>
@@ -2604,7 +2532,7 @@
         <w:spacing w:after="60"/>
         <w:ind w:left="144"/>
       </w:pPr>
-      <w:hyperlink r:id="rId55" w:history="1">
+      <w:hyperlink w:anchor="_2iq8gzs" w:history="1">
         <w:r>
           <w:rPr>
             <w:smallCaps/>
@@ -2613,7 +2541,7 @@
           <w:t>3.2</w:t>
         </w:r>
       </w:hyperlink>
-      <w:hyperlink r:id="rId56" w:history="1">
+      <w:hyperlink w:anchor="_2iq8gzs" w:history="1">
         <w:r>
           <w:rPr>
             <w:rFonts w:ascii="Times New Roman" w:eastAsia="Times New Roman" w:hAnsi="Times New Roman" w:cs="Times New Roman"/>
@@ -2651,7 +2579,7 @@
         <w:spacing w:after="60"/>
         <w:ind w:left="144"/>
       </w:pPr>
-      <w:hyperlink r:id="rId57" w:history="1">
+      <w:hyperlink w:anchor="_xvir7l" w:history="1">
         <w:r>
           <w:rPr>
             <w:smallCaps/>
@@ -2660,7 +2588,7 @@
           <w:t>3.3</w:t>
         </w:r>
       </w:hyperlink>
-      <w:hyperlink r:id="rId58" w:history="1">
+      <w:hyperlink w:anchor="_xvir7l" w:history="1">
         <w:r>
           <w:rPr>
             <w:rFonts w:ascii="Times New Roman" w:eastAsia="Times New Roman" w:hAnsi="Times New Roman" w:cs="Times New Roman"/>
@@ -2694,7 +2622,7 @@
           <w:tab w:val="right" w:leader="dot" w:pos="9350"/>
         </w:tabs>
       </w:pPr>
-      <w:hyperlink r:id="rId59" w:history="1">
+      <w:hyperlink w:anchor="_3hv69ve" w:history="1">
         <w:r>
           <w:rPr>
             <w:b/>
@@ -2704,7 +2632,7 @@
           <w:t>4</w:t>
         </w:r>
       </w:hyperlink>
-      <w:hyperlink r:id="rId60" w:history="1">
+      <w:hyperlink w:anchor="_3hv69ve" w:history="1">
         <w:r>
           <w:rPr>
             <w:rFonts w:ascii="Times New Roman" w:eastAsia="Times New Roman" w:hAnsi="Times New Roman" w:cs="Times New Roman"/>
@@ -2744,7 +2672,7 @@
         <w:spacing w:after="60"/>
         <w:ind w:left="144"/>
       </w:pPr>
-      <w:hyperlink r:id="rId61" w:history="1">
+      <w:hyperlink w:anchor="_2bn6wsx" w:history="1">
         <w:r>
           <w:rPr>
             <w:smallCaps/>
@@ -2753,7 +2681,7 @@
           <w:t>4.1</w:t>
         </w:r>
       </w:hyperlink>
-      <w:hyperlink r:id="rId62" w:history="1">
+      <w:hyperlink w:anchor="_2bn6wsx" w:history="1">
         <w:r>
           <w:rPr>
             <w:rFonts w:ascii="Times New Roman" w:eastAsia="Times New Roman" w:hAnsi="Times New Roman" w:cs="Times New Roman"/>
@@ -2791,7 +2719,7 @@
         <w:spacing w:after="60"/>
         <w:ind w:left="144"/>
       </w:pPr>
-      <w:hyperlink r:id="rId63" w:history="1">
+      <w:hyperlink w:anchor="_qsh70q" w:history="1">
         <w:r>
           <w:rPr>
             <w:smallCaps/>
@@ -2800,7 +2728,7 @@
           <w:t>4.2</w:t>
         </w:r>
       </w:hyperlink>
-      <w:hyperlink r:id="rId64" w:history="1">
+      <w:hyperlink w:anchor="_qsh70q" w:history="1">
         <w:r>
           <w:rPr>
             <w:rFonts w:ascii="Times New Roman" w:eastAsia="Times New Roman" w:hAnsi="Times New Roman" w:cs="Times New Roman"/>
@@ -2834,7 +2762,7 @@
           <w:tab w:val="right" w:leader="dot" w:pos="9350"/>
         </w:tabs>
       </w:pPr>
-      <w:hyperlink r:id="rId65" w:history="1">
+      <w:hyperlink w:anchor="_1x0gk37" w:history="1">
         <w:r>
           <w:rPr>
             <w:b/>
@@ -2844,7 +2772,7 @@
           <w:t>5</w:t>
         </w:r>
       </w:hyperlink>
-      <w:hyperlink r:id="rId66" w:history="1">
+      <w:hyperlink w:anchor="_1x0gk37" w:history="1">
         <w:r>
           <w:rPr>
             <w:rFonts w:ascii="Times New Roman" w:eastAsia="Times New Roman" w:hAnsi="Times New Roman" w:cs="Times New Roman"/>
@@ -2884,7 +2812,7 @@
         <w:spacing w:after="60"/>
         <w:ind w:left="144"/>
       </w:pPr>
-      <w:hyperlink r:id="rId67" w:history="1">
+      <w:hyperlink w:anchor="_49x2ik5" w:history="1">
         <w:r>
           <w:rPr>
             <w:smallCaps/>
@@ -2893,7 +2821,7 @@
           <w:t>5.1</w:t>
         </w:r>
       </w:hyperlink>
-      <w:hyperlink r:id="rId68" w:history="1">
+      <w:hyperlink w:anchor="_49x2ik5" w:history="1">
         <w:r>
           <w:rPr>
             <w:rFonts w:ascii="Times New Roman" w:eastAsia="Times New Roman" w:hAnsi="Times New Roman" w:cs="Times New Roman"/>
@@ -2931,7 +2859,7 @@
         <w:spacing w:after="60"/>
         <w:ind w:left="144"/>
       </w:pPr>
-      <w:hyperlink r:id="rId69" w:history="1">
+      <w:hyperlink w:anchor="_2p2csry" w:history="1">
         <w:r>
           <w:rPr>
             <w:smallCaps/>
@@ -2940,7 +2868,7 @@
           <w:t>5.2</w:t>
         </w:r>
       </w:hyperlink>
-      <w:hyperlink r:id="rId70" w:history="1">
+      <w:hyperlink w:anchor="_2p2csry" w:history="1">
         <w:r>
           <w:rPr>
             <w:rFonts w:ascii="Times New Roman" w:eastAsia="Times New Roman" w:hAnsi="Times New Roman" w:cs="Times New Roman"/>
@@ -2978,7 +2906,7 @@
         <w:spacing w:before="60" w:after="60"/>
         <w:ind w:left="144"/>
       </w:pPr>
-      <w:hyperlink r:id="rId71" w:history="1">
+      <w:hyperlink w:anchor="_4h042r0" w:history="1">
         <w:r>
           <w:rPr>
             <w:color w:val="000000"/>
@@ -2986,7 +2914,7 @@
           <w:t>5.2.1</w:t>
         </w:r>
       </w:hyperlink>
-      <w:hyperlink r:id="rId72" w:history="1">
+      <w:hyperlink w:anchor="_4h042r0" w:history="1">
         <w:r>
           <w:rPr>
             <w:rFonts w:ascii="Times New Roman" w:eastAsia="Times New Roman" w:hAnsi="Times New Roman" w:cs="Times New Roman"/>
@@ -3022,7 +2950,7 @@
         <w:spacing w:before="60" w:after="60"/>
         <w:ind w:left="144"/>
       </w:pPr>
-      <w:hyperlink r:id="rId73" w:history="1">
+      <w:hyperlink w:anchor="_23ckvvd" w:history="1">
         <w:r>
           <w:rPr>
             <w:color w:val="000000"/>
@@ -3030,7 +2958,7 @@
           <w:t>5.2.2</w:t>
         </w:r>
       </w:hyperlink>
-      <w:hyperlink r:id="rId74" w:history="1">
+      <w:hyperlink w:anchor="_23ckvvd" w:history="1">
         <w:r>
           <w:rPr>
             <w:rFonts w:ascii="Times New Roman" w:eastAsia="Times New Roman" w:hAnsi="Times New Roman" w:cs="Times New Roman"/>
@@ -3066,7 +2994,7 @@
         <w:spacing w:after="60"/>
         <w:ind w:left="144"/>
       </w:pPr>
-      <w:hyperlink r:id="rId75" w:history="1">
+      <w:hyperlink w:anchor="_ihv636" w:history="1">
         <w:r>
           <w:rPr>
             <w:smallCaps/>
@@ -3075,7 +3003,7 @@
           <w:t>5.3</w:t>
         </w:r>
       </w:hyperlink>
-      <w:hyperlink r:id="rId76" w:history="1">
+      <w:hyperlink w:anchor="_ihv636" w:history="1">
         <w:r>
           <w:rPr>
             <w:rFonts w:ascii="Times New Roman" w:eastAsia="Times New Roman" w:hAnsi="Times New Roman" w:cs="Times New Roman"/>
@@ -3109,7 +3037,7 @@
           <w:tab w:val="right" w:leader="dot" w:pos="9350"/>
         </w:tabs>
       </w:pPr>
-      <w:hyperlink r:id="rId77" w:history="1">
+      <w:hyperlink w:anchor="_2w5ecyt" w:history="1">
         <w:r>
           <w:rPr>
             <w:b/>
@@ -3119,7 +3047,7 @@
           <w:t>6</w:t>
         </w:r>
       </w:hyperlink>
-      <w:hyperlink r:id="rId78" w:history="1">
+      <w:hyperlink w:anchor="_2w5ecyt" w:history="1">
         <w:r>
           <w:rPr>
             <w:rFonts w:ascii="Times New Roman" w:eastAsia="Times New Roman" w:hAnsi="Times New Roman" w:cs="Times New Roman"/>
@@ -3159,7 +3087,7 @@
         <w:spacing w:after="60"/>
         <w:ind w:left="144"/>
       </w:pPr>
-      <w:hyperlink r:id="rId79" w:history="1">
+      <w:hyperlink w:anchor="_1hmsyys" w:history="1">
         <w:r>
           <w:rPr>
             <w:smallCaps/>
@@ -3168,7 +3096,7 @@
           <w:t>6.1</w:t>
         </w:r>
       </w:hyperlink>
-      <w:hyperlink r:id="rId80" w:history="1">
+      <w:hyperlink w:anchor="_1hmsyys" w:history="1">
         <w:r>
           <w:rPr>
             <w:rFonts w:ascii="Times New Roman" w:eastAsia="Times New Roman" w:hAnsi="Times New Roman" w:cs="Times New Roman"/>
@@ -3206,7 +3134,7 @@
         <w:spacing w:after="60"/>
         <w:ind w:left="144"/>
       </w:pPr>
-      <w:hyperlink r:id="rId81" w:history="1">
+      <w:hyperlink w:anchor="_1baon6m" w:history="1">
         <w:r>
           <w:rPr>
             <w:smallCaps/>
@@ -3215,7 +3143,7 @@
           <w:t>6.2</w:t>
         </w:r>
       </w:hyperlink>
-      <w:hyperlink r:id="rId82" w:history="1">
+      <w:hyperlink w:anchor="_1baon6m" w:history="1">
         <w:r>
           <w:rPr>
             <w:rFonts w:ascii="Times New Roman" w:eastAsia="Times New Roman" w:hAnsi="Times New Roman" w:cs="Times New Roman"/>
@@ -3249,7 +3177,7 @@
           <w:tab w:val="right" w:leader="dot" w:pos="9350"/>
         </w:tabs>
       </w:pPr>
-      <w:hyperlink r:id="rId83" w:history="1">
+      <w:hyperlink w:anchor="_3vac5uf" w:history="1">
         <w:r>
           <w:rPr>
             <w:b/>
@@ -3259,7 +3187,7 @@
           <w:t>7</w:t>
         </w:r>
       </w:hyperlink>
-      <w:hyperlink r:id="rId84" w:history="1">
+      <w:hyperlink w:anchor="_3vac5uf" w:history="1">
         <w:r>
           <w:rPr>
             <w:rFonts w:ascii="Times New Roman" w:eastAsia="Times New Roman" w:hAnsi="Times New Roman" w:cs="Times New Roman"/>
@@ -3299,7 +3227,7 @@
         <w:spacing w:after="60"/>
         <w:ind w:left="144"/>
       </w:pPr>
-      <w:hyperlink r:id="rId85" w:history="1">
+      <w:hyperlink w:anchor="_2afmg28" w:history="1">
         <w:r>
           <w:rPr>
             <w:smallCaps/>
@@ -3308,7 +3236,7 @@
           <w:t>7.1</w:t>
         </w:r>
       </w:hyperlink>
-      <w:hyperlink r:id="rId86" w:history="1">
+      <w:hyperlink w:anchor="_2afmg28" w:history="1">
         <w:r>
           <w:rPr>
             <w:rFonts w:ascii="Times New Roman" w:eastAsia="Times New Roman" w:hAnsi="Times New Roman" w:cs="Times New Roman"/>
@@ -3346,7 +3274,7 @@
         <w:spacing w:after="60"/>
         <w:ind w:left="144"/>
       </w:pPr>
-      <w:hyperlink r:id="rId87" w:history="1">
+      <w:hyperlink w:anchor="_pkwqa1" w:history="1">
         <w:r>
           <w:rPr>
             <w:smallCaps/>
@@ -3355,7 +3283,7 @@
           <w:t>7.2</w:t>
         </w:r>
       </w:hyperlink>
-      <w:hyperlink r:id="rId88" w:history="1">
+      <w:hyperlink w:anchor="_pkwqa1" w:history="1">
         <w:r>
           <w:rPr>
             <w:rFonts w:ascii="Times New Roman" w:eastAsia="Times New Roman" w:hAnsi="Times New Roman" w:cs="Times New Roman"/>
@@ -3393,7 +3321,7 @@
         <w:spacing w:after="60"/>
         <w:ind w:left="144"/>
       </w:pPr>
-      <w:hyperlink r:id="rId89" w:history="1">
+      <w:hyperlink w:anchor="_39kk8xu" w:history="1">
         <w:r>
           <w:rPr>
             <w:smallCaps/>
@@ -3402,7 +3330,7 @@
           <w:t>7.3</w:t>
         </w:r>
       </w:hyperlink>
-      <w:hyperlink r:id="rId90" w:history="1">
+      <w:hyperlink w:anchor="_39kk8xu" w:history="1">
         <w:r>
           <w:rPr>
             <w:rFonts w:ascii="Times New Roman" w:eastAsia="Times New Roman" w:hAnsi="Times New Roman" w:cs="Times New Roman"/>
@@ -3440,7 +3368,7 @@
         <w:spacing w:after="60"/>
         <w:ind w:left="144"/>
       </w:pPr>
-      <w:hyperlink r:id="rId91" w:history="1">
+      <w:hyperlink w:anchor="_4f1mdlm" w:history="1">
         <w:r>
           <w:rPr>
             <w:smallCaps/>
@@ -3449,7 +3377,7 @@
           <w:t>7.4</w:t>
         </w:r>
       </w:hyperlink>
-      <w:hyperlink r:id="rId92" w:history="1">
+      <w:hyperlink w:anchor="_4f1mdlm" w:history="1">
         <w:r>
           <w:rPr>
             <w:rFonts w:ascii="Times New Roman" w:eastAsia="Times New Roman" w:hAnsi="Times New Roman" w:cs="Times New Roman"/>
@@ -3487,7 +3415,7 @@
         <w:spacing w:before="60" w:after="60"/>
         <w:ind w:left="144"/>
       </w:pPr>
-      <w:hyperlink r:id="rId93" w:history="1">
+      <w:hyperlink w:anchor="_2u6wntf" w:history="1">
         <w:r>
           <w:rPr>
             <w:color w:val="000000"/>
@@ -3495,7 +3423,7 @@
           <w:t>7.4.1</w:t>
         </w:r>
       </w:hyperlink>
-      <w:hyperlink r:id="rId94" w:history="1">
+      <w:hyperlink w:anchor="_2u6wntf" w:history="1">
         <w:r>
           <w:rPr>
             <w:rFonts w:ascii="Times New Roman" w:eastAsia="Times New Roman" w:hAnsi="Times New Roman" w:cs="Times New Roman"/>
@@ -3531,7 +3459,7 @@
         <w:spacing w:before="60" w:after="60"/>
         <w:ind w:left="144"/>
       </w:pPr>
-      <w:hyperlink r:id="rId95" w:history="1">
+      <w:hyperlink w:anchor="_19c6y18" w:history="1">
         <w:r>
           <w:rPr>
             <w:color w:val="000000"/>
@@ -3539,7 +3467,7 @@
           <w:t>7.4.2</w:t>
         </w:r>
       </w:hyperlink>
-      <w:hyperlink r:id="rId96" w:history="1">
+      <w:hyperlink w:anchor="_19c6y18" w:history="1">
         <w:r>
           <w:rPr>
             <w:rFonts w:ascii="Times New Roman" w:eastAsia="Times New Roman" w:hAnsi="Times New Roman" w:cs="Times New Roman"/>
@@ -3575,7 +3503,7 @@
         <w:spacing w:before="60" w:after="60"/>
         <w:ind w:left="144"/>
       </w:pPr>
-      <w:hyperlink r:id="rId97" w:history="1">
+      <w:hyperlink w:anchor="_3tbugp1" w:history="1">
         <w:r>
           <w:rPr>
             <w:color w:val="000000"/>
@@ -3583,7 +3511,7 @@
           <w:t>7.4.3</w:t>
         </w:r>
       </w:hyperlink>
-      <w:hyperlink r:id="rId98" w:history="1">
+      <w:hyperlink w:anchor="_3tbugp1" w:history="1">
         <w:r>
           <w:rPr>
             <w:rFonts w:ascii="Times New Roman" w:eastAsia="Times New Roman" w:hAnsi="Times New Roman" w:cs="Times New Roman"/>
@@ -3615,7 +3543,7 @@
           <w:tab w:val="right" w:leader="dot" w:pos="9350"/>
         </w:tabs>
       </w:pPr>
-      <w:hyperlink r:id="rId99" w:history="1">
+      <w:hyperlink w:anchor="_28h4qwu" w:history="1">
         <w:r>
           <w:rPr>
             <w:b/>
@@ -3625,7 +3553,7 @@
           <w:t>8</w:t>
         </w:r>
       </w:hyperlink>
-      <w:hyperlink r:id="rId100" w:history="1">
+      <w:hyperlink w:anchor="_28h4qwu" w:history="1">
         <w:r>
           <w:rPr>
             <w:rFonts w:ascii="Times New Roman" w:eastAsia="Times New Roman" w:hAnsi="Times New Roman" w:cs="Times New Roman"/>
@@ -3661,7 +3589,7 @@
           <w:tab w:val="right" w:leader="dot" w:pos="9350"/>
         </w:tabs>
       </w:pPr>
-      <w:hyperlink r:id="rId101" w:history="1">
+      <w:hyperlink w:anchor="_1opuj5n" w:history="1">
         <w:r>
           <w:rPr>
             <w:b/>
@@ -3671,7 +3599,7 @@
           <w:t>9</w:t>
         </w:r>
       </w:hyperlink>
-      <w:hyperlink r:id="rId102" w:history="1">
+      <w:hyperlink w:anchor="_1opuj5n" w:history="1">
         <w:r>
           <w:rPr>
             <w:rFonts w:ascii="Times New Roman" w:eastAsia="Times New Roman" w:hAnsi="Times New Roman" w:cs="Times New Roman"/>
@@ -3711,7 +3639,7 @@
         <w:spacing w:after="60"/>
         <w:ind w:left="144"/>
       </w:pPr>
-      <w:hyperlink r:id="rId103" w:history="1">
+      <w:hyperlink w:anchor="_48pi1tg" w:history="1">
         <w:r>
           <w:rPr>
             <w:smallCaps/>
@@ -3720,7 +3648,7 @@
           <w:t>9.1</w:t>
         </w:r>
       </w:hyperlink>
-      <w:hyperlink r:id="rId104" w:history="1">
+      <w:hyperlink w:anchor="_48pi1tg" w:history="1">
         <w:r>
           <w:rPr>
             <w:rFonts w:ascii="Times New Roman" w:eastAsia="Times New Roman" w:hAnsi="Times New Roman" w:cs="Times New Roman"/>
@@ -3758,7 +3686,7 @@
         <w:spacing w:after="60"/>
         <w:ind w:left="144"/>
       </w:pPr>
-      <w:hyperlink r:id="rId105" w:history="1">
+      <w:hyperlink w:anchor="_2nusc19" w:history="1">
         <w:r>
           <w:rPr>
             <w:smallCaps/>
@@ -3767,7 +3695,7 @@
           <w:t>9.2</w:t>
         </w:r>
       </w:hyperlink>
-      <w:hyperlink r:id="rId106" w:history="1">
+      <w:hyperlink w:anchor="_2nusc19" w:history="1">
         <w:r>
           <w:rPr>
             <w:rFonts w:ascii="Times New Roman" w:eastAsia="Times New Roman" w:hAnsi="Times New Roman" w:cs="Times New Roman"/>
@@ -3805,7 +3733,7 @@
         <w:spacing w:after="60"/>
         <w:ind w:left="144"/>
       </w:pPr>
-      <w:hyperlink r:id="rId107" w:history="1">
+      <w:hyperlink w:anchor="_1302m92" w:history="1">
         <w:r>
           <w:rPr>
             <w:smallCaps/>
@@ -3814,7 +3742,7 @@
           <w:t>9.3</w:t>
         </w:r>
       </w:hyperlink>
-      <w:hyperlink r:id="rId108" w:history="1">
+      <w:hyperlink w:anchor="_1302m92" w:history="1">
         <w:r>
           <w:rPr>
             <w:rFonts w:ascii="Times New Roman" w:eastAsia="Times New Roman" w:hAnsi="Times New Roman" w:cs="Times New Roman"/>
@@ -3852,7 +3780,7 @@
         <w:spacing w:after="60"/>
         <w:ind w:left="144"/>
       </w:pPr>
-      <w:hyperlink r:id="rId109" w:history="1">
+      <w:hyperlink w:anchor="_3mzq4wv" w:history="1">
         <w:r>
           <w:rPr>
             <w:smallCaps/>
@@ -3861,7 +3789,7 @@
           <w:t>9.4</w:t>
         </w:r>
       </w:hyperlink>
-      <w:hyperlink r:id="rId110" w:history="1">
+      <w:hyperlink w:anchor="_3mzq4wv" w:history="1">
         <w:r>
           <w:rPr>
             <w:rFonts w:ascii="Times New Roman" w:eastAsia="Times New Roman" w:hAnsi="Times New Roman" w:cs="Times New Roman"/>
@@ -3972,12 +3900,6 @@
         <w:gridCol w:w="2934"/>
       </w:tblGrid>
       <w:tr>
-        <w:tblPrEx>
-          <w:tblCellMar>
-            <w:top w:w="0" w:type="dxa"/>
-            <w:bottom w:w="0" w:type="dxa"/>
-          </w:tblCellMar>
-        </w:tblPrEx>
         <w:trPr>
           <w:cantSplit/>
           <w:jc w:val="center"/>
@@ -4112,12 +4034,6 @@
         </w:tc>
       </w:tr>
       <w:tr>
-        <w:tblPrEx>
-          <w:tblCellMar>
-            <w:top w:w="0" w:type="dxa"/>
-            <w:bottom w:w="0" w:type="dxa"/>
-          </w:tblCellMar>
-        </w:tblPrEx>
         <w:trPr>
           <w:cantSplit/>
           <w:jc w:val="center"/>
@@ -4227,12 +4143,6 @@
         </w:tc>
       </w:tr>
       <w:tr>
-        <w:tblPrEx>
-          <w:tblCellMar>
-            <w:top w:w="0" w:type="dxa"/>
-            <w:bottom w:w="0" w:type="dxa"/>
-          </w:tblCellMar>
-        </w:tblPrEx>
         <w:trPr>
           <w:cantSplit/>
           <w:jc w:val="center"/>
@@ -4363,12 +4273,6 @@
         </w:tc>
       </w:tr>
       <w:tr>
-        <w:tblPrEx>
-          <w:tblCellMar>
-            <w:top w:w="0" w:type="dxa"/>
-            <w:bottom w:w="0" w:type="dxa"/>
-          </w:tblCellMar>
-        </w:tblPrEx>
         <w:trPr>
           <w:cantSplit/>
           <w:jc w:val="center"/>
@@ -4511,12 +4415,6 @@
         </w:tc>
       </w:tr>
       <w:tr>
-        <w:tblPrEx>
-          <w:tblCellMar>
-            <w:top w:w="0" w:type="dxa"/>
-            <w:bottom w:w="0" w:type="dxa"/>
-          </w:tblCellMar>
-        </w:tblPrEx>
         <w:trPr>
           <w:cantSplit/>
           <w:jc w:val="center"/>
@@ -4623,12 +4521,6 @@
         </w:tc>
       </w:tr>
       <w:tr>
-        <w:tblPrEx>
-          <w:tblCellMar>
-            <w:top w:w="0" w:type="dxa"/>
-            <w:bottom w:w="0" w:type="dxa"/>
-          </w:tblCellMar>
-        </w:tblPrEx>
         <w:trPr>
           <w:cantSplit/>
           <w:jc w:val="center"/>
@@ -4781,12 +4673,6 @@
         <w:gridCol w:w="1956"/>
       </w:tblGrid>
       <w:tr>
-        <w:tblPrEx>
-          <w:tblCellMar>
-            <w:top w:w="0" w:type="dxa"/>
-            <w:bottom w:w="0" w:type="dxa"/>
-          </w:tblCellMar>
-        </w:tblPrEx>
         <w:trPr>
           <w:cantSplit/>
           <w:jc w:val="center"/>
@@ -4889,12 +4775,6 @@
         </w:tc>
       </w:tr>
       <w:tr>
-        <w:tblPrEx>
-          <w:tblCellMar>
-            <w:top w:w="0" w:type="dxa"/>
-            <w:bottom w:w="0" w:type="dxa"/>
-          </w:tblCellMar>
-        </w:tblPrEx>
         <w:trPr>
           <w:cantSplit/>
           <w:jc w:val="center"/>
@@ -4976,12 +4856,6 @@
         </w:tc>
       </w:tr>
       <w:tr>
-        <w:tblPrEx>
-          <w:tblCellMar>
-            <w:top w:w="0" w:type="dxa"/>
-            <w:bottom w:w="0" w:type="dxa"/>
-          </w:tblCellMar>
-        </w:tblPrEx>
         <w:trPr>
           <w:cantSplit/>
           <w:jc w:val="center"/>
@@ -5063,12 +4937,6 @@
         </w:tc>
       </w:tr>
       <w:tr>
-        <w:tblPrEx>
-          <w:tblCellMar>
-            <w:top w:w="0" w:type="dxa"/>
-            <w:bottom w:w="0" w:type="dxa"/>
-          </w:tblCellMar>
-        </w:tblPrEx>
         <w:trPr>
           <w:cantSplit/>
           <w:jc w:val="center"/>
@@ -5150,12 +5018,6 @@
         </w:tc>
       </w:tr>
       <w:tr>
-        <w:tblPrEx>
-          <w:tblCellMar>
-            <w:top w:w="0" w:type="dxa"/>
-            <w:bottom w:w="0" w:type="dxa"/>
-          </w:tblCellMar>
-        </w:tblPrEx>
         <w:trPr>
           <w:cantSplit/>
           <w:jc w:val="center"/>
@@ -5237,12 +5099,6 @@
         </w:tc>
       </w:tr>
       <w:tr>
-        <w:tblPrEx>
-          <w:tblCellMar>
-            <w:top w:w="0" w:type="dxa"/>
-            <w:bottom w:w="0" w:type="dxa"/>
-          </w:tblCellMar>
-        </w:tblPrEx>
         <w:trPr>
           <w:cantSplit/>
           <w:jc w:val="center"/>
@@ -5374,12 +5230,6 @@
         <w:gridCol w:w="1680"/>
       </w:tblGrid>
       <w:tr>
-        <w:tblPrEx>
-          <w:tblCellMar>
-            <w:top w:w="0" w:type="dxa"/>
-            <w:bottom w:w="0" w:type="dxa"/>
-          </w:tblCellMar>
-        </w:tblPrEx>
         <w:trPr>
           <w:cantSplit/>
           <w:jc w:val="center"/>
@@ -5516,12 +5366,6 @@
         </w:tc>
       </w:tr>
       <w:tr>
-        <w:tblPrEx>
-          <w:tblCellMar>
-            <w:top w:w="0" w:type="dxa"/>
-            <w:bottom w:w="0" w:type="dxa"/>
-          </w:tblCellMar>
-        </w:tblPrEx>
         <w:trPr>
           <w:cantSplit/>
           <w:jc w:val="center"/>
@@ -5630,12 +5474,6 @@
         </w:tc>
       </w:tr>
       <w:tr>
-        <w:tblPrEx>
-          <w:tblCellMar>
-            <w:top w:w="0" w:type="dxa"/>
-            <w:bottom w:w="0" w:type="dxa"/>
-          </w:tblCellMar>
-        </w:tblPrEx>
         <w:trPr>
           <w:cantSplit/>
           <w:jc w:val="center"/>
@@ -5744,12 +5582,6 @@
         </w:tc>
       </w:tr>
       <w:tr>
-        <w:tblPrEx>
-          <w:tblCellMar>
-            <w:top w:w="0" w:type="dxa"/>
-            <w:bottom w:w="0" w:type="dxa"/>
-          </w:tblCellMar>
-        </w:tblPrEx>
         <w:trPr>
           <w:cantSplit/>
           <w:jc w:val="center"/>
@@ -5858,12 +5690,6 @@
         </w:tc>
       </w:tr>
       <w:tr>
-        <w:tblPrEx>
-          <w:tblCellMar>
-            <w:top w:w="0" w:type="dxa"/>
-            <w:bottom w:w="0" w:type="dxa"/>
-          </w:tblCellMar>
-        </w:tblPrEx>
         <w:trPr>
           <w:cantSplit/>
           <w:jc w:val="center"/>
@@ -5972,12 +5798,6 @@
         </w:tc>
       </w:tr>
       <w:tr>
-        <w:tblPrEx>
-          <w:tblCellMar>
-            <w:top w:w="0" w:type="dxa"/>
-            <w:bottom w:w="0" w:type="dxa"/>
-          </w:tblCellMar>
-        </w:tblPrEx>
         <w:trPr>
           <w:cantSplit/>
           <w:jc w:val="center"/>
@@ -6086,12 +5906,6 @@
         </w:tc>
       </w:tr>
       <w:tr>
-        <w:tblPrEx>
-          <w:tblCellMar>
-            <w:top w:w="0" w:type="dxa"/>
-            <w:bottom w:w="0" w:type="dxa"/>
-          </w:tblCellMar>
-        </w:tblPrEx>
         <w:trPr>
           <w:jc w:val="center"/>
         </w:trPr>
@@ -6215,13 +6029,13 @@
         <w:spacing w:before="0" w:after="140"/>
         <w:ind w:left="0" w:firstLine="0"/>
         <w:rPr>
-          <w:rFonts w:ascii="DuckSansProduct, apple-system, " w:hAnsi="DuckSansProduct, apple-system, "/>
+          <w:rFonts w:ascii="DuckSansProduct, apple-system," w:hAnsi="DuckSansProduct, apple-system,"/>
           <w:color w:val="222222"/>
         </w:rPr>
       </w:pPr>
       <w:r>
         <w:rPr>
-          <w:rFonts w:ascii="DuckSansProduct, apple-system, " w:hAnsi="DuckSansProduct, apple-system, "/>
+          <w:rFonts w:ascii="DuckSansProduct, apple-system," w:hAnsi="DuckSansProduct, apple-system,"/>
           <w:color w:val="222222"/>
         </w:rPr>
         <w:t>Executive Summary for the FleetControl Web Project</w:t>
@@ -6233,13 +6047,13 @@
         <w:widowControl/>
         <w:spacing w:line="360" w:lineRule="auto"/>
         <w:rPr>
-          <w:rFonts w:ascii="DuckSansProduct, apple-system, " w:hAnsi="DuckSansProduct, apple-system, "/>
+          <w:rFonts w:ascii="DuckSansProduct, apple-system," w:hAnsi="DuckSansProduct, apple-system,"/>
           <w:color w:val="222222"/>
         </w:rPr>
       </w:pPr>
       <w:r>
         <w:rPr>
-          <w:rFonts w:ascii="DuckSansProduct, apple-system, " w:hAnsi="DuckSansProduct, apple-system, "/>
+          <w:rFonts w:ascii="DuckSansProduct, apple-system," w:hAnsi="DuckSansProduct, apple-system,"/>
           <w:color w:val="222222"/>
         </w:rPr>
         <w:t>FleetControl is an innovative web-based solution designed to streamline vehicle fleet management operations for individuals and businesses of all types and sizes. Our project aims to develop a comprehensive platform that facilitates real-time tracking, efficient resource allocation, and enhanced communication among fleet operators and their workforce.</w:t>
@@ -6250,13 +6064,13 @@
         <w:pStyle w:val="Heading3"/>
         <w:ind w:left="0" w:firstLine="0"/>
         <w:rPr>
-          <w:rFonts w:ascii="DuckSansProduct, apple-system, " w:hAnsi="DuckSansProduct, apple-system, "/>
+          <w:rFonts w:ascii="DuckSansProduct, apple-system," w:hAnsi="DuckSansProduct, apple-system,"/>
           <w:color w:val="222222"/>
         </w:rPr>
       </w:pPr>
       <w:r>
         <w:rPr>
-          <w:rFonts w:ascii="DuckSansProduct, apple-system, " w:hAnsi="DuckSansProduct, apple-system, "/>
+          <w:rFonts w:ascii="DuckSansProduct, apple-system," w:hAnsi="DuckSansProduct, apple-system,"/>
           <w:color w:val="222222"/>
         </w:rPr>
         <w:t>Project Objectives</w:t>
@@ -6284,7 +6098,7 @@
       </w:r>
       <w:r>
         <w:rPr>
-          <w:rFonts w:ascii="DuckSansProduct, apple-system, " w:hAnsi="DuckSansProduct, apple-system, "/>
+          <w:rFonts w:ascii="DuckSansProduct, apple-system," w:hAnsi="DuckSansProduct, apple-system,"/>
           <w:color w:val="222222"/>
           <w:sz w:val="21"/>
         </w:rPr>
@@ -6313,7 +6127,7 @@
       </w:r>
       <w:r>
         <w:rPr>
-          <w:rFonts w:ascii="DuckSansProduct, apple-system, " w:hAnsi="DuckSansProduct, apple-system, "/>
+          <w:rFonts w:ascii="DuckSansProduct, apple-system," w:hAnsi="DuckSansProduct, apple-system,"/>
           <w:color w:val="222222"/>
           <w:sz w:val="21"/>
         </w:rPr>
@@ -6342,7 +6156,7 @@
       </w:r>
       <w:r>
         <w:rPr>
-          <w:rFonts w:ascii="DuckSansProduct, apple-system, " w:hAnsi="DuckSansProduct, apple-system, "/>
+          <w:rFonts w:ascii="DuckSansProduct, apple-system," w:hAnsi="DuckSansProduct, apple-system,"/>
           <w:color w:val="222222"/>
           <w:sz w:val="21"/>
         </w:rPr>
@@ -6383,13 +6197,13 @@
         <w:pStyle w:val="Heading3"/>
         <w:ind w:left="0" w:firstLine="0"/>
         <w:rPr>
-          <w:rFonts w:ascii="DuckSansProduct, apple-system, " w:hAnsi="DuckSansProduct, apple-system, "/>
+          <w:rFonts w:ascii="DuckSansProduct, apple-system," w:hAnsi="DuckSansProduct, apple-system,"/>
           <w:color w:val="222222"/>
         </w:rPr>
       </w:pPr>
       <w:r>
         <w:rPr>
-          <w:rFonts w:ascii="DuckSansProduct, apple-system, " w:hAnsi="DuckSansProduct, apple-system, "/>
+          <w:rFonts w:ascii="DuckSansProduct, apple-system," w:hAnsi="DuckSansProduct, apple-system,"/>
           <w:color w:val="222222"/>
         </w:rPr>
         <w:t>Key Features</w:t>
@@ -6417,7 +6231,7 @@
       </w:r>
       <w:r>
         <w:rPr>
-          <w:rFonts w:ascii="DuckSansProduct, apple-system, " w:hAnsi="DuckSansProduct, apple-system, "/>
+          <w:rFonts w:ascii="DuckSansProduct, apple-system," w:hAnsi="DuckSansProduct, apple-system,"/>
           <w:color w:val="222222"/>
           <w:sz w:val="21"/>
         </w:rPr>
@@ -6446,7 +6260,7 @@
       </w:r>
       <w:r>
         <w:rPr>
-          <w:rFonts w:ascii="DuckSansProduct, apple-system, " w:hAnsi="DuckSansProduct, apple-system, "/>
+          <w:rFonts w:ascii="DuckSansProduct, apple-system," w:hAnsi="DuckSansProduct, apple-system,"/>
           <w:color w:val="222222"/>
           <w:sz w:val="21"/>
         </w:rPr>
@@ -6475,7 +6289,7 @@
       </w:r>
       <w:r>
         <w:rPr>
-          <w:rFonts w:ascii="DuckSansProduct, apple-system, " w:hAnsi="DuckSansProduct, apple-system, "/>
+          <w:rFonts w:ascii="DuckSansProduct, apple-system," w:hAnsi="DuckSansProduct, apple-system,"/>
           <w:color w:val="222222"/>
           <w:sz w:val="21"/>
         </w:rPr>
@@ -6516,13 +6330,13 @@
         <w:pStyle w:val="Heading3"/>
         <w:ind w:left="0" w:firstLine="0"/>
         <w:rPr>
-          <w:rFonts w:ascii="DuckSansProduct, apple-system, " w:hAnsi="DuckSansProduct, apple-system, "/>
+          <w:rFonts w:ascii="DuckSansProduct, apple-system," w:hAnsi="DuckSansProduct, apple-system,"/>
           <w:color w:val="222222"/>
         </w:rPr>
       </w:pPr>
       <w:r>
         <w:rPr>
-          <w:rFonts w:ascii="DuckSansProduct, apple-system, " w:hAnsi="DuckSansProduct, apple-system, "/>
+          <w:rFonts w:ascii="DuckSansProduct, apple-system," w:hAnsi="DuckSansProduct, apple-system,"/>
           <w:color w:val="222222"/>
         </w:rPr>
         <w:t>Project Timeline</w:t>
@@ -6534,13 +6348,13 @@
         <w:widowControl/>
         <w:spacing w:line="360" w:lineRule="auto"/>
         <w:rPr>
-          <w:rFonts w:ascii="DuckSansProduct, apple-system, " w:hAnsi="DuckSansProduct, apple-system, "/>
+          <w:rFonts w:ascii="DuckSansProduct, apple-system," w:hAnsi="DuckSansProduct, apple-system,"/>
           <w:color w:val="222222"/>
         </w:rPr>
       </w:pPr>
       <w:r>
         <w:rPr>
-          <w:rFonts w:ascii="DuckSansProduct, apple-system, " w:hAnsi="DuckSansProduct, apple-system, "/>
+          <w:rFonts w:ascii="DuckSansProduct, apple-system," w:hAnsi="DuckSansProduct, apple-system,"/>
           <w:color w:val="222222"/>
         </w:rPr>
         <w:t>The FleetControl project is scheduled for a development cycle that will include the following phases:</w:t>
@@ -6647,13 +6461,13 @@
         <w:pStyle w:val="Heading3"/>
         <w:ind w:left="0" w:firstLine="0"/>
         <w:rPr>
-          <w:rFonts w:ascii="DuckSansProduct, apple-system, " w:hAnsi="DuckSansProduct, apple-system, "/>
+          <w:rFonts w:ascii="DuckSansProduct, apple-system," w:hAnsi="DuckSansProduct, apple-system,"/>
           <w:color w:val="222222"/>
         </w:rPr>
       </w:pPr>
       <w:r>
         <w:rPr>
-          <w:rFonts w:ascii="DuckSansProduct, apple-system, " w:hAnsi="DuckSansProduct, apple-system, "/>
+          <w:rFonts w:ascii="DuckSansProduct, apple-system," w:hAnsi="DuckSansProduct, apple-system,"/>
           <w:color w:val="222222"/>
         </w:rPr>
         <w:lastRenderedPageBreak/>
@@ -6666,13 +6480,13 @@
         <w:widowControl/>
         <w:spacing w:line="360" w:lineRule="auto"/>
         <w:rPr>
-          <w:rFonts w:ascii="DuckSansProduct, apple-system, " w:hAnsi="DuckSansProduct, apple-system, "/>
+          <w:rFonts w:ascii="DuckSansProduct, apple-system," w:hAnsi="DuckSansProduct, apple-system,"/>
           <w:color w:val="222222"/>
         </w:rPr>
       </w:pPr>
       <w:r>
         <w:rPr>
-          <w:rFonts w:ascii="DuckSansProduct, apple-system, " w:hAnsi="DuckSansProduct, apple-system, "/>
+          <w:rFonts w:ascii="DuckSansProduct, apple-system," w:hAnsi="DuckSansProduct, apple-system,"/>
           <w:color w:val="222222"/>
         </w:rPr>
         <w:t>By implementing the FleetControl Web project, we anticipate significant improvements in operational efficiency, cost savings related to fleet management, and enhanced user satisfaction. This solution aims to empower individuals and businesses to make data-driven decisions, thereby maximizing both productivity and profitability.</w:t>
@@ -6683,13 +6497,13 @@
         <w:pStyle w:val="Heading3"/>
         <w:ind w:left="0" w:firstLine="0"/>
         <w:rPr>
-          <w:rFonts w:ascii="DuckSansProduct, apple-system, " w:hAnsi="DuckSansProduct, apple-system, "/>
+          <w:rFonts w:ascii="DuckSansProduct, apple-system," w:hAnsi="DuckSansProduct, apple-system,"/>
           <w:color w:val="222222"/>
         </w:rPr>
       </w:pPr>
       <w:r>
         <w:rPr>
-          <w:rFonts w:ascii="DuckSansProduct, apple-system, " w:hAnsi="DuckSansProduct, apple-system, "/>
+          <w:rFonts w:ascii="DuckSansProduct, apple-system," w:hAnsi="DuckSansProduct, apple-system,"/>
           <w:color w:val="222222"/>
         </w:rPr>
         <w:t>Conclusion</w:t>
@@ -6701,13 +6515,13 @@
         <w:widowControl/>
         <w:spacing w:after="0" w:line="360" w:lineRule="auto"/>
         <w:rPr>
-          <w:rFonts w:ascii="DuckSansProduct, apple-system, " w:hAnsi="DuckSansProduct, apple-system, "/>
+          <w:rFonts w:ascii="DuckSansProduct, apple-system," w:hAnsi="DuckSansProduct, apple-system,"/>
           <w:color w:val="222222"/>
         </w:rPr>
       </w:pPr>
       <w:r>
         <w:rPr>
-          <w:rFonts w:ascii="DuckSansProduct, apple-system, " w:hAnsi="DuckSansProduct, apple-system, "/>
+          <w:rFonts w:ascii="DuckSansProduct, apple-system," w:hAnsi="DuckSansProduct, apple-system,"/>
           <w:color w:val="222222"/>
         </w:rPr>
         <w:t>The FleetControl web project represents a pivotal advancement in fleet management technology, making it an essential investment for businesses looking to improve their operational capabilities. Through innovative features and a user-centric design, FleetControl positions itself as a leader in the fleet management sector.</w:t>
@@ -6731,13 +6545,13 @@
         <w:widowControl/>
         <w:spacing w:line="360" w:lineRule="auto"/>
         <w:rPr>
-          <w:rFonts w:ascii="DuckSansProduct, apple-system, " w:hAnsi="DuckSansProduct, apple-system, "/>
+          <w:rFonts w:ascii="DuckSansProduct, apple-system," w:hAnsi="DuckSansProduct, apple-system,"/>
           <w:color w:val="222222"/>
         </w:rPr>
       </w:pPr>
       <w:r>
         <w:rPr>
-          <w:rFonts w:ascii="DuckSansProduct, apple-system, " w:hAnsi="DuckSansProduct, apple-system, "/>
+          <w:rFonts w:ascii="DuckSansProduct, apple-system," w:hAnsi="DuckSansProduct, apple-system,"/>
           <w:color w:val="222222"/>
         </w:rPr>
         <w:t>The purpose of the FleetControl Design Document is to provide a comprehensive framework detailing how the FleetControl system will be constructed, ensuring all stakeholders have a clear understanding of the project’s technical specifications and design decisions. This document serves as a blueprint that translates the requirements outlined in the Requirement Specifications into actionable guidelines for developers and project managers.</w:t>
@@ -6748,13 +6562,13 @@
         <w:pStyle w:val="Heading3"/>
         <w:ind w:left="0" w:firstLine="0"/>
         <w:rPr>
-          <w:rFonts w:ascii="DuckSansProduct, apple-system, " w:hAnsi="DuckSansProduct, apple-system, "/>
+          <w:rFonts w:ascii="DuckSansProduct, apple-system," w:hAnsi="DuckSansProduct, apple-system,"/>
           <w:color w:val="222222"/>
         </w:rPr>
       </w:pPr>
       <w:r>
         <w:rPr>
-          <w:rFonts w:ascii="DuckSansProduct, apple-system, " w:hAnsi="DuckSansProduct, apple-system, "/>
+          <w:rFonts w:ascii="DuckSansProduct, apple-system," w:hAnsi="DuckSansProduct, apple-system,"/>
           <w:color w:val="222222"/>
         </w:rPr>
         <w:t>Key Objectives of the Design Document</w:t>
@@ -6782,7 +6596,7 @@
       </w:r>
       <w:r>
         <w:rPr>
-          <w:rFonts w:ascii="DuckSansProduct, apple-system, " w:hAnsi="DuckSansProduct, apple-system, "/>
+          <w:rFonts w:ascii="DuckSansProduct, apple-system," w:hAnsi="DuckSansProduct, apple-system,"/>
           <w:color w:val="222222"/>
           <w:sz w:val="21"/>
         </w:rPr>
@@ -6811,7 +6625,7 @@
       </w:r>
       <w:r>
         <w:rPr>
-          <w:rFonts w:ascii="DuckSansProduct, apple-system, " w:hAnsi="DuckSansProduct, apple-system, "/>
+          <w:rFonts w:ascii="DuckSansProduct, apple-system," w:hAnsi="DuckSansProduct, apple-system,"/>
           <w:color w:val="222222"/>
           <w:sz w:val="21"/>
         </w:rPr>
@@ -6840,7 +6654,7 @@
       </w:r>
       <w:r>
         <w:rPr>
-          <w:rFonts w:ascii="DuckSansProduct, apple-system, " w:hAnsi="DuckSansProduct, apple-system, "/>
+          <w:rFonts w:ascii="DuckSansProduct, apple-system," w:hAnsi="DuckSansProduct, apple-system,"/>
           <w:color w:val="222222"/>
           <w:sz w:val="21"/>
         </w:rPr>
@@ -6869,7 +6683,7 @@
       </w:r>
       <w:r>
         <w:rPr>
-          <w:rFonts w:ascii="DuckSansProduct, apple-system, " w:hAnsi="DuckSansProduct, apple-system, "/>
+          <w:rFonts w:ascii="DuckSansProduct, apple-system," w:hAnsi="DuckSansProduct, apple-system,"/>
           <w:color w:val="222222"/>
           <w:sz w:val="21"/>
         </w:rPr>
@@ -6910,13 +6724,13 @@
         <w:pStyle w:val="Heading3"/>
         <w:ind w:left="0" w:firstLine="0"/>
         <w:rPr>
-          <w:rFonts w:ascii="DuckSansProduct, apple-system, " w:hAnsi="DuckSansProduct, apple-system, "/>
+          <w:rFonts w:ascii="DuckSansProduct, apple-system," w:hAnsi="DuckSansProduct, apple-system,"/>
           <w:color w:val="222222"/>
         </w:rPr>
       </w:pPr>
       <w:r>
         <w:rPr>
-          <w:rFonts w:ascii="DuckSansProduct, apple-system, " w:hAnsi="DuckSansProduct, apple-system, "/>
+          <w:rFonts w:ascii="DuckSansProduct, apple-system," w:hAnsi="DuckSansProduct, apple-system,"/>
           <w:color w:val="222222"/>
         </w:rPr>
         <w:t>Intended Audience</w:t>
@@ -6928,13 +6742,13 @@
         <w:widowControl/>
         <w:spacing w:line="360" w:lineRule="auto"/>
         <w:rPr>
-          <w:rFonts w:ascii="DuckSansProduct, apple-system, " w:hAnsi="DuckSansProduct, apple-system, "/>
+          <w:rFonts w:ascii="DuckSansProduct, apple-system," w:hAnsi="DuckSansProduct, apple-system,"/>
           <w:color w:val="222222"/>
         </w:rPr>
       </w:pPr>
       <w:r>
         <w:rPr>
-          <w:rFonts w:ascii="DuckSansProduct, apple-system, " w:hAnsi="DuckSansProduct, apple-system, "/>
+          <w:rFonts w:ascii="DuckSansProduct, apple-system," w:hAnsi="DuckSansProduct, apple-system,"/>
           <w:color w:val="222222"/>
         </w:rPr>
         <w:t>The intended audience for the FleetControl Design Document includes:</w:t>
@@ -6962,7 +6776,7 @@
       </w:r>
       <w:r>
         <w:rPr>
-          <w:rFonts w:ascii="DuckSansProduct, apple-system, " w:hAnsi="DuckSansProduct, apple-system, "/>
+          <w:rFonts w:ascii="DuckSansProduct, apple-system," w:hAnsi="DuckSansProduct, apple-system,"/>
           <w:color w:val="222222"/>
           <w:sz w:val="21"/>
         </w:rPr>
@@ -6992,7 +6806,7 @@
       </w:r>
       <w:r>
         <w:rPr>
-          <w:rFonts w:ascii="DuckSansProduct, apple-system, " w:hAnsi="DuckSansProduct, apple-system, "/>
+          <w:rFonts w:ascii="DuckSansProduct, apple-system," w:hAnsi="DuckSansProduct, apple-system,"/>
           <w:color w:val="222222"/>
           <w:sz w:val="21"/>
         </w:rPr>
@@ -7021,7 +6835,7 @@
       </w:r>
       <w:r>
         <w:rPr>
-          <w:rFonts w:ascii="DuckSansProduct, apple-system, " w:hAnsi="DuckSansProduct, apple-system, "/>
+          <w:rFonts w:ascii="DuckSansProduct, apple-system," w:hAnsi="DuckSansProduct, apple-system,"/>
           <w:color w:val="222222"/>
           <w:sz w:val="21"/>
         </w:rPr>
@@ -7050,7 +6864,7 @@
       </w:r>
       <w:r>
         <w:rPr>
-          <w:rFonts w:ascii="DuckSansProduct, apple-system, " w:hAnsi="DuckSansProduct, apple-system, "/>
+          <w:rFonts w:ascii="DuckSansProduct, apple-system," w:hAnsi="DuckSansProduct, apple-system,"/>
           <w:color w:val="222222"/>
           <w:sz w:val="21"/>
         </w:rPr>
@@ -7092,13 +6906,13 @@
         <w:widowControl/>
         <w:spacing w:after="0" w:line="360" w:lineRule="auto"/>
         <w:rPr>
-          <w:rFonts w:ascii="DuckSansProduct, apple-system, " w:hAnsi="DuckSansProduct, apple-system, "/>
+          <w:rFonts w:ascii="DuckSansProduct, apple-system," w:hAnsi="DuckSansProduct, apple-system,"/>
           <w:color w:val="222222"/>
         </w:rPr>
       </w:pPr>
       <w:r>
         <w:rPr>
-          <w:rFonts w:ascii="DuckSansProduct, apple-system, " w:hAnsi="DuckSansProduct, apple-system, "/>
+          <w:rFonts w:ascii="DuckSansProduct, apple-system," w:hAnsi="DuckSansProduct, apple-system,"/>
           <w:color w:val="222222"/>
         </w:rPr>
         <w:t>By addressing both technical and organizational needs, the FleetControl Design Document serves as a vital resource to facilitate effective communication and collaboration among all parties involved in the project. This ensures the final product aligns with business objectives and user expectations while adhering to best practices in system design and development.</w:t>
@@ -7112,13 +6926,13 @@
           <w:numId w:val="3"/>
         </w:numPr>
         <w:rPr>
-          <w:rFonts w:ascii="DuckSansProduct, apple-system, " w:hAnsi="DuckSansProduct, apple-system, "/>
+          <w:rFonts w:ascii="DuckSansProduct, apple-system," w:hAnsi="DuckSansProduct, apple-system,"/>
           <w:color w:val="222222"/>
         </w:rPr>
       </w:pPr>
       <w:r>
         <w:rPr>
-          <w:rFonts w:ascii="DuckSansProduct, apple-system, " w:hAnsi="DuckSansProduct, apple-system, "/>
+          <w:rFonts w:ascii="DuckSansProduct, apple-system," w:hAnsi="DuckSansProduct, apple-system,"/>
           <w:color w:val="222222"/>
         </w:rPr>
         <w:t>System and Software Identification</w:t>
@@ -7129,13 +6943,13 @@
         <w:pStyle w:val="Heading3"/>
         <w:ind w:left="0" w:firstLine="0"/>
         <w:rPr>
-          <w:rFonts w:ascii="DuckSansProduct, apple-system, " w:hAnsi="DuckSansProduct, apple-system, "/>
+          <w:rFonts w:ascii="DuckSansProduct, apple-system," w:hAnsi="DuckSansProduct, apple-system,"/>
           <w:color w:val="222222"/>
         </w:rPr>
       </w:pPr>
       <w:r>
         <w:rPr>
-          <w:rFonts w:ascii="DuckSansProduct, apple-system, " w:hAnsi="DuckSansProduct, apple-system, "/>
+          <w:rFonts w:ascii="DuckSansProduct, apple-system," w:hAnsi="DuckSansProduct, apple-system,"/>
           <w:color w:val="222222"/>
         </w:rPr>
         <w:t>System Identification</w:t>
@@ -7163,7 +6977,7 @@
       </w:r>
       <w:r>
         <w:rPr>
-          <w:rFonts w:ascii="DuckSansProduct, apple-system, " w:hAnsi="DuckSansProduct, apple-system, "/>
+          <w:rFonts w:ascii="DuckSansProduct, apple-system," w:hAnsi="DuckSansProduct, apple-system,"/>
           <w:color w:val="222222"/>
           <w:sz w:val="21"/>
         </w:rPr>
@@ -7192,7 +7006,7 @@
       </w:r>
       <w:r>
         <w:rPr>
-          <w:rFonts w:ascii="DuckSansProduct, apple-system, " w:hAnsi="DuckSansProduct, apple-system, "/>
+          <w:rFonts w:ascii="DuckSansProduct, apple-system," w:hAnsi="DuckSansProduct, apple-system,"/>
           <w:color w:val="222222"/>
           <w:sz w:val="21"/>
         </w:rPr>
@@ -7221,7 +7035,7 @@
       </w:r>
       <w:r>
         <w:rPr>
-          <w:rFonts w:ascii="DuckSansProduct, apple-system, " w:hAnsi="DuckSansProduct, apple-system, "/>
+          <w:rFonts w:ascii="DuckSansProduct, apple-system," w:hAnsi="DuckSansProduct, apple-system,"/>
           <w:color w:val="222222"/>
           <w:sz w:val="21"/>
         </w:rPr>
@@ -7250,7 +7064,7 @@
       </w:r>
       <w:r>
         <w:rPr>
-          <w:rFonts w:ascii="DuckSansProduct, apple-system, " w:hAnsi="DuckSansProduct, apple-system, "/>
+          <w:rFonts w:ascii="DuckSansProduct, apple-system," w:hAnsi="DuckSansProduct, apple-system,"/>
           <w:color w:val="222222"/>
           <w:sz w:val="21"/>
         </w:rPr>
@@ -7291,13 +7105,13 @@
         <w:pStyle w:val="Heading3"/>
         <w:ind w:left="0" w:firstLine="0"/>
         <w:rPr>
-          <w:rFonts w:ascii="DuckSansProduct, apple-system, " w:hAnsi="DuckSansProduct, apple-system, "/>
+          <w:rFonts w:ascii="DuckSansProduct, apple-system," w:hAnsi="DuckSansProduct, apple-system,"/>
           <w:color w:val="222222"/>
         </w:rPr>
       </w:pPr>
       <w:r>
         <w:rPr>
-          <w:rFonts w:ascii="DuckSansProduct, apple-system, " w:hAnsi="DuckSansProduct, apple-system, "/>
+          <w:rFonts w:ascii="DuckSansProduct, apple-system," w:hAnsi="DuckSansProduct, apple-system,"/>
           <w:color w:val="222222"/>
         </w:rPr>
         <w:t>Software Identification</w:t>
@@ -7325,7 +7139,7 @@
       </w:r>
       <w:r>
         <w:rPr>
-          <w:rFonts w:ascii="DuckSansProduct, apple-system, " w:hAnsi="DuckSansProduct, apple-system, "/>
+          <w:rFonts w:ascii="DuckSansProduct, apple-system," w:hAnsi="DuckSansProduct, apple-system,"/>
           <w:color w:val="222222"/>
           <w:sz w:val="21"/>
         </w:rPr>
@@ -7354,7 +7168,7 @@
       </w:r>
       <w:r>
         <w:rPr>
-          <w:rFonts w:ascii="DuckSansProduct, apple-system, " w:hAnsi="DuckSansProduct, apple-system, "/>
+          <w:rFonts w:ascii="DuckSansProduct, apple-system," w:hAnsi="DuckSansProduct, apple-system,"/>
           <w:color w:val="222222"/>
           <w:sz w:val="21"/>
         </w:rPr>
@@ -7383,7 +7197,7 @@
       </w:r>
       <w:r>
         <w:rPr>
-          <w:rFonts w:ascii="DuckSansProduct, apple-system, " w:hAnsi="DuckSansProduct, apple-system, "/>
+          <w:rFonts w:ascii="DuckSansProduct, apple-system," w:hAnsi="DuckSansProduct, apple-system,"/>
           <w:color w:val="222222"/>
           <w:sz w:val="21"/>
         </w:rPr>
@@ -7412,7 +7226,7 @@
       </w:r>
       <w:r>
         <w:rPr>
-          <w:rFonts w:ascii="DuckSansProduct, apple-system, " w:hAnsi="DuckSansProduct, apple-system, "/>
+          <w:rFonts w:ascii="DuckSansProduct, apple-system," w:hAnsi="DuckSansProduct, apple-system,"/>
           <w:color w:val="222222"/>
           <w:sz w:val="21"/>
         </w:rPr>
@@ -7453,13 +7267,13 @@
         <w:pStyle w:val="Heading3"/>
         <w:ind w:left="0" w:firstLine="0"/>
         <w:rPr>
-          <w:rFonts w:ascii="DuckSansProduct, apple-system, " w:hAnsi="DuckSansProduct, apple-system, "/>
+          <w:rFonts w:ascii="DuckSansProduct, apple-system," w:hAnsi="DuckSansProduct, apple-system,"/>
           <w:color w:val="222222"/>
         </w:rPr>
       </w:pPr>
       <w:r>
         <w:rPr>
-          <w:rFonts w:ascii="DuckSansProduct, apple-system, " w:hAnsi="DuckSansProduct, apple-system, "/>
+          <w:rFonts w:ascii="DuckSansProduct, apple-system," w:hAnsi="DuckSansProduct, apple-system,"/>
           <w:color w:val="222222"/>
         </w:rPr>
         <w:t>Applicable Standards</w:t>
@@ -7471,13 +7285,13 @@
         <w:widowControl/>
         <w:spacing w:line="360" w:lineRule="auto"/>
         <w:rPr>
-          <w:rFonts w:ascii="DuckSansProduct, apple-system, " w:hAnsi="DuckSansProduct, apple-system, "/>
+          <w:rFonts w:ascii="DuckSansProduct, apple-system," w:hAnsi="DuckSansProduct, apple-system,"/>
           <w:color w:val="222222"/>
         </w:rPr>
       </w:pPr>
       <w:r>
         <w:rPr>
-          <w:rFonts w:ascii="DuckSansProduct, apple-system, " w:hAnsi="DuckSansProduct, apple-system, "/>
+          <w:rFonts w:ascii="DuckSansProduct, apple-system," w:hAnsi="DuckSansProduct, apple-system,"/>
           <w:color w:val="222222"/>
         </w:rPr>
         <w:t>The following standards are relevant to the design of the FleetControl System and its accompanying software:</w:t>
@@ -7792,13 +7606,13 @@
         <w:widowControl/>
         <w:spacing w:after="0" w:line="360" w:lineRule="auto"/>
         <w:rPr>
-          <w:rFonts w:ascii="DuckSansProduct, apple-system, " w:hAnsi="DuckSansProduct, apple-system, "/>
+          <w:rFonts w:ascii="DuckSansProduct, apple-system," w:hAnsi="DuckSansProduct, apple-system,"/>
           <w:color w:val="222222"/>
         </w:rPr>
       </w:pPr>
       <w:r>
         <w:rPr>
-          <w:rFonts w:ascii="DuckSansProduct, apple-system, " w:hAnsi="DuckSansProduct, apple-system, "/>
+          <w:rFonts w:ascii="DuckSansProduct, apple-system," w:hAnsi="DuckSansProduct, apple-system,"/>
           <w:color w:val="222222"/>
         </w:rPr>
         <w:t xml:space="preserve">By adhering to these standards, the FleetControl Design Document aims to ensure quality and reliability throughout the development and implementation lifecycle, aligning with </w:t>
@@ -7806,7 +7620,7 @@
       <w:proofErr w:type="gramStart"/>
       <w:r>
         <w:rPr>
-          <w:rFonts w:ascii="DuckSansProduct, apple-system, " w:hAnsi="DuckSansProduct, apple-system, "/>
+          <w:rFonts w:ascii="DuckSansProduct, apple-system," w:hAnsi="DuckSansProduct, apple-system,"/>
           <w:color w:val="222222"/>
         </w:rPr>
         <w:t>industry</w:t>
@@ -7814,7 +7628,7 @@
       <w:proofErr w:type="gramEnd"/>
       <w:r>
         <w:rPr>
-          <w:rFonts w:ascii="DuckSansProduct, apple-system, " w:hAnsi="DuckSansProduct, apple-system, "/>
+          <w:rFonts w:ascii="DuckSansProduct, apple-system," w:hAnsi="DuckSansProduct, apple-system,"/>
           <w:color w:val="222222"/>
         </w:rPr>
         <w:t xml:space="preserve"> best practices and regulatory requirements.</w:t>
@@ -7864,12 +7678,6 @@
         <w:gridCol w:w="9405"/>
       </w:tblGrid>
       <w:tr>
-        <w:tblPrEx>
-          <w:tblCellMar>
-            <w:top w:w="0" w:type="dxa"/>
-            <w:bottom w:w="0" w:type="dxa"/>
-          </w:tblCellMar>
-        </w:tblPrEx>
         <w:trPr>
           <w:cantSplit/>
           <w:jc w:val="center"/>
@@ -7908,12 +7716,6 @@
         </w:tc>
       </w:tr>
       <w:tr>
-        <w:tblPrEx>
-          <w:tblCellMar>
-            <w:top w:w="0" w:type="dxa"/>
-            <w:bottom w:w="0" w:type="dxa"/>
-          </w:tblCellMar>
-        </w:tblPrEx>
         <w:trPr>
           <w:cantSplit/>
           <w:jc w:val="center"/>
@@ -7951,12 +7753,6 @@
         </w:tc>
       </w:tr>
       <w:tr>
-        <w:tblPrEx>
-          <w:tblCellMar>
-            <w:top w:w="0" w:type="dxa"/>
-            <w:bottom w:w="0" w:type="dxa"/>
-          </w:tblCellMar>
-        </w:tblPrEx>
         <w:trPr>
           <w:cantSplit/>
           <w:jc w:val="center"/>
@@ -7988,12 +7784,6 @@
         </w:tc>
       </w:tr>
       <w:tr>
-        <w:tblPrEx>
-          <w:tblCellMar>
-            <w:top w:w="0" w:type="dxa"/>
-            <w:bottom w:w="0" w:type="dxa"/>
-          </w:tblCellMar>
-        </w:tblPrEx>
         <w:trPr>
           <w:cantSplit/>
           <w:jc w:val="center"/>
@@ -8041,12 +7831,6 @@
         <w:gridCol w:w="9405"/>
       </w:tblGrid>
       <w:tr>
-        <w:tblPrEx>
-          <w:tblCellMar>
-            <w:top w:w="0" w:type="dxa"/>
-            <w:bottom w:w="0" w:type="dxa"/>
-          </w:tblCellMar>
-        </w:tblPrEx>
         <w:trPr>
           <w:cantSplit/>
           <w:jc w:val="center"/>
@@ -8085,12 +7869,6 @@
         </w:tc>
       </w:tr>
       <w:tr>
-        <w:tblPrEx>
-          <w:tblCellMar>
-            <w:top w:w="0" w:type="dxa"/>
-            <w:bottom w:w="0" w:type="dxa"/>
-          </w:tblCellMar>
-        </w:tblPrEx>
         <w:trPr>
           <w:cantSplit/>
           <w:jc w:val="center"/>
@@ -8122,12 +7900,6 @@
         </w:tc>
       </w:tr>
       <w:tr>
-        <w:tblPrEx>
-          <w:tblCellMar>
-            <w:top w:w="0" w:type="dxa"/>
-            <w:bottom w:w="0" w:type="dxa"/>
-          </w:tblCellMar>
-        </w:tblPrEx>
         <w:trPr>
           <w:cantSplit/>
           <w:jc w:val="center"/>
@@ -8159,12 +7931,6 @@
         </w:tc>
       </w:tr>
       <w:tr>
-        <w:tblPrEx>
-          <w:tblCellMar>
-            <w:top w:w="0" w:type="dxa"/>
-            <w:bottom w:w="0" w:type="dxa"/>
-          </w:tblCellMar>
-        </w:tblPrEx>
         <w:trPr>
           <w:cantSplit/>
           <w:jc w:val="center"/>
@@ -10967,6 +10733,7 @@
         <w:t>Provide a diagram of the navigation hierarchy that shows how a user moves through the user interface.</w:t>
       </w:r>
     </w:p>
+    <w:p/>
     <w:p>
       <w:pPr>
         <w:pStyle w:val="Heading3"/>
@@ -10976,6 +10743,756 @@
         </w:numPr>
       </w:pPr>
       <w:r>
+        <w:t>FleetControl Website Sign-In Use Case</w:t>
+      </w:r>
+    </w:p>
+    <w:p>
+      <w:r>
+        <w:t>This use case defines how a registered FleetControl user signs in to the web application to access fleet management features. It covers the standard login flow, error conditions, and security considerations.</w:t>
+      </w:r>
+    </w:p>
+    <w:p>
+      <w:r>
+        <w:rPr>
+          <w:noProof/>
+        </w:rPr>
+        <w:lastRenderedPageBreak/>
+        <w:drawing>
+          <wp:inline distT="0" distB="0" distL="0" distR="0" wp14:anchorId="2EA67FB8" wp14:editId="25E5A9DF">
+            <wp:extent cx="5943600" cy="800100"/>
+            <wp:effectExtent l="0" t="0" r="0" b="0"/>
+            <wp:docPr id="647856460" name="Picture 2"/>
+            <wp:cNvGraphicFramePr>
+              <a:graphicFrameLocks xmlns:a="http://schemas.openxmlformats.org/drawingml/2006/main" noChangeAspect="1"/>
+            </wp:cNvGraphicFramePr>
+            <a:graphic xmlns:a="http://schemas.openxmlformats.org/drawingml/2006/main">
+              <a:graphicData uri="http://schemas.openxmlformats.org/drawingml/2006/picture">
+                <pic:pic xmlns:pic="http://schemas.openxmlformats.org/drawingml/2006/picture">
+                  <pic:nvPicPr>
+                    <pic:cNvPr id="647856460" name="Picture 647856460"/>
+                    <pic:cNvPicPr/>
+                  </pic:nvPicPr>
+                  <pic:blipFill>
+                    <a:blip r:embed="rId15">
+                      <a:extLst>
+                        <a:ext uri="{28A0092B-C50C-407E-A947-70E740481C1C}">
+                          <a14:useLocalDpi xmlns:a14="http://schemas.microsoft.com/office/drawing/2010/main" val="0"/>
+                        </a:ext>
+                      </a:extLst>
+                    </a:blip>
+                    <a:stretch>
+                      <a:fillRect/>
+                    </a:stretch>
+                  </pic:blipFill>
+                  <pic:spPr>
+                    <a:xfrm>
+                      <a:off x="0" y="0"/>
+                      <a:ext cx="5943600" cy="800100"/>
+                    </a:xfrm>
+                    <a:prstGeom prst="rect">
+                      <a:avLst/>
+                    </a:prstGeom>
+                  </pic:spPr>
+                </pic:pic>
+              </a:graphicData>
+            </a:graphic>
+          </wp:inline>
+        </w:drawing>
+      </w:r>
+    </w:p>
+    <w:p/>
+    <w:p>
+      <w:pPr>
+        <w:rPr>
+          <w:b/>
+          <w:bCs/>
+        </w:rPr>
+      </w:pPr>
+      <w:r>
+        <w:rPr>
+          <w:b/>
+          <w:bCs/>
+        </w:rPr>
+        <w:t>Use Case Name</w:t>
+      </w:r>
+    </w:p>
+    <w:p>
+      <w:r>
+        <w:t>FleetControl User Sign-In</w:t>
+      </w:r>
+    </w:p>
+    <w:p>
+      <w:pPr>
+        <w:rPr>
+          <w:b/>
+          <w:bCs/>
+        </w:rPr>
+      </w:pPr>
+      <w:r>
+        <w:rPr>
+          <w:b/>
+          <w:bCs/>
+        </w:rPr>
+        <w:t>Primary Actor</w:t>
+      </w:r>
+    </w:p>
+    <w:p>
+      <w:r>
+        <w:t>Registered FleetControl user</w:t>
+      </w:r>
+    </w:p>
+    <w:p>
+      <w:pPr>
+        <w:rPr>
+          <w:b/>
+          <w:bCs/>
+        </w:rPr>
+      </w:pPr>
+      <w:r>
+        <w:rPr>
+          <w:b/>
+          <w:bCs/>
+        </w:rPr>
+        <w:t>Goal</w:t>
+      </w:r>
+    </w:p>
+    <w:p>
+      <w:r>
+        <w:t>Authenticate and gain secure access to the FleetControl dashboard.</w:t>
+      </w:r>
+    </w:p>
+    <w:p>
+      <w:pPr>
+        <w:rPr>
+          <w:b/>
+          <w:bCs/>
+        </w:rPr>
+      </w:pPr>
+      <w:r>
+        <w:rPr>
+          <w:b/>
+          <w:bCs/>
+        </w:rPr>
+        <w:t>Preconditions</w:t>
+      </w:r>
+    </w:p>
+    <w:p>
+      <w:pPr>
+        <w:numPr>
+          <w:ilvl w:val="0"/>
+          <w:numId w:val="15"/>
+        </w:numPr>
+      </w:pPr>
+      <w:r>
+        <w:t>User has an active FleetControl account.</w:t>
+      </w:r>
+    </w:p>
+    <w:p>
+      <w:pPr>
+        <w:numPr>
+          <w:ilvl w:val="0"/>
+          <w:numId w:val="15"/>
+        </w:numPr>
+      </w:pPr>
+      <w:proofErr w:type="gramStart"/>
+      <w:r>
+        <w:t>User knows</w:t>
+      </w:r>
+      <w:proofErr w:type="gramEnd"/>
+      <w:r>
+        <w:t xml:space="preserve"> their registered email/username and password.</w:t>
+      </w:r>
+    </w:p>
+    <w:p>
+      <w:pPr>
+        <w:numPr>
+          <w:ilvl w:val="0"/>
+          <w:numId w:val="15"/>
+        </w:numPr>
+      </w:pPr>
+      <w:r>
+        <w:t>FleetControl authentication service is available.</w:t>
+      </w:r>
+    </w:p>
+    <w:p>
+      <w:pPr>
+        <w:numPr>
+          <w:ilvl w:val="0"/>
+          <w:numId w:val="15"/>
+        </w:numPr>
+      </w:pPr>
+      <w:r>
+        <w:t>If enabled, user has access to their MFA method (e.g., authenticator app, SMS).</w:t>
+      </w:r>
+    </w:p>
+    <w:p>
+      <w:pPr>
+        <w:rPr>
+          <w:b/>
+          <w:bCs/>
+        </w:rPr>
+      </w:pPr>
+      <w:r>
+        <w:rPr>
+          <w:b/>
+          <w:bCs/>
+        </w:rPr>
+        <w:t>Main Success Scenario</w:t>
+      </w:r>
+    </w:p>
+    <w:p>
+      <w:pPr>
+        <w:numPr>
+          <w:ilvl w:val="0"/>
+          <w:numId w:val="16"/>
+        </w:numPr>
+      </w:pPr>
+      <w:r>
+        <w:t>User navigates to the FleetControl login page.</w:t>
+      </w:r>
+    </w:p>
+    <w:p>
+      <w:pPr>
+        <w:numPr>
+          <w:ilvl w:val="0"/>
+          <w:numId w:val="16"/>
+        </w:numPr>
+      </w:pPr>
+      <w:r>
+        <w:t>User enters email/username and password.</w:t>
+      </w:r>
+    </w:p>
+    <w:p>
+      <w:pPr>
+        <w:numPr>
+          <w:ilvl w:val="0"/>
+          <w:numId w:val="16"/>
+        </w:numPr>
+      </w:pPr>
+      <w:r>
+        <w:t>User selects Sign In.</w:t>
+      </w:r>
+    </w:p>
+    <w:p>
+      <w:pPr>
+        <w:numPr>
+          <w:ilvl w:val="0"/>
+          <w:numId w:val="16"/>
+        </w:numPr>
+      </w:pPr>
+      <w:r>
+        <w:t>System validates credentials.</w:t>
+      </w:r>
+    </w:p>
+    <w:p>
+      <w:pPr>
+        <w:numPr>
+          <w:ilvl w:val="0"/>
+          <w:numId w:val="16"/>
+        </w:numPr>
+      </w:pPr>
+      <w:r>
+        <w:t xml:space="preserve">If MFA is enabled, system </w:t>
+      </w:r>
+      <w:proofErr w:type="gramStart"/>
+      <w:r>
+        <w:t>prompts for</w:t>
+      </w:r>
+      <w:proofErr w:type="gramEnd"/>
+      <w:r>
+        <w:t xml:space="preserve"> MFA code.</w:t>
+      </w:r>
+    </w:p>
+    <w:p>
+      <w:pPr>
+        <w:numPr>
+          <w:ilvl w:val="0"/>
+          <w:numId w:val="16"/>
+        </w:numPr>
+      </w:pPr>
+      <w:r>
+        <w:t>User provides valid MFA code within the allowed time.</w:t>
+      </w:r>
+    </w:p>
+    <w:p>
+      <w:pPr>
+        <w:numPr>
+          <w:ilvl w:val="0"/>
+          <w:numId w:val="16"/>
+        </w:numPr>
+      </w:pPr>
+      <w:r>
+        <w:t>System creates an authenticated session and applies user roles and permissions.</w:t>
+      </w:r>
+    </w:p>
+    <w:p>
+      <w:pPr>
+        <w:numPr>
+          <w:ilvl w:val="0"/>
+          <w:numId w:val="16"/>
+        </w:numPr>
+      </w:pPr>
+      <w:r>
+        <w:t>System redirects user to the dashboard (or last visited page).</w:t>
+      </w:r>
+    </w:p>
+    <w:p>
+      <w:pPr>
+        <w:numPr>
+          <w:ilvl w:val="0"/>
+          <w:numId w:val="16"/>
+        </w:numPr>
+      </w:pPr>
+      <w:r>
+        <w:t xml:space="preserve">System records login </w:t>
+      </w:r>
+      <w:proofErr w:type="gramStart"/>
+      <w:r>
+        <w:t>event</w:t>
+      </w:r>
+      <w:proofErr w:type="gramEnd"/>
+      <w:r>
+        <w:t xml:space="preserve"> with timestamp and device/IP details.</w:t>
+      </w:r>
+    </w:p>
+    <w:p>
+      <w:pPr>
+        <w:rPr>
+          <w:b/>
+          <w:bCs/>
+        </w:rPr>
+      </w:pPr>
+      <w:r>
+        <w:rPr>
+          <w:b/>
+          <w:bCs/>
+        </w:rPr>
+        <w:t>Alternative Flows</w:t>
+      </w:r>
+    </w:p>
+    <w:p>
+      <w:pPr>
+        <w:numPr>
+          <w:ilvl w:val="0"/>
+          <w:numId w:val="17"/>
+        </w:numPr>
+      </w:pPr>
+      <w:r>
+        <w:t>Incorrect Password</w:t>
+      </w:r>
+    </w:p>
+    <w:p>
+      <w:pPr>
+        <w:numPr>
+          <w:ilvl w:val="1"/>
+          <w:numId w:val="17"/>
+        </w:numPr>
+      </w:pPr>
+      <w:r>
+        <w:t>Steps 1–3 as above.</w:t>
+      </w:r>
+    </w:p>
+    <w:p>
+      <w:pPr>
+        <w:numPr>
+          <w:ilvl w:val="1"/>
+          <w:numId w:val="17"/>
+        </w:numPr>
+      </w:pPr>
+      <w:r>
+        <w:t>System rejects credentials and displays a non-specific error.</w:t>
+      </w:r>
+    </w:p>
+    <w:p>
+      <w:pPr>
+        <w:numPr>
+          <w:ilvl w:val="1"/>
+          <w:numId w:val="17"/>
+        </w:numPr>
+      </w:pPr>
+      <w:r>
+        <w:t>System increments failed attempt counter.</w:t>
+      </w:r>
+    </w:p>
+    <w:p>
+      <w:pPr>
+        <w:numPr>
+          <w:ilvl w:val="1"/>
+          <w:numId w:val="17"/>
+        </w:numPr>
+      </w:pPr>
+      <w:r>
+        <w:t>User may retry or select Forgot Password.</w:t>
+      </w:r>
+    </w:p>
+    <w:p>
+      <w:pPr>
+        <w:numPr>
+          <w:ilvl w:val="0"/>
+          <w:numId w:val="17"/>
+        </w:numPr>
+      </w:pPr>
+      <w:r>
+        <w:lastRenderedPageBreak/>
+        <w:t>Unknown Username/Email</w:t>
+      </w:r>
+    </w:p>
+    <w:p>
+      <w:pPr>
+        <w:numPr>
+          <w:ilvl w:val="1"/>
+          <w:numId w:val="17"/>
+        </w:numPr>
+      </w:pPr>
+      <w:r>
+        <w:t>Steps 1–3 as above.</w:t>
+      </w:r>
+    </w:p>
+    <w:p>
+      <w:pPr>
+        <w:numPr>
+          <w:ilvl w:val="1"/>
+          <w:numId w:val="17"/>
+        </w:numPr>
+      </w:pPr>
+      <w:r>
+        <w:t>System rejects credentials and displays a non-specific error.</w:t>
+      </w:r>
+    </w:p>
+    <w:p>
+      <w:pPr>
+        <w:numPr>
+          <w:ilvl w:val="1"/>
+          <w:numId w:val="17"/>
+        </w:numPr>
+      </w:pPr>
+      <w:r>
+        <w:t>No indication given whether the account exists.</w:t>
+      </w:r>
+    </w:p>
+    <w:p>
+      <w:pPr>
+        <w:numPr>
+          <w:ilvl w:val="0"/>
+          <w:numId w:val="17"/>
+        </w:numPr>
+      </w:pPr>
+      <w:r>
+        <w:t>Account Locked</w:t>
+      </w:r>
+    </w:p>
+    <w:p>
+      <w:pPr>
+        <w:numPr>
+          <w:ilvl w:val="1"/>
+          <w:numId w:val="17"/>
+        </w:numPr>
+      </w:pPr>
+      <w:r>
+        <w:t>After N failed attempts within timeframe, system locks the account.</w:t>
+      </w:r>
+    </w:p>
+    <w:p>
+      <w:pPr>
+        <w:numPr>
+          <w:ilvl w:val="1"/>
+          <w:numId w:val="17"/>
+        </w:numPr>
+      </w:pPr>
+      <w:r>
+        <w:t>System notifies the user of lockout and provides unlock/reset instructions.</w:t>
+      </w:r>
+    </w:p>
+    <w:p>
+      <w:pPr>
+        <w:numPr>
+          <w:ilvl w:val="1"/>
+          <w:numId w:val="17"/>
+        </w:numPr>
+      </w:pPr>
+      <w:proofErr w:type="gramStart"/>
+      <w:r>
+        <w:t>User</w:t>
+      </w:r>
+      <w:proofErr w:type="gramEnd"/>
+      <w:r>
+        <w:t xml:space="preserve"> must complete password reset or </w:t>
+      </w:r>
+      <w:proofErr w:type="gramStart"/>
+      <w:r>
+        <w:t>wait</w:t>
+      </w:r>
+      <w:proofErr w:type="gramEnd"/>
+      <w:r>
+        <w:t xml:space="preserve"> lockout duration.</w:t>
+      </w:r>
+    </w:p>
+    <w:p>
+      <w:pPr>
+        <w:numPr>
+          <w:ilvl w:val="0"/>
+          <w:numId w:val="17"/>
+        </w:numPr>
+      </w:pPr>
+      <w:r>
+        <w:t>MFA Failure</w:t>
+      </w:r>
+    </w:p>
+    <w:p>
+      <w:pPr>
+        <w:numPr>
+          <w:ilvl w:val="1"/>
+          <w:numId w:val="17"/>
+        </w:numPr>
+      </w:pPr>
+      <w:r>
+        <w:t>Steps 1–4 succeed; MFA requested.</w:t>
+      </w:r>
+    </w:p>
+    <w:p>
+      <w:pPr>
+        <w:numPr>
+          <w:ilvl w:val="1"/>
+          <w:numId w:val="17"/>
+        </w:numPr>
+      </w:pPr>
+      <w:r>
+        <w:t>User enters invalid or expired code.</w:t>
+      </w:r>
+    </w:p>
+    <w:p>
+      <w:pPr>
+        <w:numPr>
+          <w:ilvl w:val="1"/>
+          <w:numId w:val="17"/>
+        </w:numPr>
+      </w:pPr>
+      <w:r>
+        <w:t>System rejects code, allows limited retries, then restarts sign-in or locks per policy.</w:t>
+      </w:r>
+    </w:p>
+    <w:p>
+      <w:pPr>
+        <w:numPr>
+          <w:ilvl w:val="0"/>
+          <w:numId w:val="17"/>
+        </w:numPr>
+      </w:pPr>
+      <w:r>
+        <w:t>Password Reset</w:t>
+      </w:r>
+    </w:p>
+    <w:p>
+      <w:pPr>
+        <w:numPr>
+          <w:ilvl w:val="1"/>
+          <w:numId w:val="17"/>
+        </w:numPr>
+      </w:pPr>
+      <w:r>
+        <w:t>User selects Forgot Password.</w:t>
+      </w:r>
+    </w:p>
+    <w:p>
+      <w:pPr>
+        <w:numPr>
+          <w:ilvl w:val="1"/>
+          <w:numId w:val="17"/>
+        </w:numPr>
+      </w:pPr>
+      <w:r>
+        <w:t xml:space="preserve">System sends reset </w:t>
+      </w:r>
+      <w:proofErr w:type="gramStart"/>
+      <w:r>
+        <w:t>link</w:t>
+      </w:r>
+      <w:proofErr w:type="gramEnd"/>
+      <w:r>
+        <w:t xml:space="preserve"> to registered email.</w:t>
+      </w:r>
+    </w:p>
+    <w:p>
+      <w:pPr>
+        <w:numPr>
+          <w:ilvl w:val="1"/>
+          <w:numId w:val="17"/>
+        </w:numPr>
+      </w:pPr>
+      <w:r>
+        <w:t>User sets a new password meeting policy.</w:t>
+      </w:r>
+    </w:p>
+    <w:p>
+      <w:pPr>
+        <w:numPr>
+          <w:ilvl w:val="1"/>
+          <w:numId w:val="17"/>
+        </w:numPr>
+      </w:pPr>
+      <w:r>
+        <w:t>User repeats sign-in with new credentials.</w:t>
+      </w:r>
+    </w:p>
+    <w:p>
+      <w:pPr>
+        <w:numPr>
+          <w:ilvl w:val="0"/>
+          <w:numId w:val="17"/>
+        </w:numPr>
+      </w:pPr>
+      <w:r>
+        <w:t>Session Timeout</w:t>
+      </w:r>
+    </w:p>
+    <w:p>
+      <w:pPr>
+        <w:numPr>
+          <w:ilvl w:val="1"/>
+          <w:numId w:val="17"/>
+        </w:numPr>
+      </w:pPr>
+      <w:r>
+        <w:t xml:space="preserve">If the session expires during sign-in, system prompts </w:t>
+      </w:r>
+      <w:proofErr w:type="gramStart"/>
+      <w:r>
+        <w:t>user</w:t>
+      </w:r>
+      <w:proofErr w:type="gramEnd"/>
+      <w:r>
+        <w:t xml:space="preserve"> to retry.</w:t>
+      </w:r>
+    </w:p>
+    <w:p>
+      <w:pPr>
+        <w:rPr>
+          <w:b/>
+          <w:bCs/>
+        </w:rPr>
+      </w:pPr>
+      <w:r>
+        <w:rPr>
+          <w:b/>
+          <w:bCs/>
+        </w:rPr>
+        <w:t>Postconditions</w:t>
+      </w:r>
+    </w:p>
+    <w:p>
+      <w:pPr>
+        <w:numPr>
+          <w:ilvl w:val="0"/>
+          <w:numId w:val="18"/>
+        </w:numPr>
+      </w:pPr>
+      <w:r>
+        <w:t>On success: Authenticated session established; user is on the dashboard; login event logged.</w:t>
+      </w:r>
+    </w:p>
+    <w:p>
+      <w:pPr>
+        <w:numPr>
+          <w:ilvl w:val="0"/>
+          <w:numId w:val="18"/>
+        </w:numPr>
+      </w:pPr>
+      <w:r>
+        <w:t>On failure: No session created; failed attempt recorded; user remains on login page with guidance.</w:t>
+      </w:r>
+    </w:p>
+    <w:p>
+      <w:pPr>
+        <w:rPr>
+          <w:b/>
+          <w:bCs/>
+        </w:rPr>
+      </w:pPr>
+      <w:r>
+        <w:rPr>
+          <w:b/>
+          <w:bCs/>
+        </w:rPr>
+        <w:t>Business Rules and Notes</w:t>
+      </w:r>
+    </w:p>
+    <w:p>
+      <w:pPr>
+        <w:numPr>
+          <w:ilvl w:val="0"/>
+          <w:numId w:val="19"/>
+        </w:numPr>
+      </w:pPr>
+      <w:r>
+        <w:t>Enforce password complexity and rotation per policy.</w:t>
+      </w:r>
+    </w:p>
+    <w:p>
+      <w:pPr>
+        <w:numPr>
+          <w:ilvl w:val="0"/>
+          <w:numId w:val="19"/>
+        </w:numPr>
+      </w:pPr>
+      <w:r>
+        <w:t>Lock account after N failed attempts within T minutes; auto-unlock after U minutes or via admin/reset.</w:t>
+      </w:r>
+    </w:p>
+    <w:p>
+      <w:pPr>
+        <w:numPr>
+          <w:ilvl w:val="0"/>
+          <w:numId w:val="19"/>
+        </w:numPr>
+      </w:pPr>
+      <w:r>
+        <w:t>MFA required for privileged roles; optional or risk-based for others.</w:t>
+      </w:r>
+    </w:p>
+    <w:p>
+      <w:pPr>
+        <w:numPr>
+          <w:ilvl w:val="0"/>
+          <w:numId w:val="19"/>
+        </w:numPr>
+      </w:pPr>
+      <w:r>
+        <w:t>Do not reveal account existence in error messages.</w:t>
+      </w:r>
+    </w:p>
+    <w:p>
+      <w:pPr>
+        <w:numPr>
+          <w:ilvl w:val="0"/>
+          <w:numId w:val="19"/>
+        </w:numPr>
+      </w:pPr>
+      <w:r>
+        <w:t>Support SSO/OIDC where configured; skip password entry when IdP handles authentication.</w:t>
+      </w:r>
+    </w:p>
+    <w:p>
+      <w:pPr>
+        <w:numPr>
+          <w:ilvl w:val="0"/>
+          <w:numId w:val="19"/>
+        </w:numPr>
+      </w:pPr>
+      <w:r>
+        <w:t>All authentication events are auditable.</w:t>
+      </w:r>
+    </w:p>
+    <w:p/>
+    <w:p>
+      <w:pPr>
+        <w:pStyle w:val="Heading3"/>
+        <w:numPr>
+          <w:ilvl w:val="2"/>
+          <w:numId w:val="3"/>
+        </w:numPr>
+      </w:pPr>
+      <w:r>
+        <w:lastRenderedPageBreak/>
         <w:t>Screen [x.1]</w:t>
       </w:r>
     </w:p>
@@ -11044,7 +11561,6 @@
         </w:numPr>
       </w:pPr>
       <w:r>
-        <w:lastRenderedPageBreak/>
         <w:t>Screen [x.2]</w:t>
       </w:r>
     </w:p>
@@ -11340,12 +11856,6 @@
         <w:gridCol w:w="4703"/>
       </w:tblGrid>
       <w:tr>
-        <w:tblPrEx>
-          <w:tblCellMar>
-            <w:top w:w="0" w:type="dxa"/>
-            <w:bottom w:w="0" w:type="dxa"/>
-          </w:tblCellMar>
-        </w:tblPrEx>
         <w:trPr>
           <w:cantSplit/>
           <w:jc w:val="center"/>
@@ -11416,12 +11926,6 @@
         </w:tc>
       </w:tr>
       <w:tr>
-        <w:tblPrEx>
-          <w:tblCellMar>
-            <w:top w:w="0" w:type="dxa"/>
-            <w:bottom w:w="0" w:type="dxa"/>
-          </w:tblCellMar>
-        </w:tblPrEx>
         <w:trPr>
           <w:cantSplit/>
           <w:jc w:val="center"/>
@@ -11478,12 +11982,6 @@
         </w:tc>
       </w:tr>
       <w:tr>
-        <w:tblPrEx>
-          <w:tblCellMar>
-            <w:top w:w="0" w:type="dxa"/>
-            <w:bottom w:w="0" w:type="dxa"/>
-          </w:tblCellMar>
-        </w:tblPrEx>
         <w:trPr>
           <w:cantSplit/>
           <w:jc w:val="center"/>
@@ -11540,12 +12038,6 @@
         </w:tc>
       </w:tr>
       <w:tr>
-        <w:tblPrEx>
-          <w:tblCellMar>
-            <w:top w:w="0" w:type="dxa"/>
-            <w:bottom w:w="0" w:type="dxa"/>
-          </w:tblCellMar>
-        </w:tblPrEx>
         <w:trPr>
           <w:cantSplit/>
           <w:jc w:val="center"/>
@@ -11602,12 +12094,6 @@
         </w:tc>
       </w:tr>
       <w:tr>
-        <w:tblPrEx>
-          <w:tblCellMar>
-            <w:top w:w="0" w:type="dxa"/>
-            <w:bottom w:w="0" w:type="dxa"/>
-          </w:tblCellMar>
-        </w:tblPrEx>
         <w:trPr>
           <w:cantSplit/>
           <w:jc w:val="center"/>
@@ -11664,12 +12150,6 @@
         </w:tc>
       </w:tr>
       <w:tr>
-        <w:tblPrEx>
-          <w:tblCellMar>
-            <w:top w:w="0" w:type="dxa"/>
-            <w:bottom w:w="0" w:type="dxa"/>
-          </w:tblCellMar>
-        </w:tblPrEx>
         <w:trPr>
           <w:cantSplit/>
           <w:jc w:val="center"/>
@@ -11734,10 +12214,10 @@
       </w:r>
     </w:p>
     <w:sectPr>
-      <w:headerReference w:type="even" r:id="rId111"/>
-      <w:headerReference w:type="default" r:id="rId112"/>
-      <w:footerReference w:type="even" r:id="rId113"/>
-      <w:footerReference w:type="default" r:id="rId114"/>
+      <w:headerReference w:type="even" r:id="rId16"/>
+      <w:headerReference w:type="default" r:id="rId17"/>
+      <w:footerReference w:type="even" r:id="rId18"/>
+      <w:footerReference w:type="default" r:id="rId19"/>
       <w:pgSz w:w="12240" w:h="15840"/>
       <w:pgMar w:top="1440" w:right="1440" w:bottom="1418" w:left="1440" w:header="709" w:footer="709" w:gutter="0"/>
       <w:cols w:space="720"/>
@@ -11840,11 +12320,21 @@
       </w:rPr>
       <w:t xml:space="preserve"> of </w:t>
     </w:r>
-    <w:fldSimple w:instr=" NUMPAGES ">
-      <w:r>
-        <w:t>26</w:t>
-      </w:r>
-    </w:fldSimple>
+    <w:r>
+      <w:fldChar w:fldCharType="begin"/>
+    </w:r>
+    <w:r>
+      <w:instrText xml:space="preserve"> NUMPAGES </w:instrText>
+    </w:r>
+    <w:r>
+      <w:fldChar w:fldCharType="separate"/>
+    </w:r>
+    <w:r>
+      <w:t>26</w:t>
+    </w:r>
+    <w:r>
+      <w:fldChar w:fldCharType="end"/>
+    </w:r>
     <w:r>
       <w:rPr>
         <w:rFonts w:ascii="Helvetica Neue" w:eastAsia="Helvetica Neue" w:hAnsi="Helvetica Neue" w:cs="Helvetica Neue"/>
@@ -11978,11 +12468,21 @@
       </w:rPr>
       <w:t xml:space="preserve"> of </w:t>
     </w:r>
-    <w:fldSimple w:instr=" NUMPAGES ">
-      <w:r>
-        <w:t>26</w:t>
-      </w:r>
-    </w:fldSimple>
+    <w:r>
+      <w:fldChar w:fldCharType="begin"/>
+    </w:r>
+    <w:r>
+      <w:instrText xml:space="preserve"> NUMPAGES </w:instrText>
+    </w:r>
+    <w:r>
+      <w:fldChar w:fldCharType="separate"/>
+    </w:r>
+    <w:r>
+      <w:t>26</w:t>
+    </w:r>
+    <w:r>
+      <w:fldChar w:fldCharType="end"/>
+    </w:r>
     <w:r>
       <w:rPr>
         <w:rFonts w:ascii="Helvetica Neue" w:eastAsia="Helvetica Neue" w:hAnsi="Helvetica Neue" w:cs="Helvetica Neue"/>
@@ -12233,11 +12733,21 @@
       </w:rPr>
       <w:t xml:space="preserve"> of </w:t>
     </w:r>
-    <w:fldSimple w:instr=" NUMPAGES ">
-      <w:r>
-        <w:t>26</w:t>
-      </w:r>
-    </w:fldSimple>
+    <w:r>
+      <w:fldChar w:fldCharType="begin"/>
+    </w:r>
+    <w:r>
+      <w:instrText xml:space="preserve"> NUMPAGES </w:instrText>
+    </w:r>
+    <w:r>
+      <w:fldChar w:fldCharType="separate"/>
+    </w:r>
+    <w:r>
+      <w:t>26</w:t>
+    </w:r>
+    <w:r>
+      <w:fldChar w:fldCharType="end"/>
+    </w:r>
     <w:r>
       <w:rPr>
         <w:rFonts w:ascii="Helvetica Neue" w:eastAsia="Helvetica Neue" w:hAnsi="Helvetica Neue" w:cs="Helvetica Neue"/>
@@ -12780,6 +13290,155 @@
     </w:lvl>
   </w:abstractNum>
   <w:abstractNum w:abstractNumId="3" w15:restartNumberingAfterBreak="0">
+    <w:nsid w:val="2CB021DB"/>
+    <w:multiLevelType w:val="multilevel"/>
+    <w:tmpl w:val="014E8422"/>
+    <w:lvl w:ilvl="0">
+      <w:start w:val="1"/>
+      <w:numFmt w:val="bullet"/>
+      <w:lvlText w:val=""/>
+      <w:lvlJc w:val="left"/>
+      <w:pPr>
+        <w:tabs>
+          <w:tab w:val="num" w:pos="720"/>
+        </w:tabs>
+        <w:ind w:left="720" w:hanging="360"/>
+      </w:pPr>
+      <w:rPr>
+        <w:rFonts w:ascii="Symbol" w:hAnsi="Symbol" w:hint="default"/>
+        <w:sz w:val="20"/>
+      </w:rPr>
+    </w:lvl>
+    <w:lvl w:ilvl="1" w:tentative="1">
+      <w:start w:val="1"/>
+      <w:numFmt w:val="bullet"/>
+      <w:lvlText w:val="o"/>
+      <w:lvlJc w:val="left"/>
+      <w:pPr>
+        <w:tabs>
+          <w:tab w:val="num" w:pos="1440"/>
+        </w:tabs>
+        <w:ind w:left="1440" w:hanging="360"/>
+      </w:pPr>
+      <w:rPr>
+        <w:rFonts w:ascii="Courier New" w:hAnsi="Courier New" w:hint="default"/>
+        <w:sz w:val="20"/>
+      </w:rPr>
+    </w:lvl>
+    <w:lvl w:ilvl="2" w:tentative="1">
+      <w:start w:val="1"/>
+      <w:numFmt w:val="bullet"/>
+      <w:lvlText w:val=""/>
+      <w:lvlJc w:val="left"/>
+      <w:pPr>
+        <w:tabs>
+          <w:tab w:val="num" w:pos="2160"/>
+        </w:tabs>
+        <w:ind w:left="2160" w:hanging="360"/>
+      </w:pPr>
+      <w:rPr>
+        <w:rFonts w:ascii="Wingdings" w:hAnsi="Wingdings" w:hint="default"/>
+        <w:sz w:val="20"/>
+      </w:rPr>
+    </w:lvl>
+    <w:lvl w:ilvl="3" w:tentative="1">
+      <w:start w:val="1"/>
+      <w:numFmt w:val="bullet"/>
+      <w:lvlText w:val=""/>
+      <w:lvlJc w:val="left"/>
+      <w:pPr>
+        <w:tabs>
+          <w:tab w:val="num" w:pos="2880"/>
+        </w:tabs>
+        <w:ind w:left="2880" w:hanging="360"/>
+      </w:pPr>
+      <w:rPr>
+        <w:rFonts w:ascii="Wingdings" w:hAnsi="Wingdings" w:hint="default"/>
+        <w:sz w:val="20"/>
+      </w:rPr>
+    </w:lvl>
+    <w:lvl w:ilvl="4" w:tentative="1">
+      <w:start w:val="1"/>
+      <w:numFmt w:val="bullet"/>
+      <w:lvlText w:val=""/>
+      <w:lvlJc w:val="left"/>
+      <w:pPr>
+        <w:tabs>
+          <w:tab w:val="num" w:pos="3600"/>
+        </w:tabs>
+        <w:ind w:left="3600" w:hanging="360"/>
+      </w:pPr>
+      <w:rPr>
+        <w:rFonts w:ascii="Wingdings" w:hAnsi="Wingdings" w:hint="default"/>
+        <w:sz w:val="20"/>
+      </w:rPr>
+    </w:lvl>
+    <w:lvl w:ilvl="5" w:tentative="1">
+      <w:start w:val="1"/>
+      <w:numFmt w:val="bullet"/>
+      <w:lvlText w:val=""/>
+      <w:lvlJc w:val="left"/>
+      <w:pPr>
+        <w:tabs>
+          <w:tab w:val="num" w:pos="4320"/>
+        </w:tabs>
+        <w:ind w:left="4320" w:hanging="360"/>
+      </w:pPr>
+      <w:rPr>
+        <w:rFonts w:ascii="Wingdings" w:hAnsi="Wingdings" w:hint="default"/>
+        <w:sz w:val="20"/>
+      </w:rPr>
+    </w:lvl>
+    <w:lvl w:ilvl="6" w:tentative="1">
+      <w:start w:val="1"/>
+      <w:numFmt w:val="bullet"/>
+      <w:lvlText w:val=""/>
+      <w:lvlJc w:val="left"/>
+      <w:pPr>
+        <w:tabs>
+          <w:tab w:val="num" w:pos="5040"/>
+        </w:tabs>
+        <w:ind w:left="5040" w:hanging="360"/>
+      </w:pPr>
+      <w:rPr>
+        <w:rFonts w:ascii="Wingdings" w:hAnsi="Wingdings" w:hint="default"/>
+        <w:sz w:val="20"/>
+      </w:rPr>
+    </w:lvl>
+    <w:lvl w:ilvl="7" w:tentative="1">
+      <w:start w:val="1"/>
+      <w:numFmt w:val="bullet"/>
+      <w:lvlText w:val=""/>
+      <w:lvlJc w:val="left"/>
+      <w:pPr>
+        <w:tabs>
+          <w:tab w:val="num" w:pos="5760"/>
+        </w:tabs>
+        <w:ind w:left="5760" w:hanging="360"/>
+      </w:pPr>
+      <w:rPr>
+        <w:rFonts w:ascii="Wingdings" w:hAnsi="Wingdings" w:hint="default"/>
+        <w:sz w:val="20"/>
+      </w:rPr>
+    </w:lvl>
+    <w:lvl w:ilvl="8" w:tentative="1">
+      <w:start w:val="1"/>
+      <w:numFmt w:val="bullet"/>
+      <w:lvlText w:val=""/>
+      <w:lvlJc w:val="left"/>
+      <w:pPr>
+        <w:tabs>
+          <w:tab w:val="num" w:pos="6480"/>
+        </w:tabs>
+        <w:ind w:left="6480" w:hanging="360"/>
+      </w:pPr>
+      <w:rPr>
+        <w:rFonts w:ascii="Wingdings" w:hAnsi="Wingdings" w:hint="default"/>
+        <w:sz w:val="20"/>
+      </w:rPr>
+    </w:lvl>
+  </w:abstractNum>
+  <w:abstractNum w:abstractNumId="4" w15:restartNumberingAfterBreak="0">
     <w:nsid w:val="356D4BFC"/>
     <w:multiLevelType w:val="multilevel"/>
     <w:tmpl w:val="AB4CF682"/>
@@ -12880,7 +13539,120 @@
       </w:rPr>
     </w:lvl>
   </w:abstractNum>
-  <w:abstractNum w:abstractNumId="4" w15:restartNumberingAfterBreak="0">
+  <w:abstractNum w:abstractNumId="5" w15:restartNumberingAfterBreak="0">
+    <w:nsid w:val="37EA5775"/>
+    <w:multiLevelType w:val="multilevel"/>
+    <w:tmpl w:val="B204E066"/>
+    <w:lvl w:ilvl="0">
+      <w:start w:val="1"/>
+      <w:numFmt w:val="decimal"/>
+      <w:lvlText w:val="%1."/>
+      <w:lvlJc w:val="left"/>
+      <w:pPr>
+        <w:tabs>
+          <w:tab w:val="num" w:pos="720"/>
+        </w:tabs>
+        <w:ind w:left="720" w:hanging="360"/>
+      </w:pPr>
+    </w:lvl>
+    <w:lvl w:ilvl="1" w:tentative="1">
+      <w:start w:val="1"/>
+      <w:numFmt w:val="decimal"/>
+      <w:lvlText w:val="%2."/>
+      <w:lvlJc w:val="left"/>
+      <w:pPr>
+        <w:tabs>
+          <w:tab w:val="num" w:pos="1440"/>
+        </w:tabs>
+        <w:ind w:left="1440" w:hanging="360"/>
+      </w:pPr>
+    </w:lvl>
+    <w:lvl w:ilvl="2" w:tentative="1">
+      <w:start w:val="1"/>
+      <w:numFmt w:val="decimal"/>
+      <w:lvlText w:val="%3."/>
+      <w:lvlJc w:val="left"/>
+      <w:pPr>
+        <w:tabs>
+          <w:tab w:val="num" w:pos="2160"/>
+        </w:tabs>
+        <w:ind w:left="2160" w:hanging="360"/>
+      </w:pPr>
+    </w:lvl>
+    <w:lvl w:ilvl="3" w:tentative="1">
+      <w:start w:val="1"/>
+      <w:numFmt w:val="decimal"/>
+      <w:lvlText w:val="%4."/>
+      <w:lvlJc w:val="left"/>
+      <w:pPr>
+        <w:tabs>
+          <w:tab w:val="num" w:pos="2880"/>
+        </w:tabs>
+        <w:ind w:left="2880" w:hanging="360"/>
+      </w:pPr>
+    </w:lvl>
+    <w:lvl w:ilvl="4" w:tentative="1">
+      <w:start w:val="1"/>
+      <w:numFmt w:val="decimal"/>
+      <w:lvlText w:val="%5."/>
+      <w:lvlJc w:val="left"/>
+      <w:pPr>
+        <w:tabs>
+          <w:tab w:val="num" w:pos="3600"/>
+        </w:tabs>
+        <w:ind w:left="3600" w:hanging="360"/>
+      </w:pPr>
+    </w:lvl>
+    <w:lvl w:ilvl="5" w:tentative="1">
+      <w:start w:val="1"/>
+      <w:numFmt w:val="decimal"/>
+      <w:lvlText w:val="%6."/>
+      <w:lvlJc w:val="left"/>
+      <w:pPr>
+        <w:tabs>
+          <w:tab w:val="num" w:pos="4320"/>
+        </w:tabs>
+        <w:ind w:left="4320" w:hanging="360"/>
+      </w:pPr>
+    </w:lvl>
+    <w:lvl w:ilvl="6" w:tentative="1">
+      <w:start w:val="1"/>
+      <w:numFmt w:val="decimal"/>
+      <w:lvlText w:val="%7."/>
+      <w:lvlJc w:val="left"/>
+      <w:pPr>
+        <w:tabs>
+          <w:tab w:val="num" w:pos="5040"/>
+        </w:tabs>
+        <w:ind w:left="5040" w:hanging="360"/>
+      </w:pPr>
+    </w:lvl>
+    <w:lvl w:ilvl="7" w:tentative="1">
+      <w:start w:val="1"/>
+      <w:numFmt w:val="decimal"/>
+      <w:lvlText w:val="%8."/>
+      <w:lvlJc w:val="left"/>
+      <w:pPr>
+        <w:tabs>
+          <w:tab w:val="num" w:pos="5760"/>
+        </w:tabs>
+        <w:ind w:left="5760" w:hanging="360"/>
+      </w:pPr>
+    </w:lvl>
+    <w:lvl w:ilvl="8" w:tentative="1">
+      <w:start w:val="1"/>
+      <w:numFmt w:val="decimal"/>
+      <w:lvlText w:val="%9."/>
+      <w:lvlJc w:val="left"/>
+      <w:pPr>
+        <w:tabs>
+          <w:tab w:val="num" w:pos="6480"/>
+        </w:tabs>
+        <w:ind w:left="6480" w:hanging="360"/>
+      </w:pPr>
+    </w:lvl>
+  </w:abstractNum>
+  <w:abstractNum w:abstractNumId="6" w15:restartNumberingAfterBreak="0">
     <w:nsid w:val="39F537E9"/>
     <w:multiLevelType w:val="multilevel"/>
     <w:tmpl w:val="2F0C23D6"/>
@@ -12981,7 +13753,152 @@
       </w:rPr>
     </w:lvl>
   </w:abstractNum>
-  <w:abstractNum w:abstractNumId="5" w15:restartNumberingAfterBreak="0">
+  <w:abstractNum w:abstractNumId="7" w15:restartNumberingAfterBreak="0">
+    <w:nsid w:val="3EE756F9"/>
+    <w:multiLevelType w:val="multilevel"/>
+    <w:tmpl w:val="C2CA373E"/>
+    <w:lvl w:ilvl="0">
+      <w:start w:val="1"/>
+      <w:numFmt w:val="bullet"/>
+      <w:lvlText w:val=""/>
+      <w:lvlJc w:val="left"/>
+      <w:pPr>
+        <w:tabs>
+          <w:tab w:val="num" w:pos="720"/>
+        </w:tabs>
+        <w:ind w:left="720" w:hanging="360"/>
+      </w:pPr>
+      <w:rPr>
+        <w:rFonts w:ascii="Symbol" w:hAnsi="Symbol" w:hint="default"/>
+        <w:sz w:val="20"/>
+      </w:rPr>
+    </w:lvl>
+    <w:lvl w:ilvl="1">
+      <w:start w:val="1"/>
+      <w:numFmt w:val="decimal"/>
+      <w:lvlText w:val="%2."/>
+      <w:lvlJc w:val="left"/>
+      <w:pPr>
+        <w:tabs>
+          <w:tab w:val="num" w:pos="1440"/>
+        </w:tabs>
+        <w:ind w:left="1440" w:hanging="360"/>
+      </w:pPr>
+    </w:lvl>
+    <w:lvl w:ilvl="2" w:tentative="1">
+      <w:start w:val="1"/>
+      <w:numFmt w:val="bullet"/>
+      <w:lvlText w:val=""/>
+      <w:lvlJc w:val="left"/>
+      <w:pPr>
+        <w:tabs>
+          <w:tab w:val="num" w:pos="2160"/>
+        </w:tabs>
+        <w:ind w:left="2160" w:hanging="360"/>
+      </w:pPr>
+      <w:rPr>
+        <w:rFonts w:ascii="Wingdings" w:hAnsi="Wingdings" w:hint="default"/>
+        <w:sz w:val="20"/>
+      </w:rPr>
+    </w:lvl>
+    <w:lvl w:ilvl="3" w:tentative="1">
+      <w:start w:val="1"/>
+      <w:numFmt w:val="bullet"/>
+      <w:lvlText w:val=""/>
+      <w:lvlJc w:val="left"/>
+      <w:pPr>
+        <w:tabs>
+          <w:tab w:val="num" w:pos="2880"/>
+        </w:tabs>
+        <w:ind w:left="2880" w:hanging="360"/>
+      </w:pPr>
+      <w:rPr>
+        <w:rFonts w:ascii="Wingdings" w:hAnsi="Wingdings" w:hint="default"/>
+        <w:sz w:val="20"/>
+      </w:rPr>
+    </w:lvl>
+    <w:lvl w:ilvl="4" w:tentative="1">
+      <w:start w:val="1"/>
+      <w:numFmt w:val="bullet"/>
+      <w:lvlText w:val=""/>
+      <w:lvlJc w:val="left"/>
+      <w:pPr>
+        <w:tabs>
+          <w:tab w:val="num" w:pos="3600"/>
+        </w:tabs>
+        <w:ind w:left="3600" w:hanging="360"/>
+      </w:pPr>
+      <w:rPr>
+        <w:rFonts w:ascii="Wingdings" w:hAnsi="Wingdings" w:hint="default"/>
+        <w:sz w:val="20"/>
+      </w:rPr>
+    </w:lvl>
+    <w:lvl w:ilvl="5" w:tentative="1">
+      <w:start w:val="1"/>
+      <w:numFmt w:val="bullet"/>
+      <w:lvlText w:val=""/>
+      <w:lvlJc w:val="left"/>
+      <w:pPr>
+        <w:tabs>
+          <w:tab w:val="num" w:pos="4320"/>
+        </w:tabs>
+        <w:ind w:left="4320" w:hanging="360"/>
+      </w:pPr>
+      <w:rPr>
+        <w:rFonts w:ascii="Wingdings" w:hAnsi="Wingdings" w:hint="default"/>
+        <w:sz w:val="20"/>
+      </w:rPr>
+    </w:lvl>
+    <w:lvl w:ilvl="6" w:tentative="1">
+      <w:start w:val="1"/>
+      <w:numFmt w:val="bullet"/>
+      <w:lvlText w:val=""/>
+      <w:lvlJc w:val="left"/>
+      <w:pPr>
+        <w:tabs>
+          <w:tab w:val="num" w:pos="5040"/>
+        </w:tabs>
+        <w:ind w:left="5040" w:hanging="360"/>
+      </w:pPr>
+      <w:rPr>
+        <w:rFonts w:ascii="Wingdings" w:hAnsi="Wingdings" w:hint="default"/>
+        <w:sz w:val="20"/>
+      </w:rPr>
+    </w:lvl>
+    <w:lvl w:ilvl="7" w:tentative="1">
+      <w:start w:val="1"/>
+      <w:numFmt w:val="bullet"/>
+      <w:lvlText w:val=""/>
+      <w:lvlJc w:val="left"/>
+      <w:pPr>
+        <w:tabs>
+          <w:tab w:val="num" w:pos="5760"/>
+        </w:tabs>
+        <w:ind w:left="5760" w:hanging="360"/>
+      </w:pPr>
+      <w:rPr>
+        <w:rFonts w:ascii="Wingdings" w:hAnsi="Wingdings" w:hint="default"/>
+        <w:sz w:val="20"/>
+      </w:rPr>
+    </w:lvl>
+    <w:lvl w:ilvl="8" w:tentative="1">
+      <w:start w:val="1"/>
+      <w:numFmt w:val="bullet"/>
+      <w:lvlText w:val=""/>
+      <w:lvlJc w:val="left"/>
+      <w:pPr>
+        <w:tabs>
+          <w:tab w:val="num" w:pos="6480"/>
+        </w:tabs>
+        <w:ind w:left="6480" w:hanging="360"/>
+      </w:pPr>
+      <w:rPr>
+        <w:rFonts w:ascii="Wingdings" w:hAnsi="Wingdings" w:hint="default"/>
+        <w:sz w:val="20"/>
+      </w:rPr>
+    </w:lvl>
+  </w:abstractNum>
+  <w:abstractNum w:abstractNumId="8" w15:restartNumberingAfterBreak="0">
     <w:nsid w:val="518B0D59"/>
     <w:multiLevelType w:val="multilevel"/>
     <w:tmpl w:val="99BC4A02"/>
@@ -13082,7 +13999,7 @@
       </w:rPr>
     </w:lvl>
   </w:abstractNum>
-  <w:abstractNum w:abstractNumId="6" w15:restartNumberingAfterBreak="0">
+  <w:abstractNum w:abstractNumId="9" w15:restartNumberingAfterBreak="0">
     <w:nsid w:val="52A269BC"/>
     <w:multiLevelType w:val="multilevel"/>
     <w:tmpl w:val="3B6869DC"/>
@@ -13206,7 +14123,7 @@
       </w:rPr>
     </w:lvl>
   </w:abstractNum>
-  <w:abstractNum w:abstractNumId="7" w15:restartNumberingAfterBreak="0">
+  <w:abstractNum w:abstractNumId="10" w15:restartNumberingAfterBreak="0">
     <w:nsid w:val="5C184690"/>
     <w:multiLevelType w:val="multilevel"/>
     <w:tmpl w:val="829E6B10"/>
@@ -13307,7 +14224,156 @@
       </w:rPr>
     </w:lvl>
   </w:abstractNum>
-  <w:abstractNum w:abstractNumId="8" w15:restartNumberingAfterBreak="0">
+  <w:abstractNum w:abstractNumId="11" w15:restartNumberingAfterBreak="0">
+    <w:nsid w:val="5C673735"/>
+    <w:multiLevelType w:val="multilevel"/>
+    <w:tmpl w:val="4C5CF5EA"/>
+    <w:lvl w:ilvl="0">
+      <w:start w:val="1"/>
+      <w:numFmt w:val="bullet"/>
+      <w:lvlText w:val=""/>
+      <w:lvlJc w:val="left"/>
+      <w:pPr>
+        <w:tabs>
+          <w:tab w:val="num" w:pos="720"/>
+        </w:tabs>
+        <w:ind w:left="720" w:hanging="360"/>
+      </w:pPr>
+      <w:rPr>
+        <w:rFonts w:ascii="Symbol" w:hAnsi="Symbol" w:hint="default"/>
+        <w:sz w:val="20"/>
+      </w:rPr>
+    </w:lvl>
+    <w:lvl w:ilvl="1" w:tentative="1">
+      <w:start w:val="1"/>
+      <w:numFmt w:val="bullet"/>
+      <w:lvlText w:val="o"/>
+      <w:lvlJc w:val="left"/>
+      <w:pPr>
+        <w:tabs>
+          <w:tab w:val="num" w:pos="1440"/>
+        </w:tabs>
+        <w:ind w:left="1440" w:hanging="360"/>
+      </w:pPr>
+      <w:rPr>
+        <w:rFonts w:ascii="Courier New" w:hAnsi="Courier New" w:hint="default"/>
+        <w:sz w:val="20"/>
+      </w:rPr>
+    </w:lvl>
+    <w:lvl w:ilvl="2" w:tentative="1">
+      <w:start w:val="1"/>
+      <w:numFmt w:val="bullet"/>
+      <w:lvlText w:val=""/>
+      <w:lvlJc w:val="left"/>
+      <w:pPr>
+        <w:tabs>
+          <w:tab w:val="num" w:pos="2160"/>
+        </w:tabs>
+        <w:ind w:left="2160" w:hanging="360"/>
+      </w:pPr>
+      <w:rPr>
+        <w:rFonts w:ascii="Wingdings" w:hAnsi="Wingdings" w:hint="default"/>
+        <w:sz w:val="20"/>
+      </w:rPr>
+    </w:lvl>
+    <w:lvl w:ilvl="3" w:tentative="1">
+      <w:start w:val="1"/>
+      <w:numFmt w:val="bullet"/>
+      <w:lvlText w:val=""/>
+      <w:lvlJc w:val="left"/>
+      <w:pPr>
+        <w:tabs>
+          <w:tab w:val="num" w:pos="2880"/>
+        </w:tabs>
+        <w:ind w:left="2880" w:hanging="360"/>
+      </w:pPr>
+      <w:rPr>
+        <w:rFonts w:ascii="Wingdings" w:hAnsi="Wingdings" w:hint="default"/>
+        <w:sz w:val="20"/>
+      </w:rPr>
+    </w:lvl>
+    <w:lvl w:ilvl="4" w:tentative="1">
+      <w:start w:val="1"/>
+      <w:numFmt w:val="bullet"/>
+      <w:lvlText w:val=""/>
+      <w:lvlJc w:val="left"/>
+      <w:pPr>
+        <w:tabs>
+          <w:tab w:val="num" w:pos="3600"/>
+        </w:tabs>
+        <w:ind w:left="3600" w:hanging="360"/>
+      </w:pPr>
+      <w:rPr>
+        <w:rFonts w:ascii="Wingdings" w:hAnsi="Wingdings" w:hint="default"/>
+        <w:sz w:val="20"/>
+      </w:rPr>
+    </w:lvl>
+    <w:lvl w:ilvl="5" w:tentative="1">
+      <w:start w:val="1"/>
+      <w:numFmt w:val="bullet"/>
+      <w:lvlText w:val=""/>
+      <w:lvlJc w:val="left"/>
+      <w:pPr>
+        <w:tabs>
+          <w:tab w:val="num" w:pos="4320"/>
+        </w:tabs>
+        <w:ind w:left="4320" w:hanging="360"/>
+      </w:pPr>
+      <w:rPr>
+        <w:rFonts w:ascii="Wingdings" w:hAnsi="Wingdings" w:hint="default"/>
+        <w:sz w:val="20"/>
+      </w:rPr>
+    </w:lvl>
+    <w:lvl w:ilvl="6" w:tentative="1">
+      <w:start w:val="1"/>
+      <w:numFmt w:val="bullet"/>
+      <w:lvlText w:val=""/>
+      <w:lvlJc w:val="left"/>
+      <w:pPr>
+        <w:tabs>
+          <w:tab w:val="num" w:pos="5040"/>
+        </w:tabs>
+        <w:ind w:left="5040" w:hanging="360"/>
+      </w:pPr>
+      <w:rPr>
+        <w:rFonts w:ascii="Wingdings" w:hAnsi="Wingdings" w:hint="default"/>
+        <w:sz w:val="20"/>
+      </w:rPr>
+    </w:lvl>
+    <w:lvl w:ilvl="7" w:tentative="1">
+      <w:start w:val="1"/>
+      <w:numFmt w:val="bullet"/>
+      <w:lvlText w:val=""/>
+      <w:lvlJc w:val="left"/>
+      <w:pPr>
+        <w:tabs>
+          <w:tab w:val="num" w:pos="5760"/>
+        </w:tabs>
+        <w:ind w:left="5760" w:hanging="360"/>
+      </w:pPr>
+      <w:rPr>
+        <w:rFonts w:ascii="Wingdings" w:hAnsi="Wingdings" w:hint="default"/>
+        <w:sz w:val="20"/>
+      </w:rPr>
+    </w:lvl>
+    <w:lvl w:ilvl="8" w:tentative="1">
+      <w:start w:val="1"/>
+      <w:numFmt w:val="bullet"/>
+      <w:lvlText w:val=""/>
+      <w:lvlJc w:val="left"/>
+      <w:pPr>
+        <w:tabs>
+          <w:tab w:val="num" w:pos="6480"/>
+        </w:tabs>
+        <w:ind w:left="6480" w:hanging="360"/>
+      </w:pPr>
+      <w:rPr>
+        <w:rFonts w:ascii="Wingdings" w:hAnsi="Wingdings" w:hint="default"/>
+        <w:sz w:val="20"/>
+      </w:rPr>
+    </w:lvl>
+  </w:abstractNum>
+  <w:abstractNum w:abstractNumId="12" w15:restartNumberingAfterBreak="0">
     <w:nsid w:val="5ECE4197"/>
     <w:multiLevelType w:val="multilevel"/>
     <w:tmpl w:val="EF88E43C"/>
@@ -13390,7 +14456,7 @@
       </w:pPr>
     </w:lvl>
   </w:abstractNum>
-  <w:abstractNum w:abstractNumId="9" w15:restartNumberingAfterBreak="0">
+  <w:abstractNum w:abstractNumId="13" w15:restartNumberingAfterBreak="0">
     <w:nsid w:val="6471054E"/>
     <w:multiLevelType w:val="multilevel"/>
     <w:tmpl w:val="5810D2D0"/>
@@ -13491,7 +14557,156 @@
       </w:rPr>
     </w:lvl>
   </w:abstractNum>
-  <w:abstractNum w:abstractNumId="10" w15:restartNumberingAfterBreak="0">
+  <w:abstractNum w:abstractNumId="14" w15:restartNumberingAfterBreak="0">
+    <w:nsid w:val="73281EEF"/>
+    <w:multiLevelType w:val="multilevel"/>
+    <w:tmpl w:val="BEDEDA2E"/>
+    <w:lvl w:ilvl="0">
+      <w:start w:val="1"/>
+      <w:numFmt w:val="bullet"/>
+      <w:lvlText w:val=""/>
+      <w:lvlJc w:val="left"/>
+      <w:pPr>
+        <w:tabs>
+          <w:tab w:val="num" w:pos="720"/>
+        </w:tabs>
+        <w:ind w:left="720" w:hanging="360"/>
+      </w:pPr>
+      <w:rPr>
+        <w:rFonts w:ascii="Symbol" w:hAnsi="Symbol" w:hint="default"/>
+        <w:sz w:val="20"/>
+      </w:rPr>
+    </w:lvl>
+    <w:lvl w:ilvl="1" w:tentative="1">
+      <w:start w:val="1"/>
+      <w:numFmt w:val="bullet"/>
+      <w:lvlText w:val="o"/>
+      <w:lvlJc w:val="left"/>
+      <w:pPr>
+        <w:tabs>
+          <w:tab w:val="num" w:pos="1440"/>
+        </w:tabs>
+        <w:ind w:left="1440" w:hanging="360"/>
+      </w:pPr>
+      <w:rPr>
+        <w:rFonts w:ascii="Courier New" w:hAnsi="Courier New" w:hint="default"/>
+        <w:sz w:val="20"/>
+      </w:rPr>
+    </w:lvl>
+    <w:lvl w:ilvl="2" w:tentative="1">
+      <w:start w:val="1"/>
+      <w:numFmt w:val="bullet"/>
+      <w:lvlText w:val=""/>
+      <w:lvlJc w:val="left"/>
+      <w:pPr>
+        <w:tabs>
+          <w:tab w:val="num" w:pos="2160"/>
+        </w:tabs>
+        <w:ind w:left="2160" w:hanging="360"/>
+      </w:pPr>
+      <w:rPr>
+        <w:rFonts w:ascii="Wingdings" w:hAnsi="Wingdings" w:hint="default"/>
+        <w:sz w:val="20"/>
+      </w:rPr>
+    </w:lvl>
+    <w:lvl w:ilvl="3" w:tentative="1">
+      <w:start w:val="1"/>
+      <w:numFmt w:val="bullet"/>
+      <w:lvlText w:val=""/>
+      <w:lvlJc w:val="left"/>
+      <w:pPr>
+        <w:tabs>
+          <w:tab w:val="num" w:pos="2880"/>
+        </w:tabs>
+        <w:ind w:left="2880" w:hanging="360"/>
+      </w:pPr>
+      <w:rPr>
+        <w:rFonts w:ascii="Wingdings" w:hAnsi="Wingdings" w:hint="default"/>
+        <w:sz w:val="20"/>
+      </w:rPr>
+    </w:lvl>
+    <w:lvl w:ilvl="4" w:tentative="1">
+      <w:start w:val="1"/>
+      <w:numFmt w:val="bullet"/>
+      <w:lvlText w:val=""/>
+      <w:lvlJc w:val="left"/>
+      <w:pPr>
+        <w:tabs>
+          <w:tab w:val="num" w:pos="3600"/>
+        </w:tabs>
+        <w:ind w:left="3600" w:hanging="360"/>
+      </w:pPr>
+      <w:rPr>
+        <w:rFonts w:ascii="Wingdings" w:hAnsi="Wingdings" w:hint="default"/>
+        <w:sz w:val="20"/>
+      </w:rPr>
+    </w:lvl>
+    <w:lvl w:ilvl="5" w:tentative="1">
+      <w:start w:val="1"/>
+      <w:numFmt w:val="bullet"/>
+      <w:lvlText w:val=""/>
+      <w:lvlJc w:val="left"/>
+      <w:pPr>
+        <w:tabs>
+          <w:tab w:val="num" w:pos="4320"/>
+        </w:tabs>
+        <w:ind w:left="4320" w:hanging="360"/>
+      </w:pPr>
+      <w:rPr>
+        <w:rFonts w:ascii="Wingdings" w:hAnsi="Wingdings" w:hint="default"/>
+        <w:sz w:val="20"/>
+      </w:rPr>
+    </w:lvl>
+    <w:lvl w:ilvl="6" w:tentative="1">
+      <w:start w:val="1"/>
+      <w:numFmt w:val="bullet"/>
+      <w:lvlText w:val=""/>
+      <w:lvlJc w:val="left"/>
+      <w:pPr>
+        <w:tabs>
+          <w:tab w:val="num" w:pos="5040"/>
+        </w:tabs>
+        <w:ind w:left="5040" w:hanging="360"/>
+      </w:pPr>
+      <w:rPr>
+        <w:rFonts w:ascii="Wingdings" w:hAnsi="Wingdings" w:hint="default"/>
+        <w:sz w:val="20"/>
+      </w:rPr>
+    </w:lvl>
+    <w:lvl w:ilvl="7" w:tentative="1">
+      <w:start w:val="1"/>
+      <w:numFmt w:val="bullet"/>
+      <w:lvlText w:val=""/>
+      <w:lvlJc w:val="left"/>
+      <w:pPr>
+        <w:tabs>
+          <w:tab w:val="num" w:pos="5760"/>
+        </w:tabs>
+        <w:ind w:left="5760" w:hanging="360"/>
+      </w:pPr>
+      <w:rPr>
+        <w:rFonts w:ascii="Wingdings" w:hAnsi="Wingdings" w:hint="default"/>
+        <w:sz w:val="20"/>
+      </w:rPr>
+    </w:lvl>
+    <w:lvl w:ilvl="8" w:tentative="1">
+      <w:start w:val="1"/>
+      <w:numFmt w:val="bullet"/>
+      <w:lvlText w:val=""/>
+      <w:lvlJc w:val="left"/>
+      <w:pPr>
+        <w:tabs>
+          <w:tab w:val="num" w:pos="6480"/>
+        </w:tabs>
+        <w:ind w:left="6480" w:hanging="360"/>
+      </w:pPr>
+      <w:rPr>
+        <w:rFonts w:ascii="Wingdings" w:hAnsi="Wingdings" w:hint="default"/>
+        <w:sz w:val="20"/>
+      </w:rPr>
+    </w:lvl>
+  </w:abstractNum>
+  <w:abstractNum w:abstractNumId="15" w15:restartNumberingAfterBreak="0">
     <w:nsid w:val="73C768A9"/>
     <w:multiLevelType w:val="multilevel"/>
     <w:tmpl w:val="F66AC468"/>
@@ -13593,7 +14808,7 @@
     <w:abstractNumId w:val="0"/>
   </w:num>
   <w:num w:numId="2" w16cid:durableId="1488127466">
-    <w:abstractNumId w:val="6"/>
+    <w:abstractNumId w:val="9"/>
   </w:num>
   <w:num w:numId="3" w16cid:durableId="920866617">
     <w:abstractNumId w:val="1"/>
@@ -13605,38 +14820,52 @@
     </w:lvlOverride>
   </w:num>
   <w:num w:numId="5" w16cid:durableId="198053856">
-    <w:abstractNumId w:val="4"/>
+    <w:abstractNumId w:val="6"/>
   </w:num>
   <w:num w:numId="6" w16cid:durableId="1275558326">
-    <w:abstractNumId w:val="5"/>
+    <w:abstractNumId w:val="8"/>
   </w:num>
   <w:num w:numId="7" w16cid:durableId="958561047">
-    <w:abstractNumId w:val="8"/>
+    <w:abstractNumId w:val="12"/>
   </w:num>
   <w:num w:numId="8" w16cid:durableId="72315039">
-    <w:abstractNumId w:val="9"/>
+    <w:abstractNumId w:val="13"/>
   </w:num>
   <w:num w:numId="9" w16cid:durableId="1841311455">
-    <w:abstractNumId w:val="7"/>
+    <w:abstractNumId w:val="10"/>
   </w:num>
   <w:num w:numId="10" w16cid:durableId="1039740483">
-    <w:abstractNumId w:val="3"/>
+    <w:abstractNumId w:val="4"/>
   </w:num>
   <w:num w:numId="11" w16cid:durableId="55324333">
     <w:abstractNumId w:val="2"/>
   </w:num>
   <w:num w:numId="12" w16cid:durableId="911038796">
-    <w:abstractNumId w:val="10"/>
+    <w:abstractNumId w:val="15"/>
   </w:num>
   <w:num w:numId="13" w16cid:durableId="569850410">
-    <w:abstractNumId w:val="6"/>
-    <w:lvlOverride w:ilvl="0"/>
+    <w:abstractNumId w:val="9"/>
   </w:num>
   <w:num w:numId="14" w16cid:durableId="526260905">
     <w:abstractNumId w:val="0"/>
     <w:lvlOverride w:ilvl="0">
       <w:startOverride w:val="1"/>
     </w:lvlOverride>
+  </w:num>
+  <w:num w:numId="15" w16cid:durableId="1449470476">
+    <w:abstractNumId w:val="11"/>
+  </w:num>
+  <w:num w:numId="16" w16cid:durableId="679505975">
+    <w:abstractNumId w:val="5"/>
+  </w:num>
+  <w:num w:numId="17" w16cid:durableId="1644233471">
+    <w:abstractNumId w:val="7"/>
+  </w:num>
+  <w:num w:numId="18" w16cid:durableId="1208104736">
+    <w:abstractNumId w:val="3"/>
+  </w:num>
+  <w:num w:numId="19" w16cid:durableId="1719889048">
+    <w:abstractNumId w:val="14"/>
   </w:num>
 </w:numbering>
 </file>
@@ -14170,7 +15399,6 @@
   <w:style w:type="character" w:default="1" w:styleId="DefaultParagraphFont">
     <w:name w:val="Default Paragraph Font"/>
     <w:uiPriority w:val="1"/>
-    <w:semiHidden/>
     <w:unhideWhenUsed/>
   </w:style>
   <w:style w:type="table" w:default="1" w:styleId="TableNormal">

--- a/Fleet Control Design Document.docx
+++ b/Fleet Control Design Document.docx
@@ -7347,7 +7347,6 @@
           <w:color w:val="222222"/>
           <w:sz w:val="21"/>
         </w:rPr>
-        <w:lastRenderedPageBreak/>
         <w:t>ANSI/ISO/IEC 25010: Systems and Software Engineering – Systems and Software Quality Requirements and Evaluation (</w:t>
       </w:r>
       <w:proofErr w:type="spellStart"/>
@@ -7387,6 +7386,7 @@
           <w:color w:val="222222"/>
           <w:sz w:val="21"/>
         </w:rPr>
+        <w:lastRenderedPageBreak/>
         <w:t>ISO (International Organization for Standardization)</w:t>
       </w:r>
       <w:r>
@@ -8051,7 +8051,6 @@
         <w:rPr>
           <w:color w:val="000000"/>
         </w:rPr>
-        <w:lastRenderedPageBreak/>
         <w:t>Software Quality Assurance Plan [version]</w:t>
       </w:r>
     </w:p>
@@ -8064,6 +8063,7 @@
         </w:numPr>
       </w:pPr>
       <w:r>
+        <w:lastRenderedPageBreak/>
         <w:t>Methodology, Tools, and Techniques</w:t>
       </w:r>
     </w:p>
@@ -10102,7 +10102,6 @@
         <w:ind w:left="1134"/>
       </w:pPr>
       <w:r>
-        <w:lastRenderedPageBreak/>
         <w:t>Synonyms</w:t>
       </w:r>
     </w:p>
@@ -10115,6 +10114,7 @@
         <w:ind w:left="720"/>
       </w:pPr>
       <w:r>
+        <w:lastRenderedPageBreak/>
         <w:t>2) Range or enumeration of possible values (e.g. 0-99)</w:t>
       </w:r>
     </w:p>
@@ -10429,7 +10429,6 @@
         <w:ind w:left="720"/>
       </w:pPr>
       <w:r>
-        <w:lastRenderedPageBreak/>
         <w:t>3) Legality checks, error control</w:t>
       </w:r>
     </w:p>
@@ -10442,6 +10441,7 @@
         <w:ind w:left="720"/>
       </w:pPr>
       <w:r>
+        <w:lastRenderedPageBreak/>
         <w:t>4) Recovery procedures</w:t>
       </w:r>
     </w:p>
@@ -10752,6 +10752,9 @@
       </w:r>
     </w:p>
     <w:p>
+      <w:pPr>
+        <w:keepNext/>
+      </w:pPr>
       <w:r>
         <w:rPr>
           <w:noProof/>
@@ -10800,6 +10803,35 @@
         </w:drawing>
       </w:r>
     </w:p>
+    <w:p>
+      <w:pPr>
+        <w:pStyle w:val="Caption"/>
+      </w:pPr>
+      <w:r>
+        <w:t xml:space="preserve">Figure </w:t>
+      </w:r>
+      <w:r>
+        <w:fldChar w:fldCharType="begin"/>
+      </w:r>
+      <w:r>
+        <w:instrText xml:space="preserve"> SEQ Figure \* ARABIC </w:instrText>
+      </w:r>
+      <w:r>
+        <w:fldChar w:fldCharType="separate"/>
+      </w:r>
+      <w:r>
+        <w:rPr>
+          <w:noProof/>
+        </w:rPr>
+        <w:t>1</w:t>
+      </w:r>
+      <w:r>
+        <w:fldChar w:fldCharType="end"/>
+      </w:r>
+      <w:r>
+        <w:t>: FleetControl User Sign in Use Case</w:t>
+      </w:r>
+    </w:p>
     <w:p/>
     <w:p>
       <w:pPr>
@@ -11122,6 +11154,7 @@
         </w:numPr>
       </w:pPr>
       <w:r>
+        <w:lastRenderedPageBreak/>
         <w:t>User may retry or select Forgot Password.</w:t>
       </w:r>
     </w:p>
@@ -11133,7 +11166,6 @@
         </w:numPr>
       </w:pPr>
       <w:r>
-        <w:lastRenderedPageBreak/>
         <w:t>Unknown Username/Email</w:t>
       </w:r>
     </w:p>
@@ -11482,7 +11514,87 @@
         <w:t>All authentication events are auditable.</w:t>
       </w:r>
     </w:p>
-    <w:p/>
+    <w:p>
+      <w:pPr>
+        <w:keepNext/>
+      </w:pPr>
+      <w:r>
+        <w:rPr>
+          <w:noProof/>
+        </w:rPr>
+        <w:lastRenderedPageBreak/>
+        <w:drawing>
+          <wp:inline distT="0" distB="0" distL="0" distR="0" wp14:anchorId="77A5F3CC" wp14:editId="123F6D15">
+            <wp:extent cx="5943600" cy="3343275"/>
+            <wp:effectExtent l="0" t="0" r="0" b="9525"/>
+            <wp:docPr id="1299829999" name="Picture 3"/>
+            <wp:cNvGraphicFramePr>
+              <a:graphicFrameLocks xmlns:a="http://schemas.openxmlformats.org/drawingml/2006/main" noChangeAspect="1"/>
+            </wp:cNvGraphicFramePr>
+            <a:graphic xmlns:a="http://schemas.openxmlformats.org/drawingml/2006/main">
+              <a:graphicData uri="http://schemas.openxmlformats.org/drawingml/2006/picture">
+                <pic:pic xmlns:pic="http://schemas.openxmlformats.org/drawingml/2006/picture">
+                  <pic:nvPicPr>
+                    <pic:cNvPr id="1299829999" name="Picture 1299829999"/>
+                    <pic:cNvPicPr/>
+                  </pic:nvPicPr>
+                  <pic:blipFill>
+                    <a:blip r:embed="rId16" cstate="print">
+                      <a:extLst>
+                        <a:ext uri="{28A0092B-C50C-407E-A947-70E740481C1C}">
+                          <a14:useLocalDpi xmlns:a14="http://schemas.microsoft.com/office/drawing/2010/main" val="0"/>
+                        </a:ext>
+                      </a:extLst>
+                    </a:blip>
+                    <a:stretch>
+                      <a:fillRect/>
+                    </a:stretch>
+                  </pic:blipFill>
+                  <pic:spPr>
+                    <a:xfrm>
+                      <a:off x="0" y="0"/>
+                      <a:ext cx="5943600" cy="3343275"/>
+                    </a:xfrm>
+                    <a:prstGeom prst="rect">
+                      <a:avLst/>
+                    </a:prstGeom>
+                  </pic:spPr>
+                </pic:pic>
+              </a:graphicData>
+            </a:graphic>
+          </wp:inline>
+        </w:drawing>
+      </w:r>
+    </w:p>
+    <w:p>
+      <w:pPr>
+        <w:pStyle w:val="Caption"/>
+      </w:pPr>
+      <w:r>
+        <w:t xml:space="preserve">Figure </w:t>
+      </w:r>
+      <w:r>
+        <w:fldChar w:fldCharType="begin"/>
+      </w:r>
+      <w:r>
+        <w:instrText xml:space="preserve"> SEQ Figure \* ARABIC </w:instrText>
+      </w:r>
+      <w:r>
+        <w:fldChar w:fldCharType="separate"/>
+      </w:r>
+      <w:r>
+        <w:rPr>
+          <w:noProof/>
+        </w:rPr>
+        <w:t>2</w:t>
+      </w:r>
+      <w:r>
+        <w:fldChar w:fldCharType="end"/>
+      </w:r>
+      <w:r>
+        <w:t>: FleetControl Login Screen</w:t>
+      </w:r>
+    </w:p>
     <w:p>
       <w:pPr>
         <w:pStyle w:val="Heading3"/>
@@ -11492,7 +11604,6 @@
         </w:numPr>
       </w:pPr>
       <w:r>
-        <w:lastRenderedPageBreak/>
         <w:t>Screen [x.1]</w:t>
       </w:r>
     </w:p>
@@ -12214,10 +12325,10 @@
       </w:r>
     </w:p>
     <w:sectPr>
-      <w:headerReference w:type="even" r:id="rId16"/>
-      <w:headerReference w:type="default" r:id="rId17"/>
-      <w:footerReference w:type="even" r:id="rId18"/>
-      <w:footerReference w:type="default" r:id="rId19"/>
+      <w:headerReference w:type="even" r:id="rId17"/>
+      <w:headerReference w:type="default" r:id="rId18"/>
+      <w:footerReference w:type="even" r:id="rId19"/>
+      <w:footerReference w:type="default" r:id="rId20"/>
       <w:pgSz w:w="12240" w:h="15840"/>
       <w:pgMar w:top="1440" w:right="1440" w:bottom="1418" w:left="1440" w:header="709" w:footer="709" w:gutter="0"/>
       <w:cols w:space="720"/>
@@ -12556,7 +12667,7 @@
         <w:sz w:val="16"/>
         <w:szCs w:val="16"/>
       </w:rPr>
-      <w:t xml:space="preserve">  Design Document                       Page </w:t>
+      <w:t xml:space="preserve">  Design Document                 Page </w:t>
     </w:r>
     <w:r>
       <w:rPr>
@@ -12664,7 +12775,7 @@
         <w:sz w:val="16"/>
         <w:szCs w:val="16"/>
       </w:rPr>
-      <w:t xml:space="preserve">                              © Paul M. Summitt 2025. All rights reserved.</w:t>
+      <w:t xml:space="preserve">                      © Paul M. Summitt 2025. All rights reserved.</w:t>
     </w:r>
     <w:r>
       <w:rPr>
@@ -12898,7 +13009,20 @@
         <w:rFonts w:ascii="Helvetica Neue" w:eastAsia="Helvetica Neue" w:hAnsi="Helvetica Neue" w:cs="Helvetica Neue"/>
         <w:color w:val="282282"/>
       </w:rPr>
+      <w:t xml:space="preserve">                    </w:t>
+    </w:r>
+    <w:r>
+      <w:rPr>
+        <w:rFonts w:ascii="Helvetica Neue" w:eastAsia="Helvetica Neue" w:hAnsi="Helvetica Neue" w:cs="Helvetica Neue"/>
+        <w:color w:val="282282"/>
+      </w:rPr>
       <w:tab/>
+    </w:r>
+    <w:r>
+      <w:rPr>
+        <w:rFonts w:ascii="Helvetica Neue" w:eastAsia="Helvetica Neue" w:hAnsi="Helvetica Neue" w:cs="Helvetica Neue"/>
+        <w:color w:val="282282"/>
+      </w:rPr>
       <w:t>Design Document</w:t>
     </w:r>
     <w:r>
@@ -12906,14 +13030,13 @@
         <w:rFonts w:ascii="Helvetica Neue" w:eastAsia="Helvetica Neue" w:hAnsi="Helvetica Neue" w:cs="Helvetica Neue"/>
         <w:color w:val="282282"/>
       </w:rPr>
-      <w:tab/>
+      <w:t xml:space="preserve">: </w:t>
     </w:r>
     <w:r>
       <w:rPr>
         <w:rFonts w:ascii="Helvetica Neue" w:eastAsia="Helvetica Neue" w:hAnsi="Helvetica Neue" w:cs="Helvetica Neue"/>
         <w:color w:val="282282"/>
       </w:rPr>
-      <w:br/>
       <w:t>FleetControl</w:t>
     </w:r>
     <w:r>
@@ -12921,7 +13044,13 @@
         <w:rFonts w:ascii="Helvetica Neue" w:eastAsia="Helvetica Neue" w:hAnsi="Helvetica Neue" w:cs="Helvetica Neue"/>
         <w:color w:val="282282"/>
       </w:rPr>
-      <w:tab/>
+      <w:t xml:space="preserve"> </w:t>
+    </w:r>
+    <w:r>
+      <w:rPr>
+        <w:rFonts w:ascii="Helvetica Neue" w:eastAsia="Helvetica Neue" w:hAnsi="Helvetica Neue" w:cs="Helvetica Neue"/>
+        <w:color w:val="282282"/>
+      </w:rPr>
       <w:t>0.</w:t>
     </w:r>
     <w:r>

--- a/Fleet Control Design Document.docx
+++ b/Fleet Control Design Document.docx
@@ -113,29 +113,19 @@
           <w:sz w:val="16"/>
           <w:szCs w:val="16"/>
         </w:rPr>
-        <w:t xml:space="preserve">Columbia, MO  </w:t>
-      </w:r>
-      <w:proofErr w:type="gramStart"/>
+        <w:t>Columbia, MO  65202</w:t>
+      </w:r>
+      <w:r>
+        <w:t xml:space="preserve">  </w:t>
+      </w:r>
       <w:r>
         <w:rPr>
           <w:i/>
           <w:sz w:val="16"/>
           <w:szCs w:val="16"/>
         </w:rPr>
-        <w:t>65202</w:t>
-      </w:r>
-      <w:r>
-        <w:t xml:space="preserve">  </w:t>
-      </w:r>
-      <w:r>
-        <w:rPr>
-          <w:i/>
-          <w:sz w:val="16"/>
-          <w:szCs w:val="16"/>
-        </w:rPr>
         <w:t>USA</w:t>
       </w:r>
-      <w:proofErr w:type="gramEnd"/>
     </w:p>
     <w:p>
       <w:pPr>
@@ -7615,23 +7605,7 @@
           <w:rFonts w:ascii="DuckSansProduct, apple-system," w:hAnsi="DuckSansProduct, apple-system,"/>
           <w:color w:val="222222"/>
         </w:rPr>
-        <w:t xml:space="preserve">By adhering to these standards, the FleetControl Design Document aims to ensure quality and reliability throughout the development and implementation lifecycle, aligning with </w:t>
-      </w:r>
-      <w:proofErr w:type="gramStart"/>
-      <w:r>
-        <w:rPr>
-          <w:rFonts w:ascii="DuckSansProduct, apple-system," w:hAnsi="DuckSansProduct, apple-system,"/>
-          <w:color w:val="222222"/>
-        </w:rPr>
-        <w:t>industry</w:t>
-      </w:r>
-      <w:proofErr w:type="gramEnd"/>
-      <w:r>
-        <w:rPr>
-          <w:rFonts w:ascii="DuckSansProduct, apple-system," w:hAnsi="DuckSansProduct, apple-system,"/>
-          <w:color w:val="222222"/>
-        </w:rPr>
-        <w:t xml:space="preserve"> best practices and regulatory requirements.</w:t>
+        <w:t>By adhering to these standards, the FleetControl Design Document aims to ensure quality and reliability throughout the development and implementation lifecycle, aligning with industry best practices and regulatory requirements.</w:t>
       </w:r>
     </w:p>
     <w:p>
@@ -7973,15 +7947,7 @@
       <w:bookmarkStart w:id="3" w:name="_3dy6vkm"/>
       <w:bookmarkEnd w:id="3"/>
       <w:r>
-        <w:t xml:space="preserve">Relationship </w:t>
-      </w:r>
-      <w:proofErr w:type="gramStart"/>
-      <w:r>
-        <w:t>to</w:t>
-      </w:r>
-      <w:proofErr w:type="gramEnd"/>
-      <w:r>
-        <w:t xml:space="preserve"> Other Plans</w:t>
+        <w:t>Relationship to Other Plans</w:t>
       </w:r>
     </w:p>
     <w:p>
@@ -8069,13 +8035,8 @@
     </w:p>
     <w:p>
       <w:r>
-        <w:t>The initial development work of the FleetControl Web project is being done using PHP and MySQL on the local development machines.  As the project progresses, both the Website and the database will be moved to a development server in-house.  Later the FleetControl Web project will be migrated to Azure Web apps</w:t>
-      </w:r>
-      <w:proofErr w:type="gramStart"/>
-      <w:r>
-        <w:t>. .</w:t>
-      </w:r>
-      <w:proofErr w:type="gramEnd"/>
+        <w:t>The initial development work of the FleetControl Web project is being done using PHP and MySQL on the local development machines.  As the project progresses, both the Website and the database will be moved to a development server in-house.  Later the FleetControl Web project will be migrated to Azure Web apps. .</w:t>
+      </w:r>
     </w:p>
     <w:p>
       <w:pPr>
@@ -8125,23 +8086,371 @@
           <w:i/>
           <w:color w:val="333399"/>
         </w:rPr>
-        <w:t xml:space="preserve">Provide a brief introduction to the proposed system. Outline how the system will fit into the company’s business and technology </w:t>
-      </w:r>
-      <w:proofErr w:type="gramStart"/>
-      <w:r>
+        <w:t>Provide a brief introduction to the proposed system. Outline how the system will fit into the company’s business and technology environments, and discuss any strategic issues if appropriate.</w:t>
+      </w:r>
+    </w:p>
+    <w:p>
+      <w:pPr>
+        <w:pStyle w:val="Heading2"/>
+        <w:numPr>
+          <w:ilvl w:val="1"/>
+          <w:numId w:val="3"/>
+        </w:numPr>
+      </w:pPr>
+      <w:r>
+        <w:t>Background Information</w:t>
+      </w:r>
+    </w:p>
+    <w:p>
+      <w:r>
+        <w:t>In 1998, while working for KAIT-TV in Jonesboro, Arkansas, then principle designer and developer was asked by the station’s news director to develop some way to help keep track of expense of the various station vehicles. Using Microsoft Access Developer 2000, an application was developer that kept track of the expenses associated with each vehicle.  .</w:t>
+      </w:r>
+    </w:p>
+    <w:p>
+      <w:pPr>
+        <w:pStyle w:val="Heading2"/>
+        <w:numPr>
+          <w:ilvl w:val="1"/>
+          <w:numId w:val="3"/>
+        </w:numPr>
+      </w:pPr>
+      <w:r>
+        <w:t>System Evolution Description</w:t>
+      </w:r>
+    </w:p>
+    <w:p>
+      <w:bookmarkStart w:id="7" w:name="_26in1rg"/>
+      <w:bookmarkEnd w:id="7"/>
+      <w:r>
+        <w:t>[</w:t>
+      </w:r>
+      <w:r>
+        <w:rPr>
+          <w:b/>
+        </w:rPr>
+        <w:t>Optional</w:t>
+      </w:r>
+      <w:r>
+        <w:t>] Describe how to migrate the existing system(s) to a more efficient system, or alternately moving an existing system to a future implementation.</w:t>
+      </w:r>
+    </w:p>
+    <w:p>
+      <w:pPr>
+        <w:pStyle w:val="Heading2"/>
+        <w:numPr>
+          <w:ilvl w:val="1"/>
+          <w:numId w:val="3"/>
+        </w:numPr>
+      </w:pPr>
+      <w:r>
+        <w:t>Current Process</w:t>
+      </w:r>
+    </w:p>
+    <w:p>
+      <w:bookmarkStart w:id="8" w:name="_lnxbz9"/>
+      <w:bookmarkEnd w:id="8"/>
+      <w:r>
+        <w:t>[</w:t>
+      </w:r>
+      <w:r>
+        <w:rPr>
+          <w:b/>
+        </w:rPr>
+        <w:t>Optional</w:t>
+      </w:r>
+      <w:r>
+        <w:t>] Describe the current processes that are in place (if applicable). This may help place the overall design in context.</w:t>
+      </w:r>
+    </w:p>
+    <w:p>
+      <w:pPr>
+        <w:pStyle w:val="Heading2"/>
+        <w:numPr>
+          <w:ilvl w:val="1"/>
+          <w:numId w:val="3"/>
+        </w:numPr>
+      </w:pPr>
+      <w:r>
+        <w:t>Proposed Process</w:t>
+      </w:r>
+    </w:p>
+    <w:p>
+      <w:bookmarkStart w:id="9" w:name="_35nkun2"/>
+      <w:bookmarkEnd w:id="9"/>
+      <w:r>
+        <w:t>[</w:t>
+      </w:r>
+      <w:r>
+        <w:rPr>
+          <w:b/>
+        </w:rPr>
+        <w:t>Optional</w:t>
+      </w:r>
+      <w:r>
+        <w:t>] Describe the proposed process. Reference any supporting documents, if relevant.</w:t>
+      </w:r>
+    </w:p>
+    <w:p>
+      <w:pPr>
+        <w:pStyle w:val="Heading2"/>
+        <w:numPr>
+          <w:ilvl w:val="1"/>
+          <w:numId w:val="3"/>
+        </w:numPr>
+      </w:pPr>
+      <w:r>
+        <w:t>Technology Forecast</w:t>
+      </w:r>
+    </w:p>
+    <w:p>
+      <w:bookmarkStart w:id="10" w:name="_1ksv4uv"/>
+      <w:bookmarkEnd w:id="10"/>
+      <w:r>
+        <w:t>[</w:t>
+      </w:r>
+      <w:r>
+        <w:rPr>
+          <w:b/>
+        </w:rPr>
+        <w:t>Optional</w:t>
+      </w:r>
+      <w:r>
+        <w:t>] Outline the emerging technologies that are expected to be available in a given timeframe(s), and how they may impact the future development of system the architecture.</w:t>
+      </w:r>
+    </w:p>
+    <w:p>
+      <w:pPr>
+        <w:pStyle w:val="Heading2"/>
+        <w:numPr>
+          <w:ilvl w:val="1"/>
+          <w:numId w:val="3"/>
+        </w:numPr>
+      </w:pPr>
+      <w:r>
+        <w:t>Constraints</w:t>
+      </w:r>
+    </w:p>
+    <w:p>
+      <w:bookmarkStart w:id="11" w:name="_44sinio"/>
+      <w:bookmarkEnd w:id="11"/>
+      <w:r>
+        <w:t>Detail any constraints that are placed upon the system design, such as schedules, costs, or technical constrains, such as the company’s commitment to a specific development platform or programming language.</w:t>
+      </w:r>
+    </w:p>
+    <w:p>
+      <w:pPr>
+        <w:pStyle w:val="Heading2"/>
+        <w:numPr>
+          <w:ilvl w:val="1"/>
+          <w:numId w:val="3"/>
+        </w:numPr>
+      </w:pPr>
+      <w:r>
+        <w:t>Design Trade-offs</w:t>
+      </w:r>
+    </w:p>
+    <w:p>
+      <w:r>
+        <w:t>Discuss the tradeoffs involved with the design chosen and the reasons for your choices. For example, an increase in security controls will likely entail a decrease in ease-of-use; an increase in the flexibility of a system typically entails a decrease in the simplicity of that system. For this reason, the designer must decide to put a higher value on some attributes over others. Some areas to consider include:</w:t>
+      </w:r>
+    </w:p>
+    <w:p>
+      <w:pPr>
+        <w:numPr>
+          <w:ilvl w:val="0"/>
+          <w:numId w:val="2"/>
+        </w:numPr>
+        <w:tabs>
+          <w:tab w:val="clear" w:pos="1134"/>
+          <w:tab w:val="left" w:pos="1854"/>
+        </w:tabs>
+        <w:rPr>
+          <w:color w:val="000000"/>
+        </w:rPr>
+      </w:pPr>
+      <w:r>
+        <w:rPr>
+          <w:color w:val="000000"/>
+        </w:rPr>
+        <w:t>Flexibility</w:t>
+      </w:r>
+    </w:p>
+    <w:p>
+      <w:pPr>
+        <w:numPr>
+          <w:ilvl w:val="0"/>
+          <w:numId w:val="2"/>
+        </w:numPr>
+        <w:tabs>
+          <w:tab w:val="clear" w:pos="1134"/>
+          <w:tab w:val="left" w:pos="1854"/>
+        </w:tabs>
+        <w:rPr>
+          <w:color w:val="000000"/>
+        </w:rPr>
+      </w:pPr>
+      <w:r>
+        <w:rPr>
+          <w:color w:val="000000"/>
+        </w:rPr>
+        <w:lastRenderedPageBreak/>
+        <w:t>Interoperability</w:t>
+      </w:r>
+    </w:p>
+    <w:p>
+      <w:pPr>
+        <w:numPr>
+          <w:ilvl w:val="0"/>
+          <w:numId w:val="2"/>
+        </w:numPr>
+        <w:tabs>
+          <w:tab w:val="clear" w:pos="1134"/>
+          <w:tab w:val="left" w:pos="1854"/>
+        </w:tabs>
+        <w:rPr>
+          <w:color w:val="000000"/>
+        </w:rPr>
+      </w:pPr>
+      <w:r>
+        <w:rPr>
+          <w:color w:val="000000"/>
+        </w:rPr>
+        <w:t>Performance</w:t>
+      </w:r>
+    </w:p>
+    <w:p>
+      <w:pPr>
+        <w:numPr>
+          <w:ilvl w:val="0"/>
+          <w:numId w:val="2"/>
+        </w:numPr>
+        <w:tabs>
+          <w:tab w:val="clear" w:pos="1134"/>
+          <w:tab w:val="left" w:pos="1854"/>
+        </w:tabs>
+        <w:rPr>
+          <w:color w:val="000000"/>
+        </w:rPr>
+      </w:pPr>
+      <w:r>
+        <w:rPr>
+          <w:color w:val="000000"/>
+        </w:rPr>
+        <w:t>Reliability and robustness</w:t>
+      </w:r>
+    </w:p>
+    <w:p>
+      <w:pPr>
+        <w:numPr>
+          <w:ilvl w:val="0"/>
+          <w:numId w:val="2"/>
+        </w:numPr>
+        <w:tabs>
+          <w:tab w:val="clear" w:pos="1134"/>
+          <w:tab w:val="left" w:pos="1854"/>
+        </w:tabs>
+        <w:rPr>
+          <w:color w:val="000000"/>
+        </w:rPr>
+      </w:pPr>
+      <w:bookmarkStart w:id="12" w:name="_2jxsxqh"/>
+      <w:bookmarkEnd w:id="12"/>
+      <w:r>
+        <w:rPr>
+          <w:color w:val="000000"/>
+        </w:rPr>
+        <w:t>Usability</w:t>
+      </w:r>
+    </w:p>
+    <w:p>
+      <w:pPr>
+        <w:pStyle w:val="Heading2"/>
+        <w:numPr>
+          <w:ilvl w:val="1"/>
+          <w:numId w:val="3"/>
+        </w:numPr>
+      </w:pPr>
+      <w:r>
+        <w:t>User Characteristics</w:t>
+      </w:r>
+    </w:p>
+    <w:p>
+      <w:bookmarkStart w:id="13" w:name="_z337ya"/>
+      <w:bookmarkEnd w:id="13"/>
+      <w:r>
+        <w:t>Describe the features of the user community, and their proficiency with software systems etc.</w:t>
+      </w:r>
+    </w:p>
+    <w:p>
+      <w:pPr>
+        <w:pStyle w:val="Heading3"/>
+        <w:numPr>
+          <w:ilvl w:val="2"/>
+          <w:numId w:val="3"/>
+        </w:numPr>
+      </w:pPr>
+      <w:r>
+        <w:t>User Problem Statement</w:t>
+      </w:r>
+    </w:p>
+    <w:p>
+      <w:bookmarkStart w:id="14" w:name="_3j2qqm3"/>
+      <w:bookmarkEnd w:id="14"/>
+      <w:r>
+        <w:t>Describe the major problem(s) experienced by the user community.</w:t>
+      </w:r>
+    </w:p>
+    <w:p>
+      <w:pPr>
+        <w:pStyle w:val="Heading3"/>
+        <w:numPr>
+          <w:ilvl w:val="2"/>
+          <w:numId w:val="3"/>
+        </w:numPr>
+      </w:pPr>
+      <w:r>
+        <w:t>User Objectives</w:t>
+      </w:r>
+    </w:p>
+    <w:p>
+      <w:r>
+        <w:t>Outline the users’ objectives and requirements for the new system. Where appropriate, include a "wish list" of desirable features.</w:t>
+      </w:r>
+    </w:p>
+    <w:p>
+      <w:bookmarkStart w:id="15" w:name="_1y810tw"/>
+      <w:bookmarkEnd w:id="15"/>
+    </w:p>
+    <w:p>
+      <w:pPr>
+        <w:pStyle w:val="Heading1"/>
+        <w:numPr>
+          <w:ilvl w:val="0"/>
+          <w:numId w:val="3"/>
+        </w:numPr>
+      </w:pPr>
+      <w:r>
+        <w:lastRenderedPageBreak/>
+        <w:t>System Architecture</w:t>
+      </w:r>
+    </w:p>
+    <w:p>
+      <w:pPr>
+        <w:spacing w:line="240" w:lineRule="auto"/>
+        <w:ind w:left="288"/>
         <w:rPr>
           <w:i/>
           <w:color w:val="333399"/>
         </w:rPr>
-        <w:t>environments, and</w:t>
-      </w:r>
-      <w:proofErr w:type="gramEnd"/>
+      </w:pPr>
+      <w:bookmarkStart w:id="16" w:name="_4i7ojhp"/>
+      <w:bookmarkEnd w:id="16"/>
       <w:r>
         <w:rPr>
           <w:i/>
           <w:color w:val="333399"/>
         </w:rPr>
-        <w:t xml:space="preserve"> discuss any strategic issues if appropriate.</w:t>
+        <w:t xml:space="preserve">Describe the system and/or subsystem(s) architecture for the project. Discuss the general architectural decisions that have been approved. Include a graphical representation, where appropriate.  </w:t>
       </w:r>
     </w:p>
     <w:p>
@@ -8153,26 +8462,15 @@
         </w:numPr>
       </w:pPr>
       <w:r>
-        <w:t>Background Information</w:t>
-      </w:r>
-    </w:p>
-    <w:p>
-      <w:r>
-        <w:t xml:space="preserve">In 1998, while working for KAIT-TV in Jonesboro, Arkansas, then </w:t>
-      </w:r>
-      <w:proofErr w:type="gramStart"/>
-      <w:r>
-        <w:t>principle</w:t>
-      </w:r>
-      <w:proofErr w:type="gramEnd"/>
-      <w:r>
-        <w:t xml:space="preserve"> designer and developer was asked by the station’s news director to develop some way to help keep track of expense of the various station vehicles. Using Microsoft Access Developer 2000, an application was developer that kept track of the expenses associated with each </w:t>
-      </w:r>
-      <w:proofErr w:type="gramStart"/>
-      <w:r>
-        <w:t>vehicle.  .</w:t>
-      </w:r>
-      <w:proofErr w:type="gramEnd"/>
+        <w:t>Hardware Architecture</w:t>
+      </w:r>
+    </w:p>
+    <w:p>
+      <w:bookmarkStart w:id="17" w:name="_2xcytpi"/>
+      <w:bookmarkEnd w:id="17"/>
+      <w:r>
+        <w:t>Describe the system hardware architecture and indicate whether the processing system is distributed or centralized. List and describe the hardware modules with and diagrams showing the connectivity between the modules. If possible, identify the type/number/location of servers, workstations, processors, backup systems, output devices, etc.</w:t>
+      </w:r>
     </w:p>
     <w:p>
       <w:pPr>
@@ -8183,412 +8481,6 @@
         </w:numPr>
       </w:pPr>
       <w:r>
-        <w:t>System Evolution Description</w:t>
-      </w:r>
-    </w:p>
-    <w:p>
-      <w:bookmarkStart w:id="7" w:name="_26in1rg"/>
-      <w:bookmarkEnd w:id="7"/>
-      <w:r>
-        <w:t>[</w:t>
-      </w:r>
-      <w:r>
-        <w:rPr>
-          <w:b/>
-        </w:rPr>
-        <w:t>Optional</w:t>
-      </w:r>
-      <w:r>
-        <w:t xml:space="preserve">] Describe how to migrate the existing system(s) to a more efficient </w:t>
-      </w:r>
-      <w:proofErr w:type="gramStart"/>
-      <w:r>
-        <w:t>system, or</w:t>
-      </w:r>
-      <w:proofErr w:type="gramEnd"/>
-      <w:r>
-        <w:t xml:space="preserve"> alternately moving an existing system to a future implementation.</w:t>
-      </w:r>
-    </w:p>
-    <w:p>
-      <w:pPr>
-        <w:pStyle w:val="Heading2"/>
-        <w:numPr>
-          <w:ilvl w:val="1"/>
-          <w:numId w:val="3"/>
-        </w:numPr>
-      </w:pPr>
-      <w:r>
-        <w:t>Current Process</w:t>
-      </w:r>
-    </w:p>
-    <w:p>
-      <w:bookmarkStart w:id="8" w:name="_lnxbz9"/>
-      <w:bookmarkEnd w:id="8"/>
-      <w:r>
-        <w:t>[</w:t>
-      </w:r>
-      <w:r>
-        <w:rPr>
-          <w:b/>
-        </w:rPr>
-        <w:t>Optional</w:t>
-      </w:r>
-      <w:r>
-        <w:t>] Describe the current processes that are in place (if applicable). This may help place the overall design in context.</w:t>
-      </w:r>
-    </w:p>
-    <w:p>
-      <w:pPr>
-        <w:pStyle w:val="Heading2"/>
-        <w:numPr>
-          <w:ilvl w:val="1"/>
-          <w:numId w:val="3"/>
-        </w:numPr>
-      </w:pPr>
-      <w:r>
-        <w:t>Proposed Process</w:t>
-      </w:r>
-    </w:p>
-    <w:p>
-      <w:bookmarkStart w:id="9" w:name="_35nkun2"/>
-      <w:bookmarkEnd w:id="9"/>
-      <w:r>
-        <w:t>[</w:t>
-      </w:r>
-      <w:r>
-        <w:rPr>
-          <w:b/>
-        </w:rPr>
-        <w:t>Optional</w:t>
-      </w:r>
-      <w:r>
-        <w:t>] Describe the proposed process. Reference any supporting documents, if relevant.</w:t>
-      </w:r>
-    </w:p>
-    <w:p>
-      <w:pPr>
-        <w:pStyle w:val="Heading2"/>
-        <w:numPr>
-          <w:ilvl w:val="1"/>
-          <w:numId w:val="3"/>
-        </w:numPr>
-      </w:pPr>
-      <w:r>
-        <w:t>Technology Forecast</w:t>
-      </w:r>
-    </w:p>
-    <w:p>
-      <w:bookmarkStart w:id="10" w:name="_1ksv4uv"/>
-      <w:bookmarkEnd w:id="10"/>
-      <w:r>
-        <w:t>[</w:t>
-      </w:r>
-      <w:r>
-        <w:rPr>
-          <w:b/>
-        </w:rPr>
-        <w:t>Optional</w:t>
-      </w:r>
-      <w:r>
-        <w:t xml:space="preserve">] Outline the emerging technologies that are expected to be available </w:t>
-      </w:r>
-      <w:proofErr w:type="gramStart"/>
-      <w:r>
-        <w:t>in a given</w:t>
-      </w:r>
-      <w:proofErr w:type="gramEnd"/>
-      <w:r>
-        <w:t xml:space="preserve"> timeframe(s), and how they may impact the future development of system the architecture.</w:t>
-      </w:r>
-    </w:p>
-    <w:p>
-      <w:pPr>
-        <w:pStyle w:val="Heading2"/>
-        <w:numPr>
-          <w:ilvl w:val="1"/>
-          <w:numId w:val="3"/>
-        </w:numPr>
-      </w:pPr>
-      <w:r>
-        <w:t>Constraints</w:t>
-      </w:r>
-    </w:p>
-    <w:p>
-      <w:bookmarkStart w:id="11" w:name="_44sinio"/>
-      <w:bookmarkEnd w:id="11"/>
-      <w:r>
-        <w:t xml:space="preserve">Detail any constraints that are placed upon the system design, such as schedules, costs, or technical </w:t>
-      </w:r>
-      <w:proofErr w:type="gramStart"/>
-      <w:r>
-        <w:t>constrains</w:t>
-      </w:r>
-      <w:proofErr w:type="gramEnd"/>
-      <w:r>
-        <w:t>, such as the company’s commitment to a specific development platform or programming language.</w:t>
-      </w:r>
-    </w:p>
-    <w:p>
-      <w:pPr>
-        <w:pStyle w:val="Heading2"/>
-        <w:numPr>
-          <w:ilvl w:val="1"/>
-          <w:numId w:val="3"/>
-        </w:numPr>
-      </w:pPr>
-      <w:r>
-        <w:t>Design Trade-offs</w:t>
-      </w:r>
-    </w:p>
-    <w:p>
-      <w:r>
-        <w:t>Discuss the tradeoffs involved with the design chosen and the reasons for your choices. For example, an increase in security controls will likely entail a decrease in ease-of-use; an increase in the flexibility of a system typically entails a decrease in the simplicity of that system. For this reason, the designer must decide to put a higher value on some attributes over others. Some areas to consider include:</w:t>
-      </w:r>
-    </w:p>
-    <w:p>
-      <w:pPr>
-        <w:numPr>
-          <w:ilvl w:val="0"/>
-          <w:numId w:val="2"/>
-        </w:numPr>
-        <w:tabs>
-          <w:tab w:val="clear" w:pos="1134"/>
-          <w:tab w:val="left" w:pos="1854"/>
-        </w:tabs>
-        <w:rPr>
-          <w:color w:val="000000"/>
-        </w:rPr>
-      </w:pPr>
-      <w:r>
-        <w:rPr>
-          <w:color w:val="000000"/>
-        </w:rPr>
-        <w:t>Flexibility</w:t>
-      </w:r>
-    </w:p>
-    <w:p>
-      <w:pPr>
-        <w:numPr>
-          <w:ilvl w:val="0"/>
-          <w:numId w:val="2"/>
-        </w:numPr>
-        <w:tabs>
-          <w:tab w:val="clear" w:pos="1134"/>
-          <w:tab w:val="left" w:pos="1854"/>
-        </w:tabs>
-        <w:rPr>
-          <w:color w:val="000000"/>
-        </w:rPr>
-      </w:pPr>
-      <w:r>
-        <w:rPr>
-          <w:color w:val="000000"/>
-        </w:rPr>
-        <w:lastRenderedPageBreak/>
-        <w:t>Interoperability</w:t>
-      </w:r>
-    </w:p>
-    <w:p>
-      <w:pPr>
-        <w:numPr>
-          <w:ilvl w:val="0"/>
-          <w:numId w:val="2"/>
-        </w:numPr>
-        <w:tabs>
-          <w:tab w:val="clear" w:pos="1134"/>
-          <w:tab w:val="left" w:pos="1854"/>
-        </w:tabs>
-        <w:rPr>
-          <w:color w:val="000000"/>
-        </w:rPr>
-      </w:pPr>
-      <w:r>
-        <w:rPr>
-          <w:color w:val="000000"/>
-        </w:rPr>
-        <w:t>Performance</w:t>
-      </w:r>
-    </w:p>
-    <w:p>
-      <w:pPr>
-        <w:numPr>
-          <w:ilvl w:val="0"/>
-          <w:numId w:val="2"/>
-        </w:numPr>
-        <w:tabs>
-          <w:tab w:val="clear" w:pos="1134"/>
-          <w:tab w:val="left" w:pos="1854"/>
-        </w:tabs>
-        <w:rPr>
-          <w:color w:val="000000"/>
-        </w:rPr>
-      </w:pPr>
-      <w:r>
-        <w:rPr>
-          <w:color w:val="000000"/>
-        </w:rPr>
-        <w:t>Reliability and robustness</w:t>
-      </w:r>
-    </w:p>
-    <w:p>
-      <w:pPr>
-        <w:numPr>
-          <w:ilvl w:val="0"/>
-          <w:numId w:val="2"/>
-        </w:numPr>
-        <w:tabs>
-          <w:tab w:val="clear" w:pos="1134"/>
-          <w:tab w:val="left" w:pos="1854"/>
-        </w:tabs>
-        <w:rPr>
-          <w:color w:val="000000"/>
-        </w:rPr>
-      </w:pPr>
-      <w:bookmarkStart w:id="12" w:name="_2jxsxqh"/>
-      <w:bookmarkEnd w:id="12"/>
-      <w:r>
-        <w:rPr>
-          <w:color w:val="000000"/>
-        </w:rPr>
-        <w:t>Usability</w:t>
-      </w:r>
-    </w:p>
-    <w:p>
-      <w:pPr>
-        <w:pStyle w:val="Heading2"/>
-        <w:numPr>
-          <w:ilvl w:val="1"/>
-          <w:numId w:val="3"/>
-        </w:numPr>
-      </w:pPr>
-      <w:r>
-        <w:t>User Characteristics</w:t>
-      </w:r>
-    </w:p>
-    <w:p>
-      <w:bookmarkStart w:id="13" w:name="_z337ya"/>
-      <w:bookmarkEnd w:id="13"/>
-      <w:r>
-        <w:t>Describe the features of the user community, and their proficiency with software systems etc.</w:t>
-      </w:r>
-    </w:p>
-    <w:p>
-      <w:pPr>
-        <w:pStyle w:val="Heading3"/>
-        <w:numPr>
-          <w:ilvl w:val="2"/>
-          <w:numId w:val="3"/>
-        </w:numPr>
-      </w:pPr>
-      <w:r>
-        <w:t>User Problem Statement</w:t>
-      </w:r>
-    </w:p>
-    <w:p>
-      <w:bookmarkStart w:id="14" w:name="_3j2qqm3"/>
-      <w:bookmarkEnd w:id="14"/>
-      <w:r>
-        <w:t xml:space="preserve">Describe the major </w:t>
-      </w:r>
-      <w:proofErr w:type="gramStart"/>
-      <w:r>
-        <w:t>problem</w:t>
-      </w:r>
-      <w:proofErr w:type="gramEnd"/>
-      <w:r>
-        <w:t>(s) experienced by the user community.</w:t>
-      </w:r>
-    </w:p>
-    <w:p>
-      <w:pPr>
-        <w:pStyle w:val="Heading3"/>
-        <w:numPr>
-          <w:ilvl w:val="2"/>
-          <w:numId w:val="3"/>
-        </w:numPr>
-      </w:pPr>
-      <w:r>
-        <w:t>User Objectives</w:t>
-      </w:r>
-    </w:p>
-    <w:p>
-      <w:r>
-        <w:t>Outline the users’ objectives and requirements for the new system. Where appropriate, include a "wish list" of desirable features.</w:t>
-      </w:r>
-    </w:p>
-    <w:p>
-      <w:bookmarkStart w:id="15" w:name="_1y810tw"/>
-      <w:bookmarkEnd w:id="15"/>
-    </w:p>
-    <w:p>
-      <w:pPr>
-        <w:pStyle w:val="Heading1"/>
-        <w:numPr>
-          <w:ilvl w:val="0"/>
-          <w:numId w:val="3"/>
-        </w:numPr>
-      </w:pPr>
-      <w:r>
-        <w:lastRenderedPageBreak/>
-        <w:t>System Architecture</w:t>
-      </w:r>
-    </w:p>
-    <w:p>
-      <w:pPr>
-        <w:spacing w:line="240" w:lineRule="auto"/>
-        <w:ind w:left="288"/>
-        <w:rPr>
-          <w:i/>
-          <w:color w:val="333399"/>
-        </w:rPr>
-      </w:pPr>
-      <w:bookmarkStart w:id="16" w:name="_4i7ojhp"/>
-      <w:bookmarkEnd w:id="16"/>
-      <w:r>
-        <w:rPr>
-          <w:i/>
-          <w:color w:val="333399"/>
-        </w:rPr>
-        <w:t xml:space="preserve">Describe the system and/or subsystem(s) architecture for the project. Discuss the general architectural decisions that have been approved. Include a graphical representation, where appropriate.  </w:t>
-      </w:r>
-    </w:p>
-    <w:p>
-      <w:pPr>
-        <w:pStyle w:val="Heading2"/>
-        <w:numPr>
-          <w:ilvl w:val="1"/>
-          <w:numId w:val="3"/>
-        </w:numPr>
-      </w:pPr>
-      <w:r>
-        <w:t>Hardware Architecture</w:t>
-      </w:r>
-    </w:p>
-    <w:p>
-      <w:bookmarkStart w:id="17" w:name="_2xcytpi"/>
-      <w:bookmarkEnd w:id="17"/>
-      <w:r>
-        <w:t xml:space="preserve">Describe the system hardware architecture and indicate whether the processing system is distributed or centralized. List and describe the hardware modules </w:t>
-      </w:r>
-      <w:proofErr w:type="gramStart"/>
-      <w:r>
-        <w:t>with and</w:t>
-      </w:r>
-      <w:proofErr w:type="gramEnd"/>
-      <w:r>
-        <w:t xml:space="preserve"> diagrams showing the connectivity between the modules. If possible, identify the type/number/location of servers, workstations, processors, backup systems, output devices, etc.</w:t>
-      </w:r>
-    </w:p>
-    <w:p>
-      <w:pPr>
-        <w:pStyle w:val="Heading2"/>
-        <w:numPr>
-          <w:ilvl w:val="1"/>
-          <w:numId w:val="3"/>
-        </w:numPr>
-      </w:pPr>
-      <w:r>
         <w:t>Software Architecture</w:t>
       </w:r>
     </w:p>
@@ -8599,15 +8491,7 @@
     </w:p>
     <w:p>
       <w:r>
-        <w:t xml:space="preserve">Describe all software required to support the </w:t>
-      </w:r>
-      <w:proofErr w:type="gramStart"/>
-      <w:r>
-        <w:t>system, and</w:t>
-      </w:r>
-      <w:proofErr w:type="gramEnd"/>
-      <w:r>
-        <w:t xml:space="preserve"> specify the physical location of all software systems. Identify database platforms, compilers, utilities, operating systems, communications software, etc.  </w:t>
+        <w:t xml:space="preserve">Describe all software required to support the system, and specify the physical location of all software systems. Identify database platforms, compilers, utilities, operating systems, communications software, etc.  </w:t>
       </w:r>
     </w:p>
     <w:p>
@@ -8939,21 +8823,7 @@
         <w:rPr>
           <w:color w:val="000000"/>
         </w:rPr>
-        <w:t xml:space="preserve">Define file access </w:t>
-      </w:r>
-      <w:proofErr w:type="gramStart"/>
-      <w:r>
-        <w:rPr>
-          <w:color w:val="000000"/>
-        </w:rPr>
-        <w:t>method</w:t>
-      </w:r>
-      <w:proofErr w:type="gramEnd"/>
-      <w:r>
-        <w:rPr>
-          <w:color w:val="000000"/>
-        </w:rPr>
-        <w:t xml:space="preserve">, such as, index sequential, virtual sequential, random access, </w:t>
+        <w:t xml:space="preserve">Define file access method, such as, index sequential, virtual sequential, random access, </w:t>
       </w:r>
       <w:proofErr w:type="spellStart"/>
       <w:r>
@@ -9067,21 +8937,7 @@
         <w:rPr>
           <w:color w:val="000000"/>
         </w:rPr>
-        <w:t xml:space="preserve">Every design item should </w:t>
-      </w:r>
-      <w:proofErr w:type="gramStart"/>
-      <w:r>
-        <w:rPr>
-          <w:color w:val="000000"/>
-        </w:rPr>
-        <w:t>map</w:t>
-      </w:r>
-      <w:proofErr w:type="gramEnd"/>
-      <w:r>
-        <w:rPr>
-          <w:color w:val="000000"/>
-        </w:rPr>
-        <w:t xml:space="preserve"> back to the Functional Requirements Document. These should be captured in the Requirements Traceability Matrix.</w:t>
+        <w:t>Every design item should map back to the Functional Requirements Document. These should be captured in the Requirements Traceability Matrix.</w:t>
       </w:r>
     </w:p>
     <w:p>
@@ -9193,35 +9049,7 @@
         <w:rPr>
           <w:color w:val="000000"/>
         </w:rPr>
-        <w:t xml:space="preserve">Details of hardware items, such as monitors, printers, servers, I/O devices, </w:t>
-      </w:r>
-      <w:proofErr w:type="gramStart"/>
-      <w:r>
-        <w:rPr>
-          <w:color w:val="000000"/>
-        </w:rPr>
-        <w:t>and the relationship</w:t>
-      </w:r>
-      <w:proofErr w:type="gramEnd"/>
-      <w:r>
-        <w:rPr>
-          <w:color w:val="000000"/>
-        </w:rPr>
-        <w:t xml:space="preserve"> </w:t>
-      </w:r>
-      <w:proofErr w:type="gramStart"/>
-      <w:r>
-        <w:rPr>
-          <w:color w:val="000000"/>
-        </w:rPr>
-        <w:t>to</w:t>
-      </w:r>
-      <w:proofErr w:type="gramEnd"/>
-      <w:r>
-        <w:rPr>
-          <w:color w:val="000000"/>
-        </w:rPr>
-        <w:t xml:space="preserve"> each other</w:t>
+        <w:t>Details of hardware items, such as monitors, printers, servers, I/O devices, and the relationship to each other</w:t>
       </w:r>
     </w:p>
     <w:p>
@@ -9626,14 +9454,9 @@
           <w:numId w:val="3"/>
         </w:numPr>
       </w:pPr>
-      <w:proofErr w:type="gramStart"/>
       <w:r>
         <w:lastRenderedPageBreak/>
-        <w:t>Communications Detailed</w:t>
-      </w:r>
-      <w:proofErr w:type="gramEnd"/>
-      <w:r>
-        <w:t xml:space="preserve"> Design</w:t>
+        <w:t>Communications Detailed Design</w:t>
       </w:r>
     </w:p>
     <w:p>
@@ -9754,16 +9577,8 @@
         <w:rPr>
           <w:color w:val="000000"/>
         </w:rPr>
-        <w:t xml:space="preserve">Diagrams showing connectivity between components, data flow (if applicable), and distances between </w:t>
-      </w:r>
-      <w:proofErr w:type="gramStart"/>
-      <w:r>
-        <w:rPr>
-          <w:color w:val="000000"/>
-        </w:rPr>
-        <w:t>components;</w:t>
-      </w:r>
-      <w:proofErr w:type="gramEnd"/>
+        <w:t>Diagrams showing connectivity between components, data flow (if applicable), and distances between components;</w:t>
+      </w:r>
     </w:p>
     <w:p>
       <w:pPr>
@@ -9805,15 +9620,7 @@
     </w:p>
     <w:p>
       <w:r>
-        <w:t xml:space="preserve">External systems are any systems that are not within the scope of the system under development, </w:t>
-      </w:r>
-      <w:proofErr w:type="gramStart"/>
-      <w:r>
-        <w:t>regardless</w:t>
-      </w:r>
-      <w:proofErr w:type="gramEnd"/>
-      <w:r>
-        <w:t xml:space="preserve"> whether the other systems are managed by the development company or its client.</w:t>
+        <w:t>External systems are any systems that are not within the scope of the system under development, regardless whether the other systems are managed by the development company or its client.</w:t>
       </w:r>
     </w:p>
     <w:p>
@@ -9882,21 +9689,7 @@
         <w:rPr>
           <w:color w:val="000000"/>
         </w:rPr>
-        <w:t xml:space="preserve">Data format </w:t>
-      </w:r>
-      <w:proofErr w:type="gramStart"/>
-      <w:r>
-        <w:rPr>
-          <w:color w:val="000000"/>
-        </w:rPr>
-        <w:t>requirements;</w:t>
-      </w:r>
-      <w:proofErr w:type="gramEnd"/>
-      <w:r>
-        <w:rPr>
-          <w:color w:val="000000"/>
-        </w:rPr>
-        <w:t xml:space="preserve"> if data must be reformatted before it is transmitted or after incoming data is received. Describe the tools and/or methods for the reformat process</w:t>
+        <w:t>Data format requirements; if data must be reformatted before it is transmitted or after incoming data is received. Describe the tools and/or methods for the reformat process</w:t>
       </w:r>
     </w:p>
     <w:p>
@@ -9917,16 +9710,8 @@
         <w:rPr>
           <w:color w:val="000000"/>
         </w:rPr>
-        <w:t xml:space="preserve">Specifications for hand-shaking protocols between systems; content and format of hand-shake messages, timing for exchanging these messages, and </w:t>
-      </w:r>
-      <w:proofErr w:type="gramStart"/>
-      <w:r>
-        <w:rPr>
-          <w:color w:val="000000"/>
-        </w:rPr>
-        <w:t>errors handling</w:t>
-      </w:r>
-      <w:proofErr w:type="gramEnd"/>
+        <w:t>Specifications for hand-shaking protocols between systems; content and format of hand-shake messages, timing for exchanging these messages, and errors handling</w:t>
+      </w:r>
     </w:p>
     <w:p>
       <w:pPr>
@@ -10523,11 +10308,9 @@
           <w:numId w:val="3"/>
         </w:numPr>
       </w:pPr>
-      <w:proofErr w:type="gramStart"/>
       <w:r>
         <w:t>Inputs</w:t>
       </w:r>
-      <w:proofErr w:type="gramEnd"/>
     </w:p>
     <w:p>
       <w:r>
@@ -10612,11 +10395,9 @@
           <w:numId w:val="3"/>
         </w:numPr>
       </w:pPr>
-      <w:proofErr w:type="gramStart"/>
       <w:r>
         <w:t>Outputs</w:t>
       </w:r>
-      <w:proofErr w:type="gramEnd"/>
     </w:p>
     <w:p>
       <w:r>
@@ -10926,13 +10707,8 @@
           <w:numId w:val="15"/>
         </w:numPr>
       </w:pPr>
-      <w:proofErr w:type="gramStart"/>
-      <w:r>
-        <w:t>User knows</w:t>
-      </w:r>
-      <w:proofErr w:type="gramEnd"/>
-      <w:r>
-        <w:t xml:space="preserve"> their registered email/username and password.</w:t>
+      <w:r>
+        <w:t>User knows their registered email/username and password.</w:t>
       </w:r>
     </w:p>
     <w:p>
@@ -11024,15 +10800,7 @@
         </w:numPr>
       </w:pPr>
       <w:r>
-        <w:t xml:space="preserve">If MFA is enabled, system </w:t>
-      </w:r>
-      <w:proofErr w:type="gramStart"/>
-      <w:r>
-        <w:t>prompts for</w:t>
-      </w:r>
-      <w:proofErr w:type="gramEnd"/>
-      <w:r>
-        <w:t xml:space="preserve"> MFA code.</w:t>
+        <w:t>If MFA is enabled, system prompts for MFA code.</w:t>
       </w:r>
     </w:p>
     <w:p>
@@ -11076,15 +10844,7 @@
         </w:numPr>
       </w:pPr>
       <w:r>
-        <w:t xml:space="preserve">System records login </w:t>
-      </w:r>
-      <w:proofErr w:type="gramStart"/>
-      <w:r>
-        <w:t>event</w:t>
-      </w:r>
-      <w:proofErr w:type="gramEnd"/>
-      <w:r>
-        <w:t xml:space="preserve"> with timestamp and device/IP details.</w:t>
+        <w:t>System records login event with timestamp and device/IP details.</w:t>
       </w:r>
     </w:p>
     <w:p>
@@ -11242,21 +11002,8 @@
           <w:numId w:val="17"/>
         </w:numPr>
       </w:pPr>
-      <w:proofErr w:type="gramStart"/>
-      <w:r>
-        <w:t>User</w:t>
-      </w:r>
-      <w:proofErr w:type="gramEnd"/>
-      <w:r>
-        <w:t xml:space="preserve"> must complete password reset or </w:t>
-      </w:r>
-      <w:proofErr w:type="gramStart"/>
-      <w:r>
-        <w:t>wait</w:t>
-      </w:r>
-      <w:proofErr w:type="gramEnd"/>
-      <w:r>
-        <w:t xml:space="preserve"> lockout duration.</w:t>
+      <w:r>
+        <w:t>User must complete password reset or wait lockout duration.</w:t>
       </w:r>
     </w:p>
     <w:p>
@@ -11333,15 +11080,7 @@
         </w:numPr>
       </w:pPr>
       <w:r>
-        <w:t xml:space="preserve">System sends reset </w:t>
-      </w:r>
-      <w:proofErr w:type="gramStart"/>
-      <w:r>
-        <w:t>link</w:t>
-      </w:r>
-      <w:proofErr w:type="gramEnd"/>
-      <w:r>
-        <w:t xml:space="preserve"> to registered email.</w:t>
+        <w:t>System sends reset link to registered email.</w:t>
       </w:r>
     </w:p>
     <w:p>
@@ -11385,15 +11124,7 @@
         </w:numPr>
       </w:pPr>
       <w:r>
-        <w:t xml:space="preserve">If the session expires during sign-in, system prompts </w:t>
-      </w:r>
-      <w:proofErr w:type="gramStart"/>
-      <w:r>
-        <w:t>user</w:t>
-      </w:r>
-      <w:proofErr w:type="gramEnd"/>
-      <w:r>
-        <w:t xml:space="preserve"> to retry.</w:t>
+        <w:t>If the session expires during sign-in, system prompts user to retry.</w:t>
       </w:r>
     </w:p>
     <w:p>
@@ -11604,63 +11335,672 @@
         </w:numPr>
       </w:pPr>
       <w:r>
-        <w:t>Screen [x.1]</w:t>
-      </w:r>
-    </w:p>
-    <w:p>
-      <w:r>
-        <w:t xml:space="preserve">Provide the layout of all input data screens or graphical user interfaces. Provide a graphic representation of each interface, for example, a low-resolution screenshot. Define all data elements associated with each screen or </w:t>
-      </w:r>
-      <w:proofErr w:type="gramStart"/>
-      <w:r>
-        <w:t>GUI, or</w:t>
-      </w:r>
-      <w:proofErr w:type="gramEnd"/>
-      <w:r>
-        <w:t xml:space="preserve"> reference the data dictionary.</w:t>
+        <w:t>FleetControl Website Register Use Case</w:t>
+      </w:r>
+    </w:p>
+    <w:p>
+      <w:pPr>
+        <w:rPr>
+          <w:b/>
+          <w:bCs/>
+        </w:rPr>
+      </w:pPr>
+      <w:r>
+        <w:rPr>
+          <w:b/>
+          <w:bCs/>
+        </w:rPr>
+        <w:t>Use Case: User Registration (FleetControl)</w:t>
+      </w:r>
+    </w:p>
+    <w:p>
+      <w:pPr>
+        <w:rPr>
+          <w:b/>
+          <w:bCs/>
+        </w:rPr>
+      </w:pPr>
+      <w:r>
+        <w:rPr>
+          <w:b/>
+          <w:bCs/>
+        </w:rPr>
+        <w:t>Use Case ID</w:t>
+      </w:r>
+    </w:p>
+    <w:p>
+      <w:r>
+        <w:t>UC-REG-001</w:t>
+      </w:r>
+    </w:p>
+    <w:p>
+      <w:pPr>
+        <w:rPr>
+          <w:b/>
+          <w:bCs/>
+        </w:rPr>
+      </w:pPr>
+      <w:r>
+        <w:rPr>
+          <w:b/>
+          <w:bCs/>
+        </w:rPr>
+        <w:t>Description</w:t>
+      </w:r>
+    </w:p>
+    <w:p>
+      <w:r>
+        <w:t>Enable new users to create a FleetControl account to access vehicle tracking, maintenance scheduling, and analytics. Registration captures user and company details, validates input, and activates the account via email verification.</w:t>
+      </w:r>
+    </w:p>
+    <w:p>
+      <w:pPr>
+        <w:rPr>
+          <w:b/>
+          <w:bCs/>
+        </w:rPr>
+      </w:pPr>
+      <w:r>
+        <w:rPr>
+          <w:b/>
+          <w:bCs/>
+        </w:rPr>
+        <w:t>Actors</w:t>
       </w:r>
     </w:p>
     <w:p>
       <w:pPr>
         <w:numPr>
           <w:ilvl w:val="0"/>
-          <w:numId w:val="1"/>
-        </w:numPr>
-        <w:pBdr>
-          <w:top w:val="single" w:sz="4" w:space="2" w:color="000000"/>
-          <w:bottom w:val="single" w:sz="4" w:space="2" w:color="000000"/>
-        </w:pBdr>
-        <w:shd w:val="clear" w:color="auto" w:fill="E0E0E0"/>
-        <w:tabs>
-          <w:tab w:val="clear" w:pos="1134"/>
-          <w:tab w:val="left" w:pos="1926"/>
-        </w:tabs>
-        <w:spacing w:before="240" w:after="240"/>
-        <w:rPr>
-          <w:color w:val="000000"/>
-        </w:rPr>
-      </w:pPr>
-      <w:bookmarkStart w:id="39" w:name="_19c6y18"/>
-      <w:bookmarkEnd w:id="39"/>
-      <w:r>
-        <w:rPr>
-          <w:color w:val="000000"/>
-        </w:rPr>
-        <w:t xml:space="preserve">Label each data input </w:t>
-      </w:r>
-      <w:proofErr w:type="gramStart"/>
-      <w:r>
-        <w:rPr>
-          <w:color w:val="000000"/>
-        </w:rPr>
-        <w:t>screens</w:t>
-      </w:r>
-      <w:proofErr w:type="gramEnd"/>
-      <w:r>
-        <w:rPr>
-          <w:color w:val="000000"/>
-        </w:rPr>
-        <w:t xml:space="preserve"> and/or graphical user interface.</w:t>
+          <w:numId w:val="20"/>
+        </w:numPr>
+      </w:pPr>
+      <w:r>
+        <w:t>Primary: Prospective User</w:t>
+      </w:r>
+    </w:p>
+    <w:p>
+      <w:pPr>
+        <w:numPr>
+          <w:ilvl w:val="0"/>
+          <w:numId w:val="20"/>
+        </w:numPr>
+      </w:pPr>
+      <w:r>
+        <w:t>Secondary: Email Service, Identity Provider (IdP), Database, Fraud/Rate-Limit Service, Admin (for manual approvals if needed)</w:t>
+      </w:r>
+    </w:p>
+    <w:p>
+      <w:pPr>
+        <w:rPr>
+          <w:b/>
+          <w:bCs/>
+        </w:rPr>
+      </w:pPr>
+      <w:r>
+        <w:rPr>
+          <w:b/>
+          <w:bCs/>
+        </w:rPr>
+        <w:t>Preconditions</w:t>
+      </w:r>
+    </w:p>
+    <w:p>
+      <w:pPr>
+        <w:numPr>
+          <w:ilvl w:val="0"/>
+          <w:numId w:val="21"/>
+        </w:numPr>
+      </w:pPr>
+      <w:r>
+        <w:t>User has internet access and a supported browser.</w:t>
+      </w:r>
+    </w:p>
+    <w:p>
+      <w:pPr>
+        <w:numPr>
+          <w:ilvl w:val="0"/>
+          <w:numId w:val="21"/>
+        </w:numPr>
+      </w:pPr>
+      <w:r>
+        <w:t>Registration page is available.</w:t>
+      </w:r>
+    </w:p>
+    <w:p>
+      <w:pPr>
+        <w:numPr>
+          <w:ilvl w:val="0"/>
+          <w:numId w:val="21"/>
+        </w:numPr>
+      </w:pPr>
+      <w:r>
+        <w:t>Email service and database are operational.</w:t>
+      </w:r>
+    </w:p>
+    <w:p>
+      <w:pPr>
+        <w:rPr>
+          <w:b/>
+          <w:bCs/>
+        </w:rPr>
+      </w:pPr>
+      <w:r>
+        <w:rPr>
+          <w:b/>
+          <w:bCs/>
+        </w:rPr>
+        <w:t>Main Success Scenario</w:t>
+      </w:r>
+    </w:p>
+    <w:p>
+      <w:pPr>
+        <w:numPr>
+          <w:ilvl w:val="0"/>
+          <w:numId w:val="22"/>
+        </w:numPr>
+      </w:pPr>
+      <w:r>
+        <w:t>User opens the Register page.</w:t>
+      </w:r>
+    </w:p>
+    <w:p>
+      <w:pPr>
+        <w:numPr>
+          <w:ilvl w:val="0"/>
+          <w:numId w:val="22"/>
+        </w:numPr>
+      </w:pPr>
+      <w:r>
+        <w:lastRenderedPageBreak/>
+        <w:t>User enters required data: first/last name, work email, password, company name, role, phone (optional), accepts Terms &amp; Privacy Policy.</w:t>
+      </w:r>
+    </w:p>
+    <w:p>
+      <w:pPr>
+        <w:numPr>
+          <w:ilvl w:val="0"/>
+          <w:numId w:val="22"/>
+        </w:numPr>
+      </w:pPr>
+      <w:r>
+        <w:t>System validates client-side: required fields, formats, password strength, terms consent.</w:t>
+      </w:r>
+    </w:p>
+    <w:p>
+      <w:pPr>
+        <w:numPr>
+          <w:ilvl w:val="0"/>
+          <w:numId w:val="22"/>
+        </w:numPr>
+      </w:pPr>
+      <w:r>
+        <w:t>User submits the form.</w:t>
+      </w:r>
+    </w:p>
+    <w:p>
+      <w:pPr>
+        <w:numPr>
+          <w:ilvl w:val="0"/>
+          <w:numId w:val="22"/>
+        </w:numPr>
+      </w:pPr>
+      <w:r>
+        <w:t>System performs server-side validation and checks for existing account by email and company constraints.</w:t>
+      </w:r>
+    </w:p>
+    <w:p>
+      <w:pPr>
+        <w:numPr>
+          <w:ilvl w:val="0"/>
+          <w:numId w:val="22"/>
+        </w:numPr>
+      </w:pPr>
+      <w:r>
+        <w:t>System hashes password and creates a pending account record.</w:t>
+      </w:r>
+    </w:p>
+    <w:p>
+      <w:pPr>
+        <w:numPr>
+          <w:ilvl w:val="0"/>
+          <w:numId w:val="22"/>
+        </w:numPr>
+      </w:pPr>
+      <w:r>
+        <w:t>System sends a verification email with a time-bound token.</w:t>
+      </w:r>
+    </w:p>
+    <w:p>
+      <w:pPr>
+        <w:numPr>
+          <w:ilvl w:val="0"/>
+          <w:numId w:val="22"/>
+        </w:numPr>
+      </w:pPr>
+      <w:r>
+        <w:t>User clicks the verification link.</w:t>
+      </w:r>
+    </w:p>
+    <w:p>
+      <w:pPr>
+        <w:numPr>
+          <w:ilvl w:val="0"/>
+          <w:numId w:val="22"/>
+        </w:numPr>
+      </w:pPr>
+      <w:r>
+        <w:t>System verifies the token, activates the account, and logs the event.</w:t>
+      </w:r>
+    </w:p>
+    <w:p>
+      <w:pPr>
+        <w:numPr>
+          <w:ilvl w:val="0"/>
+          <w:numId w:val="22"/>
+        </w:numPr>
+      </w:pPr>
+      <w:r>
+        <w:t>System redirects the user to login or initial setup (company profile, invite teammates).</w:t>
+      </w:r>
+    </w:p>
+    <w:p>
+      <w:pPr>
+        <w:numPr>
+          <w:ilvl w:val="0"/>
+          <w:numId w:val="22"/>
+        </w:numPr>
+      </w:pPr>
+      <w:r>
+        <w:t>Success message is shown.</w:t>
+      </w:r>
+    </w:p>
+    <w:p>
+      <w:pPr>
+        <w:rPr>
+          <w:b/>
+          <w:bCs/>
+        </w:rPr>
+      </w:pPr>
+      <w:r>
+        <w:rPr>
+          <w:b/>
+          <w:bCs/>
+        </w:rPr>
+        <w:t>Alternative Flows</w:t>
+      </w:r>
+    </w:p>
+    <w:p>
+      <w:pPr>
+        <w:numPr>
+          <w:ilvl w:val="0"/>
+          <w:numId w:val="23"/>
+        </w:numPr>
+      </w:pPr>
+      <w:r>
+        <w:t>Invalid Input: Display field-level errors; do not create account.</w:t>
+      </w:r>
+    </w:p>
+    <w:p>
+      <w:pPr>
+        <w:numPr>
+          <w:ilvl w:val="0"/>
+          <w:numId w:val="23"/>
+        </w:numPr>
+      </w:pPr>
+      <w:r>
+        <w:t>Duplicate Email: Inform user that an account exists; offer password reset.</w:t>
+      </w:r>
+    </w:p>
+    <w:p>
+      <w:pPr>
+        <w:numPr>
+          <w:ilvl w:val="0"/>
+          <w:numId w:val="23"/>
+        </w:numPr>
+      </w:pPr>
+      <w:r>
+        <w:t>Email Domain Restricted: Block disposable or banned domains; show guidance.</w:t>
+      </w:r>
+    </w:p>
+    <w:p>
+      <w:pPr>
+        <w:numPr>
+          <w:ilvl w:val="0"/>
+          <w:numId w:val="23"/>
+        </w:numPr>
+      </w:pPr>
+      <w:r>
+        <w:t>Company Exists Policy: If company domain is already registered:</w:t>
+      </w:r>
+    </w:p>
+    <w:p>
+      <w:pPr>
+        <w:numPr>
+          <w:ilvl w:val="1"/>
+          <w:numId w:val="23"/>
+        </w:numPr>
+      </w:pPr>
+      <w:r>
+        <w:t>Auto-join allowed: request confirmation and join.</w:t>
+      </w:r>
+    </w:p>
+    <w:p>
+      <w:pPr>
+        <w:numPr>
+          <w:ilvl w:val="1"/>
+          <w:numId w:val="23"/>
+        </w:numPr>
+      </w:pPr>
+      <w:r>
+        <w:t>Approval required: notify org admin; set status “pending approval”.</w:t>
+      </w:r>
+    </w:p>
+    <w:p>
+      <w:pPr>
+        <w:numPr>
+          <w:ilvl w:val="0"/>
+          <w:numId w:val="23"/>
+        </w:numPr>
+      </w:pPr>
+      <w:r>
+        <w:t>Email Delivery Failure: Allow resend verification; throttle resends.</w:t>
+      </w:r>
+    </w:p>
+    <w:p>
+      <w:pPr>
+        <w:numPr>
+          <w:ilvl w:val="0"/>
+          <w:numId w:val="23"/>
+        </w:numPr>
+      </w:pPr>
+      <w:r>
+        <w:t>Expired/Invalid Token: Prompt to request a new verification email.</w:t>
+      </w:r>
+    </w:p>
+    <w:p>
+      <w:pPr>
+        <w:numPr>
+          <w:ilvl w:val="0"/>
+          <w:numId w:val="23"/>
+        </w:numPr>
+      </w:pPr>
+      <w:r>
+        <w:t>Rate Limiting: If threshold exceeded, block request and show retry-after.</w:t>
+      </w:r>
+    </w:p>
+    <w:p>
+      <w:pPr>
+        <w:rPr>
+          <w:b/>
+          <w:bCs/>
+        </w:rPr>
+      </w:pPr>
+      <w:r>
+        <w:rPr>
+          <w:b/>
+          <w:bCs/>
+        </w:rPr>
+        <w:t>Postconditions</w:t>
+      </w:r>
+    </w:p>
+    <w:p>
+      <w:pPr>
+        <w:numPr>
+          <w:ilvl w:val="0"/>
+          <w:numId w:val="24"/>
+        </w:numPr>
+      </w:pPr>
+      <w:r>
+        <w:t>On success: Active user account exists, linked to a company, audit trail recorded.</w:t>
+      </w:r>
+    </w:p>
+    <w:p>
+      <w:pPr>
+        <w:numPr>
+          <w:ilvl w:val="0"/>
+          <w:numId w:val="24"/>
+        </w:numPr>
+      </w:pPr>
+      <w:r>
+        <w:t>On failure: No active account created; meaningful error shown.</w:t>
+      </w:r>
+    </w:p>
+    <w:p>
+      <w:pPr>
+        <w:rPr>
+          <w:b/>
+          <w:bCs/>
+        </w:rPr>
+      </w:pPr>
+      <w:r>
+        <w:rPr>
+          <w:b/>
+          <w:bCs/>
+        </w:rPr>
+        <w:t>Business Rules</w:t>
+      </w:r>
+    </w:p>
+    <w:p>
+      <w:pPr>
+        <w:numPr>
+          <w:ilvl w:val="0"/>
+          <w:numId w:val="25"/>
+        </w:numPr>
+      </w:pPr>
+      <w:r>
+        <w:t>Password: Min length 12, mix of upper/lowercase, number, special char; block common passwords.</w:t>
+      </w:r>
+    </w:p>
+    <w:p>
+      <w:pPr>
+        <w:numPr>
+          <w:ilvl w:val="0"/>
+          <w:numId w:val="25"/>
+        </w:numPr>
+      </w:pPr>
+      <w:r>
+        <w:t>Unique email per tenant; global uniqueness optional by configuration.</w:t>
+      </w:r>
+    </w:p>
+    <w:p>
+      <w:pPr>
+        <w:numPr>
+          <w:ilvl w:val="0"/>
+          <w:numId w:val="25"/>
+        </w:numPr>
+      </w:pPr>
+      <w:r>
+        <w:t>Terms and Privacy consent required.</w:t>
+      </w:r>
+    </w:p>
+    <w:p>
+      <w:pPr>
+        <w:numPr>
+          <w:ilvl w:val="0"/>
+          <w:numId w:val="25"/>
+        </w:numPr>
+      </w:pPr>
+      <w:r>
+        <w:t>Email verification required before activation.</w:t>
+      </w:r>
+    </w:p>
+    <w:p>
+      <w:pPr>
+        <w:numPr>
+          <w:ilvl w:val="0"/>
+          <w:numId w:val="25"/>
+        </w:numPr>
+      </w:pPr>
+      <w:r>
+        <w:t>Optional MFA enrollment prompted post-activation.</w:t>
+      </w:r>
+    </w:p>
+    <w:p>
+      <w:pPr>
+        <w:rPr>
+          <w:b/>
+          <w:bCs/>
+        </w:rPr>
+      </w:pPr>
+      <w:r>
+        <w:rPr>
+          <w:b/>
+          <w:bCs/>
+        </w:rPr>
+        <w:lastRenderedPageBreak/>
+        <w:t>Non-Functional Requirements</w:t>
+      </w:r>
+    </w:p>
+    <w:p>
+      <w:pPr>
+        <w:numPr>
+          <w:ilvl w:val="0"/>
+          <w:numId w:val="26"/>
+        </w:numPr>
+      </w:pPr>
+      <w:r>
+        <w:t>Security: OWASP ASVS compliance; salted hashing (Argon2/</w:t>
+      </w:r>
+      <w:proofErr w:type="spellStart"/>
+      <w:r>
+        <w:t>bcrypt</w:t>
+      </w:r>
+      <w:proofErr w:type="spellEnd"/>
+      <w:r>
+        <w:t>), TLS 1.2+; input sanitization; CSRF protection; rate limiting and CAPTCHA after thresholds; audit logging.</w:t>
+      </w:r>
+    </w:p>
+    <w:p>
+      <w:pPr>
+        <w:numPr>
+          <w:ilvl w:val="0"/>
+          <w:numId w:val="26"/>
+        </w:numPr>
+      </w:pPr>
+      <w:r>
+        <w:t xml:space="preserve">Performance: Server validation and account creation ≤ 500 </w:t>
+      </w:r>
+      <w:proofErr w:type="spellStart"/>
+      <w:r>
+        <w:t>ms</w:t>
+      </w:r>
+      <w:proofErr w:type="spellEnd"/>
+      <w:r>
+        <w:t xml:space="preserve"> p95; email dispatch ≤ 2 s p95; page loads ≤ 2 s on broadband.</w:t>
+      </w:r>
+    </w:p>
+    <w:p>
+      <w:pPr>
+        <w:numPr>
+          <w:ilvl w:val="0"/>
+          <w:numId w:val="26"/>
+        </w:numPr>
+      </w:pPr>
+      <w:r>
+        <w:t>Availability: 99.9% uptime for registration services.</w:t>
+      </w:r>
+    </w:p>
+    <w:p>
+      <w:pPr>
+        <w:numPr>
+          <w:ilvl w:val="0"/>
+          <w:numId w:val="26"/>
+        </w:numPr>
+      </w:pPr>
+      <w:r>
+        <w:t>Privacy: GDPR/CCPA compliant data handling and consent tracking.</w:t>
+      </w:r>
+    </w:p>
+    <w:p>
+      <w:pPr>
+        <w:numPr>
+          <w:ilvl w:val="0"/>
+          <w:numId w:val="26"/>
+        </w:numPr>
+      </w:pPr>
+      <w:r>
+        <w:t>Accessibility: WCAG 2.1 AA for the registration form.</w:t>
+      </w:r>
+    </w:p>
+    <w:p>
+      <w:pPr>
+        <w:keepNext/>
+      </w:pPr>
+      <w:r>
+        <w:rPr>
+          <w:noProof/>
+        </w:rPr>
+        <w:drawing>
+          <wp:inline distT="0" distB="0" distL="0" distR="0" wp14:anchorId="7A10E60B" wp14:editId="31405D4B">
+            <wp:extent cx="5943600" cy="3345180"/>
+            <wp:effectExtent l="0" t="0" r="0" b="7620"/>
+            <wp:docPr id="205509291" name="Picture 1"/>
+            <wp:cNvGraphicFramePr>
+              <a:graphicFrameLocks xmlns:a="http://schemas.openxmlformats.org/drawingml/2006/main" noChangeAspect="1"/>
+            </wp:cNvGraphicFramePr>
+            <a:graphic xmlns:a="http://schemas.openxmlformats.org/drawingml/2006/main">
+              <a:graphicData uri="http://schemas.openxmlformats.org/drawingml/2006/picture">
+                <pic:pic xmlns:pic="http://schemas.openxmlformats.org/drawingml/2006/picture">
+                  <pic:nvPicPr>
+                    <pic:cNvPr id="205509291" name="Picture 205509291"/>
+                    <pic:cNvPicPr/>
+                  </pic:nvPicPr>
+                  <pic:blipFill>
+                    <a:blip r:embed="rId17" cstate="print">
+                      <a:extLst>
+                        <a:ext uri="{28A0092B-C50C-407E-A947-70E740481C1C}">
+                          <a14:useLocalDpi xmlns:a14="http://schemas.microsoft.com/office/drawing/2010/main" val="0"/>
+                        </a:ext>
+                      </a:extLst>
+                    </a:blip>
+                    <a:stretch>
+                      <a:fillRect/>
+                    </a:stretch>
+                  </pic:blipFill>
+                  <pic:spPr>
+                    <a:xfrm>
+                      <a:off x="0" y="0"/>
+                      <a:ext cx="5943600" cy="3345180"/>
+                    </a:xfrm>
+                    <a:prstGeom prst="rect">
+                      <a:avLst/>
+                    </a:prstGeom>
+                  </pic:spPr>
+                </pic:pic>
+              </a:graphicData>
+            </a:graphic>
+          </wp:inline>
+        </w:drawing>
+      </w:r>
+    </w:p>
+    <w:p>
+      <w:pPr>
+        <w:pStyle w:val="Caption"/>
+      </w:pPr>
+      <w:r>
+        <w:t xml:space="preserve">Figure </w:t>
+      </w:r>
+      <w:r>
+        <w:fldChar w:fldCharType="begin"/>
+      </w:r>
+      <w:r>
+        <w:instrText xml:space="preserve"> SEQ Figure \* ARABIC </w:instrText>
+      </w:r>
+      <w:r>
+        <w:fldChar w:fldCharType="separate"/>
+      </w:r>
+      <w:r>
+        <w:rPr>
+          <w:noProof/>
+        </w:rPr>
+        <w:t>3</w:t>
+      </w:r>
+      <w:r>
+        <w:fldChar w:fldCharType="end"/>
+      </w:r>
+      <w:r>
+        <w:t>: FleetControl Register Webpage</w:t>
       </w:r>
     </w:p>
     <w:p>
@@ -11676,18 +12016,10 @@
       </w:r>
     </w:p>
     <w:p>
-      <w:bookmarkStart w:id="40" w:name="_3tbugp1"/>
-      <w:bookmarkEnd w:id="40"/>
-      <w:r>
-        <w:t xml:space="preserve">Provide a graphic representation of each interface, for example, a low-resolution screenshot. Define all data elements associated with each screen or </w:t>
-      </w:r>
-      <w:proofErr w:type="gramStart"/>
-      <w:r>
-        <w:t>GUI, or</w:t>
-      </w:r>
-      <w:proofErr w:type="gramEnd"/>
-      <w:r>
-        <w:t xml:space="preserve"> reference the data dictionary.</w:t>
+      <w:bookmarkStart w:id="39" w:name="_3tbugp1"/>
+      <w:bookmarkEnd w:id="39"/>
+      <w:r>
+        <w:t>Provide a graphic representation of each interface, for example, a low-resolution screenshot. Define all data elements associated with each screen or GUI, or reference the data dictionary.</w:t>
       </w:r>
     </w:p>
     <w:p>
@@ -11704,20 +12036,12 @@
     </w:p>
     <w:p>
       <w:r>
-        <w:t xml:space="preserve">Provide a graphic representation of each interface, for example, a low-resolution screenshot. Define all data elements associated with each screen or </w:t>
-      </w:r>
-      <w:proofErr w:type="gramStart"/>
-      <w:r>
-        <w:t>GUI, or</w:t>
-      </w:r>
-      <w:proofErr w:type="gramEnd"/>
-      <w:r>
-        <w:t xml:space="preserve"> reference the data dictionary.</w:t>
-      </w:r>
-    </w:p>
-    <w:p>
-      <w:bookmarkStart w:id="41" w:name="_28h4qwu"/>
-      <w:bookmarkEnd w:id="41"/>
+        <w:t>Provide a graphic representation of each interface, for example, a low-resolution screenshot. Define all data elements associated with each screen or GUI, or reference the data dictionary.</w:t>
+      </w:r>
+    </w:p>
+    <w:p>
+      <w:bookmarkStart w:id="40" w:name="_28h4qwu"/>
+      <w:bookmarkEnd w:id="40"/>
     </w:p>
     <w:p>
       <w:pPr>
@@ -11734,33 +12058,12 @@
     </w:p>
     <w:p>
       <w:r>
-        <w:t xml:space="preserve">System designers should </w:t>
-      </w:r>
-      <w:proofErr w:type="gramStart"/>
-      <w:r>
-        <w:t>give consideration to</w:t>
-      </w:r>
-      <w:proofErr w:type="gramEnd"/>
-      <w:r>
-        <w:t xml:space="preserve"> integrity controls </w:t>
-      </w:r>
-      <w:proofErr w:type="gramStart"/>
-      <w:r>
-        <w:t>in order to</w:t>
-      </w:r>
-      <w:proofErr w:type="gramEnd"/>
-      <w:r>
-        <w:t xml:space="preserve"> restrict the loss, misuse, modification of, or unauthorized access to information that could affect the company, client, or its customers.</w:t>
-      </w:r>
-    </w:p>
-    <w:p>
-      <w:proofErr w:type="gramStart"/>
-      <w:r>
-        <w:t>With this in mind, ensure</w:t>
-      </w:r>
-      <w:proofErr w:type="gramEnd"/>
-      <w:r>
-        <w:t xml:space="preserve"> that the following minimum levels of control are included:</w:t>
+        <w:t>System designers should give consideration to integrity controls in order to restrict the loss, misuse, modification of, or unauthorized access to information that could affect the company, client, or its customers.</w:t>
+      </w:r>
+    </w:p>
+    <w:p>
+      <w:r>
+        <w:t>With this in mind, ensure that the following minimum levels of control are included:</w:t>
       </w:r>
     </w:p>
     <w:p>
@@ -11840,8 +12143,8 @@
           <w:color w:val="000000"/>
         </w:rPr>
       </w:pPr>
-      <w:bookmarkStart w:id="42" w:name="_nmf14n"/>
-      <w:bookmarkEnd w:id="42"/>
+      <w:bookmarkStart w:id="41" w:name="_nmf14n"/>
+      <w:bookmarkEnd w:id="41"/>
       <w:r>
         <w:rPr>
           <w:color w:val="000000"/>
@@ -11863,18 +12166,10 @@
       </w:r>
     </w:p>
     <w:p>
-      <w:bookmarkStart w:id="43" w:name="_37m2jsg"/>
-      <w:bookmarkEnd w:id="43"/>
-      <w:r>
-        <w:t xml:space="preserve">Attach any </w:t>
-      </w:r>
-      <w:proofErr w:type="gramStart"/>
-      <w:r>
-        <w:t>addition</w:t>
-      </w:r>
-      <w:proofErr w:type="gramEnd"/>
-      <w:r>
-        <w:t xml:space="preserve"> information that supplements the design specification.</w:t>
+      <w:bookmarkStart w:id="42" w:name="_37m2jsg"/>
+      <w:bookmarkEnd w:id="42"/>
+      <w:r>
+        <w:t>Attach any addition information that supplements the design specification.</w:t>
       </w:r>
     </w:p>
     <w:p>
@@ -11890,8 +12185,8 @@
       </w:r>
     </w:p>
     <w:p>
-      <w:bookmarkStart w:id="44" w:name="_1mrcu09"/>
-      <w:bookmarkEnd w:id="44"/>
+      <w:bookmarkStart w:id="43" w:name="_1mrcu09"/>
+      <w:bookmarkEnd w:id="43"/>
       <w:r>
         <w:t>Include a Requirements Traceability Matrix that traces modules and data structures to the software requirements.</w:t>
       </w:r>
@@ -11909,8 +12204,8 @@
       </w:r>
     </w:p>
     <w:p>
-      <w:bookmarkStart w:id="45" w:name="_46r0co2"/>
-      <w:bookmarkEnd w:id="45"/>
+      <w:bookmarkStart w:id="44" w:name="_46r0co2"/>
+      <w:bookmarkEnd w:id="44"/>
       <w:r>
         <w:t>Outline any special considerations for software packaging and installation.</w:t>
       </w:r>
@@ -11928,8 +12223,8 @@
       </w:r>
     </w:p>
     <w:p>
-      <w:bookmarkStart w:id="46" w:name="_2lwamvv"/>
-      <w:bookmarkEnd w:id="46"/>
+      <w:bookmarkStart w:id="45" w:name="_2lwamvv"/>
+      <w:bookmarkEnd w:id="45"/>
       <w:r>
         <w:t>Describe all metrics to be used during the design activity.</w:t>
       </w:r>
@@ -12318,17 +12613,17 @@
       </w:tr>
     </w:tbl>
     <w:p>
-      <w:bookmarkStart w:id="47" w:name="_111kx3o"/>
-      <w:bookmarkEnd w:id="47"/>
+      <w:bookmarkStart w:id="46" w:name="_111kx3o"/>
+      <w:bookmarkEnd w:id="46"/>
       <w:r>
         <w:t>Table 1 — Glossary of Terms</w:t>
       </w:r>
     </w:p>
     <w:sectPr>
-      <w:headerReference w:type="even" r:id="rId17"/>
-      <w:headerReference w:type="default" r:id="rId18"/>
-      <w:footerReference w:type="even" r:id="rId19"/>
-      <w:footerReference w:type="default" r:id="rId20"/>
+      <w:headerReference w:type="even" r:id="rId18"/>
+      <w:headerReference w:type="default" r:id="rId19"/>
+      <w:footerReference w:type="even" r:id="rId20"/>
+      <w:footerReference w:type="default" r:id="rId21"/>
       <w:pgSz w:w="12240" w:h="15840"/>
       <w:pgMar w:top="1440" w:right="1440" w:bottom="1418" w:left="1440" w:header="709" w:footer="709" w:gutter="0"/>
       <w:cols w:space="720"/>
@@ -12507,7 +12802,6 @@
       <w:t xml:space="preserve">Document </w:t>
     </w:r>
     <w:proofErr w:type="spellStart"/>
-    <w:proofErr w:type="gramStart"/>
     <w:r>
       <w:rPr>
         <w:rFonts w:ascii="Helvetica Neue" w:eastAsia="Helvetica Neue" w:hAnsi="Helvetica Neue" w:cs="Helvetica Neue"/>
@@ -12518,7 +12812,6 @@
       <w:t>Name:FleetControl</w:t>
     </w:r>
     <w:proofErr w:type="spellEnd"/>
-    <w:proofErr w:type="gramEnd"/>
     <w:r>
       <w:rPr>
         <w:rFonts w:ascii="Helvetica Neue" w:eastAsia="Helvetica Neue" w:hAnsi="Helvetica Neue" w:cs="Helvetica Neue"/>
@@ -12648,7 +12941,6 @@
       <w:t xml:space="preserve">Document </w:t>
     </w:r>
     <w:proofErr w:type="spellStart"/>
-    <w:proofErr w:type="gramStart"/>
     <w:r>
       <w:rPr>
         <w:rFonts w:ascii="Helvetica Neue" w:eastAsia="Helvetica Neue" w:hAnsi="Helvetica Neue" w:cs="Helvetica Neue"/>
@@ -12659,7 +12951,6 @@
       <w:t>Name:FleetControl</w:t>
     </w:r>
     <w:proofErr w:type="spellEnd"/>
-    <w:proofErr w:type="gramEnd"/>
     <w:r>
       <w:rPr>
         <w:rFonts w:ascii="Helvetica Neue" w:eastAsia="Helvetica Neue" w:hAnsi="Helvetica Neue" w:cs="Helvetica Neue"/>
@@ -13067,6 +13358,155 @@
 <file path=word/numbering.xml><?xml version="1.0" encoding="utf-8"?>
 <w:numbering xmlns:wpc="http://schemas.microsoft.com/office/word/2010/wordprocessingCanvas" xmlns:cx="http://schemas.microsoft.com/office/drawing/2014/chartex" xmlns:cx1="http://schemas.microsoft.com/office/drawing/2015/9/8/chartex" xmlns:cx2="http://schemas.microsoft.com/office/drawing/2015/10/21/chartex" xmlns:cx3="http://schemas.microsoft.com/office/drawing/2016/5/9/chartex" xmlns:cx4="http://schemas.microsoft.com/office/drawing/2016/5/10/chartex" xmlns:cx5="http://schemas.microsoft.com/office/drawing/2016/5/11/chartex" xmlns:cx6="http://schemas.microsoft.com/office/drawing/2016/5/12/chartex" xmlns:cx7="http://schemas.microsoft.com/office/drawing/2016/5/13/chartex" xmlns:cx8="http://schemas.microsoft.com/office/drawing/2016/5/14/chartex" xmlns:mc="http://schemas.openxmlformats.org/markup-compatibility/2006" xmlns:aink="http://schemas.microsoft.com/office/drawing/2016/ink" xmlns:am3d="http://schemas.microsoft.com/office/drawing/2017/model3d" xmlns:o="urn:schemas-microsoft-com:office:office" xmlns:oel="http://schemas.microsoft.com/office/2019/extlst" xmlns:r="http://schemas.openxmlformats.org/officeDocument/2006/relationships" xmlns:m="http://schemas.openxmlformats.org/officeDocument/2006/math" xmlns:v="urn:schemas-microsoft-com:vml" xmlns:wp14="http://schemas.microsoft.com/office/word/2010/wordprocessingDrawing" xmlns:wp="http://schemas.openxmlformats.org/drawingml/2006/wordprocessingDrawing" xmlns:w10="urn:schemas-microsoft-com:office:word" xmlns:w="http://schemas.openxmlformats.org/wordprocessingml/2006/main" xmlns:w14="http://schemas.microsoft.com/office/word/2010/wordml" xmlns:w15="http://schemas.microsoft.com/office/word/2012/wordml" xmlns:w16cex="http://schemas.microsoft.com/office/word/2018/wordml/cex" xmlns:w16cid="http://schemas.microsoft.com/office/word/2016/wordml/cid" xmlns:w16="http://schemas.microsoft.com/office/word/2018/wordml" xmlns:w16du="http://schemas.microsoft.com/office/word/2023/wordml/word16du" xmlns:w16sdtdh="http://schemas.microsoft.com/office/word/2020/wordml/sdtdatahash" xmlns:w16sdtfl="http://schemas.microsoft.com/office/word/2024/wordml/sdtformatlock" xmlns:w16se="http://schemas.microsoft.com/office/word/2015/wordml/symex" xmlns:wpg="http://schemas.microsoft.com/office/word/2010/wordprocessingGroup" xmlns:wpi="http://schemas.microsoft.com/office/word/2010/wordprocessingInk" xmlns:wne="http://schemas.microsoft.com/office/word/2006/wordml" xmlns:wps="http://schemas.microsoft.com/office/word/2010/wordprocessingShape" mc:Ignorable="w14 w15 w16se w16cid w16 w16cex w16sdtdh w16sdtfl w16du wp14">
   <w:abstractNum w:abstractNumId="0" w15:restartNumberingAfterBreak="0">
+    <w:nsid w:val="06885280"/>
+    <w:multiLevelType w:val="multilevel"/>
+    <w:tmpl w:val="6EDC4636"/>
+    <w:lvl w:ilvl="0">
+      <w:start w:val="1"/>
+      <w:numFmt w:val="bullet"/>
+      <w:lvlText w:val=""/>
+      <w:lvlJc w:val="left"/>
+      <w:pPr>
+        <w:tabs>
+          <w:tab w:val="num" w:pos="720"/>
+        </w:tabs>
+        <w:ind w:left="720" w:hanging="360"/>
+      </w:pPr>
+      <w:rPr>
+        <w:rFonts w:ascii="Symbol" w:hAnsi="Symbol" w:hint="default"/>
+        <w:sz w:val="20"/>
+      </w:rPr>
+    </w:lvl>
+    <w:lvl w:ilvl="1">
+      <w:start w:val="1"/>
+      <w:numFmt w:val="bullet"/>
+      <w:lvlText w:val="o"/>
+      <w:lvlJc w:val="left"/>
+      <w:pPr>
+        <w:tabs>
+          <w:tab w:val="num" w:pos="1440"/>
+        </w:tabs>
+        <w:ind w:left="1440" w:hanging="360"/>
+      </w:pPr>
+      <w:rPr>
+        <w:rFonts w:ascii="Courier New" w:hAnsi="Courier New" w:hint="default"/>
+        <w:sz w:val="20"/>
+      </w:rPr>
+    </w:lvl>
+    <w:lvl w:ilvl="2" w:tentative="1">
+      <w:start w:val="1"/>
+      <w:numFmt w:val="bullet"/>
+      <w:lvlText w:val=""/>
+      <w:lvlJc w:val="left"/>
+      <w:pPr>
+        <w:tabs>
+          <w:tab w:val="num" w:pos="2160"/>
+        </w:tabs>
+        <w:ind w:left="2160" w:hanging="360"/>
+      </w:pPr>
+      <w:rPr>
+        <w:rFonts w:ascii="Wingdings" w:hAnsi="Wingdings" w:hint="default"/>
+        <w:sz w:val="20"/>
+      </w:rPr>
+    </w:lvl>
+    <w:lvl w:ilvl="3" w:tentative="1">
+      <w:start w:val="1"/>
+      <w:numFmt w:val="bullet"/>
+      <w:lvlText w:val=""/>
+      <w:lvlJc w:val="left"/>
+      <w:pPr>
+        <w:tabs>
+          <w:tab w:val="num" w:pos="2880"/>
+        </w:tabs>
+        <w:ind w:left="2880" w:hanging="360"/>
+      </w:pPr>
+      <w:rPr>
+        <w:rFonts w:ascii="Wingdings" w:hAnsi="Wingdings" w:hint="default"/>
+        <w:sz w:val="20"/>
+      </w:rPr>
+    </w:lvl>
+    <w:lvl w:ilvl="4" w:tentative="1">
+      <w:start w:val="1"/>
+      <w:numFmt w:val="bullet"/>
+      <w:lvlText w:val=""/>
+      <w:lvlJc w:val="left"/>
+      <w:pPr>
+        <w:tabs>
+          <w:tab w:val="num" w:pos="3600"/>
+        </w:tabs>
+        <w:ind w:left="3600" w:hanging="360"/>
+      </w:pPr>
+      <w:rPr>
+        <w:rFonts w:ascii="Wingdings" w:hAnsi="Wingdings" w:hint="default"/>
+        <w:sz w:val="20"/>
+      </w:rPr>
+    </w:lvl>
+    <w:lvl w:ilvl="5" w:tentative="1">
+      <w:start w:val="1"/>
+      <w:numFmt w:val="bullet"/>
+      <w:lvlText w:val=""/>
+      <w:lvlJc w:val="left"/>
+      <w:pPr>
+        <w:tabs>
+          <w:tab w:val="num" w:pos="4320"/>
+        </w:tabs>
+        <w:ind w:left="4320" w:hanging="360"/>
+      </w:pPr>
+      <w:rPr>
+        <w:rFonts w:ascii="Wingdings" w:hAnsi="Wingdings" w:hint="default"/>
+        <w:sz w:val="20"/>
+      </w:rPr>
+    </w:lvl>
+    <w:lvl w:ilvl="6" w:tentative="1">
+      <w:start w:val="1"/>
+      <w:numFmt w:val="bullet"/>
+      <w:lvlText w:val=""/>
+      <w:lvlJc w:val="left"/>
+      <w:pPr>
+        <w:tabs>
+          <w:tab w:val="num" w:pos="5040"/>
+        </w:tabs>
+        <w:ind w:left="5040" w:hanging="360"/>
+      </w:pPr>
+      <w:rPr>
+        <w:rFonts w:ascii="Wingdings" w:hAnsi="Wingdings" w:hint="default"/>
+        <w:sz w:val="20"/>
+      </w:rPr>
+    </w:lvl>
+    <w:lvl w:ilvl="7" w:tentative="1">
+      <w:start w:val="1"/>
+      <w:numFmt w:val="bullet"/>
+      <w:lvlText w:val=""/>
+      <w:lvlJc w:val="left"/>
+      <w:pPr>
+        <w:tabs>
+          <w:tab w:val="num" w:pos="5760"/>
+        </w:tabs>
+        <w:ind w:left="5760" w:hanging="360"/>
+      </w:pPr>
+      <w:rPr>
+        <w:rFonts w:ascii="Wingdings" w:hAnsi="Wingdings" w:hint="default"/>
+        <w:sz w:val="20"/>
+      </w:rPr>
+    </w:lvl>
+    <w:lvl w:ilvl="8" w:tentative="1">
+      <w:start w:val="1"/>
+      <w:numFmt w:val="bullet"/>
+      <w:lvlText w:val=""/>
+      <w:lvlJc w:val="left"/>
+      <w:pPr>
+        <w:tabs>
+          <w:tab w:val="num" w:pos="6480"/>
+        </w:tabs>
+        <w:ind w:left="6480" w:hanging="360"/>
+      </w:pPr>
+      <w:rPr>
+        <w:rFonts w:ascii="Wingdings" w:hAnsi="Wingdings" w:hint="default"/>
+        <w:sz w:val="20"/>
+      </w:rPr>
+    </w:lvl>
+  </w:abstractNum>
+  <w:abstractNum w:abstractNumId="1" w15:restartNumberingAfterBreak="0">
     <w:nsid w:val="0BBB24E6"/>
     <w:multiLevelType w:val="multilevel"/>
     <w:tmpl w:val="7B96ADA6"/>
@@ -13194,7 +13634,7 @@
       </w:rPr>
     </w:lvl>
   </w:abstractNum>
-  <w:abstractNum w:abstractNumId="1" w15:restartNumberingAfterBreak="0">
+  <w:abstractNum w:abstractNumId="2" w15:restartNumberingAfterBreak="0">
     <w:nsid w:val="11785068"/>
     <w:multiLevelType w:val="multilevel"/>
     <w:tmpl w:val="C1F45DB6"/>
@@ -13317,7 +13757,7 @@
       </w:rPr>
     </w:lvl>
   </w:abstractNum>
-  <w:abstractNum w:abstractNumId="2" w15:restartNumberingAfterBreak="0">
+  <w:abstractNum w:abstractNumId="3" w15:restartNumberingAfterBreak="0">
     <w:nsid w:val="15EE1108"/>
     <w:multiLevelType w:val="multilevel"/>
     <w:tmpl w:val="0A081A72"/>
@@ -13418,7 +13858,305 @@
       </w:rPr>
     </w:lvl>
   </w:abstractNum>
-  <w:abstractNum w:abstractNumId="3" w15:restartNumberingAfterBreak="0">
+  <w:abstractNum w:abstractNumId="4" w15:restartNumberingAfterBreak="0">
+    <w:nsid w:val="1A060449"/>
+    <w:multiLevelType w:val="multilevel"/>
+    <w:tmpl w:val="1848C00E"/>
+    <w:lvl w:ilvl="0">
+      <w:start w:val="1"/>
+      <w:numFmt w:val="bullet"/>
+      <w:lvlText w:val=""/>
+      <w:lvlJc w:val="left"/>
+      <w:pPr>
+        <w:tabs>
+          <w:tab w:val="num" w:pos="720"/>
+        </w:tabs>
+        <w:ind w:left="720" w:hanging="360"/>
+      </w:pPr>
+      <w:rPr>
+        <w:rFonts w:ascii="Symbol" w:hAnsi="Symbol" w:hint="default"/>
+        <w:sz w:val="20"/>
+      </w:rPr>
+    </w:lvl>
+    <w:lvl w:ilvl="1" w:tentative="1">
+      <w:start w:val="1"/>
+      <w:numFmt w:val="bullet"/>
+      <w:lvlText w:val="o"/>
+      <w:lvlJc w:val="left"/>
+      <w:pPr>
+        <w:tabs>
+          <w:tab w:val="num" w:pos="1440"/>
+        </w:tabs>
+        <w:ind w:left="1440" w:hanging="360"/>
+      </w:pPr>
+      <w:rPr>
+        <w:rFonts w:ascii="Courier New" w:hAnsi="Courier New" w:hint="default"/>
+        <w:sz w:val="20"/>
+      </w:rPr>
+    </w:lvl>
+    <w:lvl w:ilvl="2" w:tentative="1">
+      <w:start w:val="1"/>
+      <w:numFmt w:val="bullet"/>
+      <w:lvlText w:val=""/>
+      <w:lvlJc w:val="left"/>
+      <w:pPr>
+        <w:tabs>
+          <w:tab w:val="num" w:pos="2160"/>
+        </w:tabs>
+        <w:ind w:left="2160" w:hanging="360"/>
+      </w:pPr>
+      <w:rPr>
+        <w:rFonts w:ascii="Wingdings" w:hAnsi="Wingdings" w:hint="default"/>
+        <w:sz w:val="20"/>
+      </w:rPr>
+    </w:lvl>
+    <w:lvl w:ilvl="3" w:tentative="1">
+      <w:start w:val="1"/>
+      <w:numFmt w:val="bullet"/>
+      <w:lvlText w:val=""/>
+      <w:lvlJc w:val="left"/>
+      <w:pPr>
+        <w:tabs>
+          <w:tab w:val="num" w:pos="2880"/>
+        </w:tabs>
+        <w:ind w:left="2880" w:hanging="360"/>
+      </w:pPr>
+      <w:rPr>
+        <w:rFonts w:ascii="Wingdings" w:hAnsi="Wingdings" w:hint="default"/>
+        <w:sz w:val="20"/>
+      </w:rPr>
+    </w:lvl>
+    <w:lvl w:ilvl="4" w:tentative="1">
+      <w:start w:val="1"/>
+      <w:numFmt w:val="bullet"/>
+      <w:lvlText w:val=""/>
+      <w:lvlJc w:val="left"/>
+      <w:pPr>
+        <w:tabs>
+          <w:tab w:val="num" w:pos="3600"/>
+        </w:tabs>
+        <w:ind w:left="3600" w:hanging="360"/>
+      </w:pPr>
+      <w:rPr>
+        <w:rFonts w:ascii="Wingdings" w:hAnsi="Wingdings" w:hint="default"/>
+        <w:sz w:val="20"/>
+      </w:rPr>
+    </w:lvl>
+    <w:lvl w:ilvl="5" w:tentative="1">
+      <w:start w:val="1"/>
+      <w:numFmt w:val="bullet"/>
+      <w:lvlText w:val=""/>
+      <w:lvlJc w:val="left"/>
+      <w:pPr>
+        <w:tabs>
+          <w:tab w:val="num" w:pos="4320"/>
+        </w:tabs>
+        <w:ind w:left="4320" w:hanging="360"/>
+      </w:pPr>
+      <w:rPr>
+        <w:rFonts w:ascii="Wingdings" w:hAnsi="Wingdings" w:hint="default"/>
+        <w:sz w:val="20"/>
+      </w:rPr>
+    </w:lvl>
+    <w:lvl w:ilvl="6" w:tentative="1">
+      <w:start w:val="1"/>
+      <w:numFmt w:val="bullet"/>
+      <w:lvlText w:val=""/>
+      <w:lvlJc w:val="left"/>
+      <w:pPr>
+        <w:tabs>
+          <w:tab w:val="num" w:pos="5040"/>
+        </w:tabs>
+        <w:ind w:left="5040" w:hanging="360"/>
+      </w:pPr>
+      <w:rPr>
+        <w:rFonts w:ascii="Wingdings" w:hAnsi="Wingdings" w:hint="default"/>
+        <w:sz w:val="20"/>
+      </w:rPr>
+    </w:lvl>
+    <w:lvl w:ilvl="7" w:tentative="1">
+      <w:start w:val="1"/>
+      <w:numFmt w:val="bullet"/>
+      <w:lvlText w:val=""/>
+      <w:lvlJc w:val="left"/>
+      <w:pPr>
+        <w:tabs>
+          <w:tab w:val="num" w:pos="5760"/>
+        </w:tabs>
+        <w:ind w:left="5760" w:hanging="360"/>
+      </w:pPr>
+      <w:rPr>
+        <w:rFonts w:ascii="Wingdings" w:hAnsi="Wingdings" w:hint="default"/>
+        <w:sz w:val="20"/>
+      </w:rPr>
+    </w:lvl>
+    <w:lvl w:ilvl="8" w:tentative="1">
+      <w:start w:val="1"/>
+      <w:numFmt w:val="bullet"/>
+      <w:lvlText w:val=""/>
+      <w:lvlJc w:val="left"/>
+      <w:pPr>
+        <w:tabs>
+          <w:tab w:val="num" w:pos="6480"/>
+        </w:tabs>
+        <w:ind w:left="6480" w:hanging="360"/>
+      </w:pPr>
+      <w:rPr>
+        <w:rFonts w:ascii="Wingdings" w:hAnsi="Wingdings" w:hint="default"/>
+        <w:sz w:val="20"/>
+      </w:rPr>
+    </w:lvl>
+  </w:abstractNum>
+  <w:abstractNum w:abstractNumId="5" w15:restartNumberingAfterBreak="0">
+    <w:nsid w:val="296B2889"/>
+    <w:multiLevelType w:val="multilevel"/>
+    <w:tmpl w:val="B838CBD4"/>
+    <w:lvl w:ilvl="0">
+      <w:start w:val="1"/>
+      <w:numFmt w:val="bullet"/>
+      <w:lvlText w:val=""/>
+      <w:lvlJc w:val="left"/>
+      <w:pPr>
+        <w:tabs>
+          <w:tab w:val="num" w:pos="720"/>
+        </w:tabs>
+        <w:ind w:left="720" w:hanging="360"/>
+      </w:pPr>
+      <w:rPr>
+        <w:rFonts w:ascii="Symbol" w:hAnsi="Symbol" w:hint="default"/>
+        <w:sz w:val="20"/>
+      </w:rPr>
+    </w:lvl>
+    <w:lvl w:ilvl="1" w:tentative="1">
+      <w:start w:val="1"/>
+      <w:numFmt w:val="bullet"/>
+      <w:lvlText w:val="o"/>
+      <w:lvlJc w:val="left"/>
+      <w:pPr>
+        <w:tabs>
+          <w:tab w:val="num" w:pos="1440"/>
+        </w:tabs>
+        <w:ind w:left="1440" w:hanging="360"/>
+      </w:pPr>
+      <w:rPr>
+        <w:rFonts w:ascii="Courier New" w:hAnsi="Courier New" w:hint="default"/>
+        <w:sz w:val="20"/>
+      </w:rPr>
+    </w:lvl>
+    <w:lvl w:ilvl="2" w:tentative="1">
+      <w:start w:val="1"/>
+      <w:numFmt w:val="bullet"/>
+      <w:lvlText w:val=""/>
+      <w:lvlJc w:val="left"/>
+      <w:pPr>
+        <w:tabs>
+          <w:tab w:val="num" w:pos="2160"/>
+        </w:tabs>
+        <w:ind w:left="2160" w:hanging="360"/>
+      </w:pPr>
+      <w:rPr>
+        <w:rFonts w:ascii="Wingdings" w:hAnsi="Wingdings" w:hint="default"/>
+        <w:sz w:val="20"/>
+      </w:rPr>
+    </w:lvl>
+    <w:lvl w:ilvl="3" w:tentative="1">
+      <w:start w:val="1"/>
+      <w:numFmt w:val="bullet"/>
+      <w:lvlText w:val=""/>
+      <w:lvlJc w:val="left"/>
+      <w:pPr>
+        <w:tabs>
+          <w:tab w:val="num" w:pos="2880"/>
+        </w:tabs>
+        <w:ind w:left="2880" w:hanging="360"/>
+      </w:pPr>
+      <w:rPr>
+        <w:rFonts w:ascii="Wingdings" w:hAnsi="Wingdings" w:hint="default"/>
+        <w:sz w:val="20"/>
+      </w:rPr>
+    </w:lvl>
+    <w:lvl w:ilvl="4" w:tentative="1">
+      <w:start w:val="1"/>
+      <w:numFmt w:val="bullet"/>
+      <w:lvlText w:val=""/>
+      <w:lvlJc w:val="left"/>
+      <w:pPr>
+        <w:tabs>
+          <w:tab w:val="num" w:pos="3600"/>
+        </w:tabs>
+        <w:ind w:left="3600" w:hanging="360"/>
+      </w:pPr>
+      <w:rPr>
+        <w:rFonts w:ascii="Wingdings" w:hAnsi="Wingdings" w:hint="default"/>
+        <w:sz w:val="20"/>
+      </w:rPr>
+    </w:lvl>
+    <w:lvl w:ilvl="5" w:tentative="1">
+      <w:start w:val="1"/>
+      <w:numFmt w:val="bullet"/>
+      <w:lvlText w:val=""/>
+      <w:lvlJc w:val="left"/>
+      <w:pPr>
+        <w:tabs>
+          <w:tab w:val="num" w:pos="4320"/>
+        </w:tabs>
+        <w:ind w:left="4320" w:hanging="360"/>
+      </w:pPr>
+      <w:rPr>
+        <w:rFonts w:ascii="Wingdings" w:hAnsi="Wingdings" w:hint="default"/>
+        <w:sz w:val="20"/>
+      </w:rPr>
+    </w:lvl>
+    <w:lvl w:ilvl="6" w:tentative="1">
+      <w:start w:val="1"/>
+      <w:numFmt w:val="bullet"/>
+      <w:lvlText w:val=""/>
+      <w:lvlJc w:val="left"/>
+      <w:pPr>
+        <w:tabs>
+          <w:tab w:val="num" w:pos="5040"/>
+        </w:tabs>
+        <w:ind w:left="5040" w:hanging="360"/>
+      </w:pPr>
+      <w:rPr>
+        <w:rFonts w:ascii="Wingdings" w:hAnsi="Wingdings" w:hint="default"/>
+        <w:sz w:val="20"/>
+      </w:rPr>
+    </w:lvl>
+    <w:lvl w:ilvl="7" w:tentative="1">
+      <w:start w:val="1"/>
+      <w:numFmt w:val="bullet"/>
+      <w:lvlText w:val=""/>
+      <w:lvlJc w:val="left"/>
+      <w:pPr>
+        <w:tabs>
+          <w:tab w:val="num" w:pos="5760"/>
+        </w:tabs>
+        <w:ind w:left="5760" w:hanging="360"/>
+      </w:pPr>
+      <w:rPr>
+        <w:rFonts w:ascii="Wingdings" w:hAnsi="Wingdings" w:hint="default"/>
+        <w:sz w:val="20"/>
+      </w:rPr>
+    </w:lvl>
+    <w:lvl w:ilvl="8" w:tentative="1">
+      <w:start w:val="1"/>
+      <w:numFmt w:val="bullet"/>
+      <w:lvlText w:val=""/>
+      <w:lvlJc w:val="left"/>
+      <w:pPr>
+        <w:tabs>
+          <w:tab w:val="num" w:pos="6480"/>
+        </w:tabs>
+        <w:ind w:left="6480" w:hanging="360"/>
+      </w:pPr>
+      <w:rPr>
+        <w:rFonts w:ascii="Wingdings" w:hAnsi="Wingdings" w:hint="default"/>
+        <w:sz w:val="20"/>
+      </w:rPr>
+    </w:lvl>
+  </w:abstractNum>
+  <w:abstractNum w:abstractNumId="6" w15:restartNumberingAfterBreak="0">
     <w:nsid w:val="2CB021DB"/>
     <w:multiLevelType w:val="multilevel"/>
     <w:tmpl w:val="014E8422"/>
@@ -13567,7 +14305,156 @@
       </w:rPr>
     </w:lvl>
   </w:abstractNum>
-  <w:abstractNum w:abstractNumId="4" w15:restartNumberingAfterBreak="0">
+  <w:abstractNum w:abstractNumId="7" w15:restartNumberingAfterBreak="0">
+    <w:nsid w:val="33BA2680"/>
+    <w:multiLevelType w:val="multilevel"/>
+    <w:tmpl w:val="854E61C6"/>
+    <w:lvl w:ilvl="0">
+      <w:start w:val="1"/>
+      <w:numFmt w:val="bullet"/>
+      <w:lvlText w:val=""/>
+      <w:lvlJc w:val="left"/>
+      <w:pPr>
+        <w:tabs>
+          <w:tab w:val="num" w:pos="720"/>
+        </w:tabs>
+        <w:ind w:left="720" w:hanging="360"/>
+      </w:pPr>
+      <w:rPr>
+        <w:rFonts w:ascii="Symbol" w:hAnsi="Symbol" w:hint="default"/>
+        <w:sz w:val="20"/>
+      </w:rPr>
+    </w:lvl>
+    <w:lvl w:ilvl="1" w:tentative="1">
+      <w:start w:val="1"/>
+      <w:numFmt w:val="bullet"/>
+      <w:lvlText w:val="o"/>
+      <w:lvlJc w:val="left"/>
+      <w:pPr>
+        <w:tabs>
+          <w:tab w:val="num" w:pos="1440"/>
+        </w:tabs>
+        <w:ind w:left="1440" w:hanging="360"/>
+      </w:pPr>
+      <w:rPr>
+        <w:rFonts w:ascii="Courier New" w:hAnsi="Courier New" w:hint="default"/>
+        <w:sz w:val="20"/>
+      </w:rPr>
+    </w:lvl>
+    <w:lvl w:ilvl="2" w:tentative="1">
+      <w:start w:val="1"/>
+      <w:numFmt w:val="bullet"/>
+      <w:lvlText w:val=""/>
+      <w:lvlJc w:val="left"/>
+      <w:pPr>
+        <w:tabs>
+          <w:tab w:val="num" w:pos="2160"/>
+        </w:tabs>
+        <w:ind w:left="2160" w:hanging="360"/>
+      </w:pPr>
+      <w:rPr>
+        <w:rFonts w:ascii="Wingdings" w:hAnsi="Wingdings" w:hint="default"/>
+        <w:sz w:val="20"/>
+      </w:rPr>
+    </w:lvl>
+    <w:lvl w:ilvl="3" w:tentative="1">
+      <w:start w:val="1"/>
+      <w:numFmt w:val="bullet"/>
+      <w:lvlText w:val=""/>
+      <w:lvlJc w:val="left"/>
+      <w:pPr>
+        <w:tabs>
+          <w:tab w:val="num" w:pos="2880"/>
+        </w:tabs>
+        <w:ind w:left="2880" w:hanging="360"/>
+      </w:pPr>
+      <w:rPr>
+        <w:rFonts w:ascii="Wingdings" w:hAnsi="Wingdings" w:hint="default"/>
+        <w:sz w:val="20"/>
+      </w:rPr>
+    </w:lvl>
+    <w:lvl w:ilvl="4" w:tentative="1">
+      <w:start w:val="1"/>
+      <w:numFmt w:val="bullet"/>
+      <w:lvlText w:val=""/>
+      <w:lvlJc w:val="left"/>
+      <w:pPr>
+        <w:tabs>
+          <w:tab w:val="num" w:pos="3600"/>
+        </w:tabs>
+        <w:ind w:left="3600" w:hanging="360"/>
+      </w:pPr>
+      <w:rPr>
+        <w:rFonts w:ascii="Wingdings" w:hAnsi="Wingdings" w:hint="default"/>
+        <w:sz w:val="20"/>
+      </w:rPr>
+    </w:lvl>
+    <w:lvl w:ilvl="5" w:tentative="1">
+      <w:start w:val="1"/>
+      <w:numFmt w:val="bullet"/>
+      <w:lvlText w:val=""/>
+      <w:lvlJc w:val="left"/>
+      <w:pPr>
+        <w:tabs>
+          <w:tab w:val="num" w:pos="4320"/>
+        </w:tabs>
+        <w:ind w:left="4320" w:hanging="360"/>
+      </w:pPr>
+      <w:rPr>
+        <w:rFonts w:ascii="Wingdings" w:hAnsi="Wingdings" w:hint="default"/>
+        <w:sz w:val="20"/>
+      </w:rPr>
+    </w:lvl>
+    <w:lvl w:ilvl="6" w:tentative="1">
+      <w:start w:val="1"/>
+      <w:numFmt w:val="bullet"/>
+      <w:lvlText w:val=""/>
+      <w:lvlJc w:val="left"/>
+      <w:pPr>
+        <w:tabs>
+          <w:tab w:val="num" w:pos="5040"/>
+        </w:tabs>
+        <w:ind w:left="5040" w:hanging="360"/>
+      </w:pPr>
+      <w:rPr>
+        <w:rFonts w:ascii="Wingdings" w:hAnsi="Wingdings" w:hint="default"/>
+        <w:sz w:val="20"/>
+      </w:rPr>
+    </w:lvl>
+    <w:lvl w:ilvl="7" w:tentative="1">
+      <w:start w:val="1"/>
+      <w:numFmt w:val="bullet"/>
+      <w:lvlText w:val=""/>
+      <w:lvlJc w:val="left"/>
+      <w:pPr>
+        <w:tabs>
+          <w:tab w:val="num" w:pos="5760"/>
+        </w:tabs>
+        <w:ind w:left="5760" w:hanging="360"/>
+      </w:pPr>
+      <w:rPr>
+        <w:rFonts w:ascii="Wingdings" w:hAnsi="Wingdings" w:hint="default"/>
+        <w:sz w:val="20"/>
+      </w:rPr>
+    </w:lvl>
+    <w:lvl w:ilvl="8" w:tentative="1">
+      <w:start w:val="1"/>
+      <w:numFmt w:val="bullet"/>
+      <w:lvlText w:val=""/>
+      <w:lvlJc w:val="left"/>
+      <w:pPr>
+        <w:tabs>
+          <w:tab w:val="num" w:pos="6480"/>
+        </w:tabs>
+        <w:ind w:left="6480" w:hanging="360"/>
+      </w:pPr>
+      <w:rPr>
+        <w:rFonts w:ascii="Wingdings" w:hAnsi="Wingdings" w:hint="default"/>
+        <w:sz w:val="20"/>
+      </w:rPr>
+    </w:lvl>
+  </w:abstractNum>
+  <w:abstractNum w:abstractNumId="8" w15:restartNumberingAfterBreak="0">
     <w:nsid w:val="356D4BFC"/>
     <w:multiLevelType w:val="multilevel"/>
     <w:tmpl w:val="AB4CF682"/>
@@ -13668,7 +14555,7 @@
       </w:rPr>
     </w:lvl>
   </w:abstractNum>
-  <w:abstractNum w:abstractNumId="5" w15:restartNumberingAfterBreak="0">
+  <w:abstractNum w:abstractNumId="9" w15:restartNumberingAfterBreak="0">
     <w:nsid w:val="37EA5775"/>
     <w:multiLevelType w:val="multilevel"/>
     <w:tmpl w:val="B204E066"/>
@@ -13781,7 +14668,7 @@
       </w:pPr>
     </w:lvl>
   </w:abstractNum>
-  <w:abstractNum w:abstractNumId="6" w15:restartNumberingAfterBreak="0">
+  <w:abstractNum w:abstractNumId="10" w15:restartNumberingAfterBreak="0">
     <w:nsid w:val="39F537E9"/>
     <w:multiLevelType w:val="multilevel"/>
     <w:tmpl w:val="2F0C23D6"/>
@@ -13882,7 +14769,156 @@
       </w:rPr>
     </w:lvl>
   </w:abstractNum>
-  <w:abstractNum w:abstractNumId="7" w15:restartNumberingAfterBreak="0">
+  <w:abstractNum w:abstractNumId="11" w15:restartNumberingAfterBreak="0">
+    <w:nsid w:val="3E44734E"/>
+    <w:multiLevelType w:val="multilevel"/>
+    <w:tmpl w:val="B502C3E4"/>
+    <w:lvl w:ilvl="0">
+      <w:start w:val="1"/>
+      <w:numFmt w:val="bullet"/>
+      <w:lvlText w:val=""/>
+      <w:lvlJc w:val="left"/>
+      <w:pPr>
+        <w:tabs>
+          <w:tab w:val="num" w:pos="720"/>
+        </w:tabs>
+        <w:ind w:left="720" w:hanging="360"/>
+      </w:pPr>
+      <w:rPr>
+        <w:rFonts w:ascii="Symbol" w:hAnsi="Symbol" w:hint="default"/>
+        <w:sz w:val="20"/>
+      </w:rPr>
+    </w:lvl>
+    <w:lvl w:ilvl="1" w:tentative="1">
+      <w:start w:val="1"/>
+      <w:numFmt w:val="bullet"/>
+      <w:lvlText w:val="o"/>
+      <w:lvlJc w:val="left"/>
+      <w:pPr>
+        <w:tabs>
+          <w:tab w:val="num" w:pos="1440"/>
+        </w:tabs>
+        <w:ind w:left="1440" w:hanging="360"/>
+      </w:pPr>
+      <w:rPr>
+        <w:rFonts w:ascii="Courier New" w:hAnsi="Courier New" w:hint="default"/>
+        <w:sz w:val="20"/>
+      </w:rPr>
+    </w:lvl>
+    <w:lvl w:ilvl="2" w:tentative="1">
+      <w:start w:val="1"/>
+      <w:numFmt w:val="bullet"/>
+      <w:lvlText w:val=""/>
+      <w:lvlJc w:val="left"/>
+      <w:pPr>
+        <w:tabs>
+          <w:tab w:val="num" w:pos="2160"/>
+        </w:tabs>
+        <w:ind w:left="2160" w:hanging="360"/>
+      </w:pPr>
+      <w:rPr>
+        <w:rFonts w:ascii="Wingdings" w:hAnsi="Wingdings" w:hint="default"/>
+        <w:sz w:val="20"/>
+      </w:rPr>
+    </w:lvl>
+    <w:lvl w:ilvl="3" w:tentative="1">
+      <w:start w:val="1"/>
+      <w:numFmt w:val="bullet"/>
+      <w:lvlText w:val=""/>
+      <w:lvlJc w:val="left"/>
+      <w:pPr>
+        <w:tabs>
+          <w:tab w:val="num" w:pos="2880"/>
+        </w:tabs>
+        <w:ind w:left="2880" w:hanging="360"/>
+      </w:pPr>
+      <w:rPr>
+        <w:rFonts w:ascii="Wingdings" w:hAnsi="Wingdings" w:hint="default"/>
+        <w:sz w:val="20"/>
+      </w:rPr>
+    </w:lvl>
+    <w:lvl w:ilvl="4" w:tentative="1">
+      <w:start w:val="1"/>
+      <w:numFmt w:val="bullet"/>
+      <w:lvlText w:val=""/>
+      <w:lvlJc w:val="left"/>
+      <w:pPr>
+        <w:tabs>
+          <w:tab w:val="num" w:pos="3600"/>
+        </w:tabs>
+        <w:ind w:left="3600" w:hanging="360"/>
+      </w:pPr>
+      <w:rPr>
+        <w:rFonts w:ascii="Wingdings" w:hAnsi="Wingdings" w:hint="default"/>
+        <w:sz w:val="20"/>
+      </w:rPr>
+    </w:lvl>
+    <w:lvl w:ilvl="5" w:tentative="1">
+      <w:start w:val="1"/>
+      <w:numFmt w:val="bullet"/>
+      <w:lvlText w:val=""/>
+      <w:lvlJc w:val="left"/>
+      <w:pPr>
+        <w:tabs>
+          <w:tab w:val="num" w:pos="4320"/>
+        </w:tabs>
+        <w:ind w:left="4320" w:hanging="360"/>
+      </w:pPr>
+      <w:rPr>
+        <w:rFonts w:ascii="Wingdings" w:hAnsi="Wingdings" w:hint="default"/>
+        <w:sz w:val="20"/>
+      </w:rPr>
+    </w:lvl>
+    <w:lvl w:ilvl="6" w:tentative="1">
+      <w:start w:val="1"/>
+      <w:numFmt w:val="bullet"/>
+      <w:lvlText w:val=""/>
+      <w:lvlJc w:val="left"/>
+      <w:pPr>
+        <w:tabs>
+          <w:tab w:val="num" w:pos="5040"/>
+        </w:tabs>
+        <w:ind w:left="5040" w:hanging="360"/>
+      </w:pPr>
+      <w:rPr>
+        <w:rFonts w:ascii="Wingdings" w:hAnsi="Wingdings" w:hint="default"/>
+        <w:sz w:val="20"/>
+      </w:rPr>
+    </w:lvl>
+    <w:lvl w:ilvl="7" w:tentative="1">
+      <w:start w:val="1"/>
+      <w:numFmt w:val="bullet"/>
+      <w:lvlText w:val=""/>
+      <w:lvlJc w:val="left"/>
+      <w:pPr>
+        <w:tabs>
+          <w:tab w:val="num" w:pos="5760"/>
+        </w:tabs>
+        <w:ind w:left="5760" w:hanging="360"/>
+      </w:pPr>
+      <w:rPr>
+        <w:rFonts w:ascii="Wingdings" w:hAnsi="Wingdings" w:hint="default"/>
+        <w:sz w:val="20"/>
+      </w:rPr>
+    </w:lvl>
+    <w:lvl w:ilvl="8" w:tentative="1">
+      <w:start w:val="1"/>
+      <w:numFmt w:val="bullet"/>
+      <w:lvlText w:val=""/>
+      <w:lvlJc w:val="left"/>
+      <w:pPr>
+        <w:tabs>
+          <w:tab w:val="num" w:pos="6480"/>
+        </w:tabs>
+        <w:ind w:left="6480" w:hanging="360"/>
+      </w:pPr>
+      <w:rPr>
+        <w:rFonts w:ascii="Wingdings" w:hAnsi="Wingdings" w:hint="default"/>
+        <w:sz w:val="20"/>
+      </w:rPr>
+    </w:lvl>
+  </w:abstractNum>
+  <w:abstractNum w:abstractNumId="12" w15:restartNumberingAfterBreak="0">
     <w:nsid w:val="3EE756F9"/>
     <w:multiLevelType w:val="multilevel"/>
     <w:tmpl w:val="C2CA373E"/>
@@ -14027,7 +15063,7 @@
       </w:rPr>
     </w:lvl>
   </w:abstractNum>
-  <w:abstractNum w:abstractNumId="8" w15:restartNumberingAfterBreak="0">
+  <w:abstractNum w:abstractNumId="13" w15:restartNumberingAfterBreak="0">
     <w:nsid w:val="518B0D59"/>
     <w:multiLevelType w:val="multilevel"/>
     <w:tmpl w:val="99BC4A02"/>
@@ -14128,7 +15164,7 @@
       </w:rPr>
     </w:lvl>
   </w:abstractNum>
-  <w:abstractNum w:abstractNumId="9" w15:restartNumberingAfterBreak="0">
+  <w:abstractNum w:abstractNumId="14" w15:restartNumberingAfterBreak="0">
     <w:nsid w:val="52A269BC"/>
     <w:multiLevelType w:val="multilevel"/>
     <w:tmpl w:val="3B6869DC"/>
@@ -14252,7 +15288,269 @@
       </w:rPr>
     </w:lvl>
   </w:abstractNum>
-  <w:abstractNum w:abstractNumId="10" w15:restartNumberingAfterBreak="0">
+  <w:abstractNum w:abstractNumId="15" w15:restartNumberingAfterBreak="0">
+    <w:nsid w:val="54A74E43"/>
+    <w:multiLevelType w:val="multilevel"/>
+    <w:tmpl w:val="6D40A6FA"/>
+    <w:lvl w:ilvl="0">
+      <w:start w:val="1"/>
+      <w:numFmt w:val="bullet"/>
+      <w:lvlText w:val=""/>
+      <w:lvlJc w:val="left"/>
+      <w:pPr>
+        <w:tabs>
+          <w:tab w:val="num" w:pos="720"/>
+        </w:tabs>
+        <w:ind w:left="720" w:hanging="360"/>
+      </w:pPr>
+      <w:rPr>
+        <w:rFonts w:ascii="Symbol" w:hAnsi="Symbol" w:hint="default"/>
+        <w:sz w:val="20"/>
+      </w:rPr>
+    </w:lvl>
+    <w:lvl w:ilvl="1" w:tentative="1">
+      <w:start w:val="1"/>
+      <w:numFmt w:val="bullet"/>
+      <w:lvlText w:val="o"/>
+      <w:lvlJc w:val="left"/>
+      <w:pPr>
+        <w:tabs>
+          <w:tab w:val="num" w:pos="1440"/>
+        </w:tabs>
+        <w:ind w:left="1440" w:hanging="360"/>
+      </w:pPr>
+      <w:rPr>
+        <w:rFonts w:ascii="Courier New" w:hAnsi="Courier New" w:hint="default"/>
+        <w:sz w:val="20"/>
+      </w:rPr>
+    </w:lvl>
+    <w:lvl w:ilvl="2" w:tentative="1">
+      <w:start w:val="1"/>
+      <w:numFmt w:val="bullet"/>
+      <w:lvlText w:val=""/>
+      <w:lvlJc w:val="left"/>
+      <w:pPr>
+        <w:tabs>
+          <w:tab w:val="num" w:pos="2160"/>
+        </w:tabs>
+        <w:ind w:left="2160" w:hanging="360"/>
+      </w:pPr>
+      <w:rPr>
+        <w:rFonts w:ascii="Wingdings" w:hAnsi="Wingdings" w:hint="default"/>
+        <w:sz w:val="20"/>
+      </w:rPr>
+    </w:lvl>
+    <w:lvl w:ilvl="3" w:tentative="1">
+      <w:start w:val="1"/>
+      <w:numFmt w:val="bullet"/>
+      <w:lvlText w:val=""/>
+      <w:lvlJc w:val="left"/>
+      <w:pPr>
+        <w:tabs>
+          <w:tab w:val="num" w:pos="2880"/>
+        </w:tabs>
+        <w:ind w:left="2880" w:hanging="360"/>
+      </w:pPr>
+      <w:rPr>
+        <w:rFonts w:ascii="Wingdings" w:hAnsi="Wingdings" w:hint="default"/>
+        <w:sz w:val="20"/>
+      </w:rPr>
+    </w:lvl>
+    <w:lvl w:ilvl="4" w:tentative="1">
+      <w:start w:val="1"/>
+      <w:numFmt w:val="bullet"/>
+      <w:lvlText w:val=""/>
+      <w:lvlJc w:val="left"/>
+      <w:pPr>
+        <w:tabs>
+          <w:tab w:val="num" w:pos="3600"/>
+        </w:tabs>
+        <w:ind w:left="3600" w:hanging="360"/>
+      </w:pPr>
+      <w:rPr>
+        <w:rFonts w:ascii="Wingdings" w:hAnsi="Wingdings" w:hint="default"/>
+        <w:sz w:val="20"/>
+      </w:rPr>
+    </w:lvl>
+    <w:lvl w:ilvl="5" w:tentative="1">
+      <w:start w:val="1"/>
+      <w:numFmt w:val="bullet"/>
+      <w:lvlText w:val=""/>
+      <w:lvlJc w:val="left"/>
+      <w:pPr>
+        <w:tabs>
+          <w:tab w:val="num" w:pos="4320"/>
+        </w:tabs>
+        <w:ind w:left="4320" w:hanging="360"/>
+      </w:pPr>
+      <w:rPr>
+        <w:rFonts w:ascii="Wingdings" w:hAnsi="Wingdings" w:hint="default"/>
+        <w:sz w:val="20"/>
+      </w:rPr>
+    </w:lvl>
+    <w:lvl w:ilvl="6" w:tentative="1">
+      <w:start w:val="1"/>
+      <w:numFmt w:val="bullet"/>
+      <w:lvlText w:val=""/>
+      <w:lvlJc w:val="left"/>
+      <w:pPr>
+        <w:tabs>
+          <w:tab w:val="num" w:pos="5040"/>
+        </w:tabs>
+        <w:ind w:left="5040" w:hanging="360"/>
+      </w:pPr>
+      <w:rPr>
+        <w:rFonts w:ascii="Wingdings" w:hAnsi="Wingdings" w:hint="default"/>
+        <w:sz w:val="20"/>
+      </w:rPr>
+    </w:lvl>
+    <w:lvl w:ilvl="7" w:tentative="1">
+      <w:start w:val="1"/>
+      <w:numFmt w:val="bullet"/>
+      <w:lvlText w:val=""/>
+      <w:lvlJc w:val="left"/>
+      <w:pPr>
+        <w:tabs>
+          <w:tab w:val="num" w:pos="5760"/>
+        </w:tabs>
+        <w:ind w:left="5760" w:hanging="360"/>
+      </w:pPr>
+      <w:rPr>
+        <w:rFonts w:ascii="Wingdings" w:hAnsi="Wingdings" w:hint="default"/>
+        <w:sz w:val="20"/>
+      </w:rPr>
+    </w:lvl>
+    <w:lvl w:ilvl="8" w:tentative="1">
+      <w:start w:val="1"/>
+      <w:numFmt w:val="bullet"/>
+      <w:lvlText w:val=""/>
+      <w:lvlJc w:val="left"/>
+      <w:pPr>
+        <w:tabs>
+          <w:tab w:val="num" w:pos="6480"/>
+        </w:tabs>
+        <w:ind w:left="6480" w:hanging="360"/>
+      </w:pPr>
+      <w:rPr>
+        <w:rFonts w:ascii="Wingdings" w:hAnsi="Wingdings" w:hint="default"/>
+        <w:sz w:val="20"/>
+      </w:rPr>
+    </w:lvl>
+  </w:abstractNum>
+  <w:abstractNum w:abstractNumId="16" w15:restartNumberingAfterBreak="0">
+    <w:nsid w:val="5B516CB8"/>
+    <w:multiLevelType w:val="multilevel"/>
+    <w:tmpl w:val="599A0602"/>
+    <w:lvl w:ilvl="0">
+      <w:start w:val="1"/>
+      <w:numFmt w:val="decimal"/>
+      <w:lvlText w:val="%1."/>
+      <w:lvlJc w:val="left"/>
+      <w:pPr>
+        <w:tabs>
+          <w:tab w:val="num" w:pos="720"/>
+        </w:tabs>
+        <w:ind w:left="720" w:hanging="360"/>
+      </w:pPr>
+    </w:lvl>
+    <w:lvl w:ilvl="1" w:tentative="1">
+      <w:start w:val="1"/>
+      <w:numFmt w:val="decimal"/>
+      <w:lvlText w:val="%2."/>
+      <w:lvlJc w:val="left"/>
+      <w:pPr>
+        <w:tabs>
+          <w:tab w:val="num" w:pos="1440"/>
+        </w:tabs>
+        <w:ind w:left="1440" w:hanging="360"/>
+      </w:pPr>
+    </w:lvl>
+    <w:lvl w:ilvl="2" w:tentative="1">
+      <w:start w:val="1"/>
+      <w:numFmt w:val="decimal"/>
+      <w:lvlText w:val="%3."/>
+      <w:lvlJc w:val="left"/>
+      <w:pPr>
+        <w:tabs>
+          <w:tab w:val="num" w:pos="2160"/>
+        </w:tabs>
+        <w:ind w:left="2160" w:hanging="360"/>
+      </w:pPr>
+    </w:lvl>
+    <w:lvl w:ilvl="3" w:tentative="1">
+      <w:start w:val="1"/>
+      <w:numFmt w:val="decimal"/>
+      <w:lvlText w:val="%4."/>
+      <w:lvlJc w:val="left"/>
+      <w:pPr>
+        <w:tabs>
+          <w:tab w:val="num" w:pos="2880"/>
+        </w:tabs>
+        <w:ind w:left="2880" w:hanging="360"/>
+      </w:pPr>
+    </w:lvl>
+    <w:lvl w:ilvl="4" w:tentative="1">
+      <w:start w:val="1"/>
+      <w:numFmt w:val="decimal"/>
+      <w:lvlText w:val="%5."/>
+      <w:lvlJc w:val="left"/>
+      <w:pPr>
+        <w:tabs>
+          <w:tab w:val="num" w:pos="3600"/>
+        </w:tabs>
+        <w:ind w:left="3600" w:hanging="360"/>
+      </w:pPr>
+    </w:lvl>
+    <w:lvl w:ilvl="5" w:tentative="1">
+      <w:start w:val="1"/>
+      <w:numFmt w:val="decimal"/>
+      <w:lvlText w:val="%6."/>
+      <w:lvlJc w:val="left"/>
+      <w:pPr>
+        <w:tabs>
+          <w:tab w:val="num" w:pos="4320"/>
+        </w:tabs>
+        <w:ind w:left="4320" w:hanging="360"/>
+      </w:pPr>
+    </w:lvl>
+    <w:lvl w:ilvl="6" w:tentative="1">
+      <w:start w:val="1"/>
+      <w:numFmt w:val="decimal"/>
+      <w:lvlText w:val="%7."/>
+      <w:lvlJc w:val="left"/>
+      <w:pPr>
+        <w:tabs>
+          <w:tab w:val="num" w:pos="5040"/>
+        </w:tabs>
+        <w:ind w:left="5040" w:hanging="360"/>
+      </w:pPr>
+    </w:lvl>
+    <w:lvl w:ilvl="7" w:tentative="1">
+      <w:start w:val="1"/>
+      <w:numFmt w:val="decimal"/>
+      <w:lvlText w:val="%8."/>
+      <w:lvlJc w:val="left"/>
+      <w:pPr>
+        <w:tabs>
+          <w:tab w:val="num" w:pos="5760"/>
+        </w:tabs>
+        <w:ind w:left="5760" w:hanging="360"/>
+      </w:pPr>
+    </w:lvl>
+    <w:lvl w:ilvl="8" w:tentative="1">
+      <w:start w:val="1"/>
+      <w:numFmt w:val="decimal"/>
+      <w:lvlText w:val="%9."/>
+      <w:lvlJc w:val="left"/>
+      <w:pPr>
+        <w:tabs>
+          <w:tab w:val="num" w:pos="6480"/>
+        </w:tabs>
+        <w:ind w:left="6480" w:hanging="360"/>
+      </w:pPr>
+    </w:lvl>
+  </w:abstractNum>
+  <w:abstractNum w:abstractNumId="17" w15:restartNumberingAfterBreak="0">
     <w:nsid w:val="5C184690"/>
     <w:multiLevelType w:val="multilevel"/>
     <w:tmpl w:val="829E6B10"/>
@@ -14353,7 +15651,7 @@
       </w:rPr>
     </w:lvl>
   </w:abstractNum>
-  <w:abstractNum w:abstractNumId="11" w15:restartNumberingAfterBreak="0">
+  <w:abstractNum w:abstractNumId="18" w15:restartNumberingAfterBreak="0">
     <w:nsid w:val="5C673735"/>
     <w:multiLevelType w:val="multilevel"/>
     <w:tmpl w:val="4C5CF5EA"/>
@@ -14502,7 +15800,7 @@
       </w:rPr>
     </w:lvl>
   </w:abstractNum>
-  <w:abstractNum w:abstractNumId="12" w15:restartNumberingAfterBreak="0">
+  <w:abstractNum w:abstractNumId="19" w15:restartNumberingAfterBreak="0">
     <w:nsid w:val="5ECE4197"/>
     <w:multiLevelType w:val="multilevel"/>
     <w:tmpl w:val="EF88E43C"/>
@@ -14585,7 +15883,7 @@
       </w:pPr>
     </w:lvl>
   </w:abstractNum>
-  <w:abstractNum w:abstractNumId="13" w15:restartNumberingAfterBreak="0">
+  <w:abstractNum w:abstractNumId="20" w15:restartNumberingAfterBreak="0">
     <w:nsid w:val="6471054E"/>
     <w:multiLevelType w:val="multilevel"/>
     <w:tmpl w:val="5810D2D0"/>
@@ -14686,7 +15984,7 @@
       </w:rPr>
     </w:lvl>
   </w:abstractNum>
-  <w:abstractNum w:abstractNumId="14" w15:restartNumberingAfterBreak="0">
+  <w:abstractNum w:abstractNumId="21" w15:restartNumberingAfterBreak="0">
     <w:nsid w:val="73281EEF"/>
     <w:multiLevelType w:val="multilevel"/>
     <w:tmpl w:val="BEDEDA2E"/>
@@ -14835,7 +16133,7 @@
       </w:rPr>
     </w:lvl>
   </w:abstractNum>
-  <w:abstractNum w:abstractNumId="15" w15:restartNumberingAfterBreak="0">
+  <w:abstractNum w:abstractNumId="22" w15:restartNumberingAfterBreak="0">
     <w:nsid w:val="73C768A9"/>
     <w:multiLevelType w:val="multilevel"/>
     <w:tmpl w:val="F66AC468"/>
@@ -14934,67 +16232,88 @@
     </w:lvl>
   </w:abstractNum>
   <w:num w:numId="1" w16cid:durableId="326592597">
-    <w:abstractNumId w:val="0"/>
+    <w:abstractNumId w:val="1"/>
   </w:num>
   <w:num w:numId="2" w16cid:durableId="1488127466">
-    <w:abstractNumId w:val="9"/>
+    <w:abstractNumId w:val="14"/>
   </w:num>
   <w:num w:numId="3" w16cid:durableId="920866617">
-    <w:abstractNumId w:val="1"/>
+    <w:abstractNumId w:val="2"/>
   </w:num>
   <w:num w:numId="4" w16cid:durableId="1979652617">
+    <w:abstractNumId w:val="2"/>
+    <w:lvlOverride w:ilvl="0">
+      <w:startOverride w:val="1"/>
+    </w:lvlOverride>
+  </w:num>
+  <w:num w:numId="5" w16cid:durableId="198053856">
+    <w:abstractNumId w:val="10"/>
+  </w:num>
+  <w:num w:numId="6" w16cid:durableId="1275558326">
+    <w:abstractNumId w:val="13"/>
+  </w:num>
+  <w:num w:numId="7" w16cid:durableId="958561047">
+    <w:abstractNumId w:val="19"/>
+  </w:num>
+  <w:num w:numId="8" w16cid:durableId="72315039">
+    <w:abstractNumId w:val="20"/>
+  </w:num>
+  <w:num w:numId="9" w16cid:durableId="1841311455">
+    <w:abstractNumId w:val="17"/>
+  </w:num>
+  <w:num w:numId="10" w16cid:durableId="1039740483">
+    <w:abstractNumId w:val="8"/>
+  </w:num>
+  <w:num w:numId="11" w16cid:durableId="55324333">
+    <w:abstractNumId w:val="3"/>
+  </w:num>
+  <w:num w:numId="12" w16cid:durableId="911038796">
+    <w:abstractNumId w:val="22"/>
+  </w:num>
+  <w:num w:numId="13" w16cid:durableId="569850410">
+    <w:abstractNumId w:val="14"/>
+  </w:num>
+  <w:num w:numId="14" w16cid:durableId="526260905">
     <w:abstractNumId w:val="1"/>
     <w:lvlOverride w:ilvl="0">
       <w:startOverride w:val="1"/>
     </w:lvlOverride>
   </w:num>
-  <w:num w:numId="5" w16cid:durableId="198053856">
+  <w:num w:numId="15" w16cid:durableId="1449470476">
+    <w:abstractNumId w:val="18"/>
+  </w:num>
+  <w:num w:numId="16" w16cid:durableId="679505975">
+    <w:abstractNumId w:val="9"/>
+  </w:num>
+  <w:num w:numId="17" w16cid:durableId="1644233471">
+    <w:abstractNumId w:val="12"/>
+  </w:num>
+  <w:num w:numId="18" w16cid:durableId="1208104736">
     <w:abstractNumId w:val="6"/>
   </w:num>
-  <w:num w:numId="6" w16cid:durableId="1275558326">
-    <w:abstractNumId w:val="8"/>
+  <w:num w:numId="19" w16cid:durableId="1719889048">
+    <w:abstractNumId w:val="21"/>
   </w:num>
-  <w:num w:numId="7" w16cid:durableId="958561047">
-    <w:abstractNumId w:val="12"/>
-  </w:num>
-  <w:num w:numId="8" w16cid:durableId="72315039">
-    <w:abstractNumId w:val="13"/>
-  </w:num>
-  <w:num w:numId="9" w16cid:durableId="1841311455">
-    <w:abstractNumId w:val="10"/>
-  </w:num>
-  <w:num w:numId="10" w16cid:durableId="1039740483">
+  <w:num w:numId="20" w16cid:durableId="1130975202">
     <w:abstractNumId w:val="4"/>
   </w:num>
-  <w:num w:numId="11" w16cid:durableId="55324333">
-    <w:abstractNumId w:val="2"/>
-  </w:num>
-  <w:num w:numId="12" w16cid:durableId="911038796">
+  <w:num w:numId="21" w16cid:durableId="466509448">
     <w:abstractNumId w:val="15"/>
   </w:num>
-  <w:num w:numId="13" w16cid:durableId="569850410">
-    <w:abstractNumId w:val="9"/>
+  <w:num w:numId="22" w16cid:durableId="1691757914">
+    <w:abstractNumId w:val="16"/>
   </w:num>
-  <w:num w:numId="14" w16cid:durableId="526260905">
+  <w:num w:numId="23" w16cid:durableId="1784959412">
     <w:abstractNumId w:val="0"/>
-    <w:lvlOverride w:ilvl="0">
-      <w:startOverride w:val="1"/>
-    </w:lvlOverride>
   </w:num>
-  <w:num w:numId="15" w16cid:durableId="1449470476">
+  <w:num w:numId="24" w16cid:durableId="1374425770">
     <w:abstractNumId w:val="11"/>
   </w:num>
-  <w:num w:numId="16" w16cid:durableId="679505975">
-    <w:abstractNumId w:val="5"/>
-  </w:num>
-  <w:num w:numId="17" w16cid:durableId="1644233471">
+  <w:num w:numId="25" w16cid:durableId="680593065">
     <w:abstractNumId w:val="7"/>
   </w:num>
-  <w:num w:numId="18" w16cid:durableId="1208104736">
-    <w:abstractNumId w:val="3"/>
-  </w:num>
-  <w:num w:numId="19" w16cid:durableId="1719889048">
-    <w:abstractNumId w:val="14"/>
+  <w:num w:numId="26" w16cid:durableId="2119979241">
+    <w:abstractNumId w:val="5"/>
   </w:num>
 </w:numbering>
 </file>
